--- a/documentos/EP1-ARY1102-Informe-Tecnico-FreshBox.docx
+++ b/documentos/EP1-ARY1102-Informe-Tecnico-FreshBox.docx
@@ -751,7 +751,7 @@
                 <w:color w:val="2B2B2B"/>
                 <w:sz w:val="20"/>
               </w:rPr>
-              <w:t>0.9</w:t>
+              <w:t>1.0</w:t>
             </w:r>
           </w:p>
         </w:tc>
@@ -832,7 +832,7 @@
                 <w:color w:val="2B2B2B"/>
                 <w:sz w:val="20"/>
               </w:rPr>
-              <w:t>—</w:t>
+              <w:t>Docente ARY1102</w:t>
             </w:r>
           </w:p>
         </w:tc>
@@ -859,7 +859,7 @@
                 <w:color w:val="2B2B2B"/>
                 <w:sz w:val="20"/>
               </w:rPr>
-              <w:t>○ Borrador</w:t>
+              <w:t>● Entrega EP1</w:t>
             </w:r>
           </w:p>
         </w:tc>
@@ -892,7 +892,7 @@
                 <w:color w:val="2B2B2B"/>
                 <w:sz w:val="20"/>
               </w:rPr>
-              <w:t>1.0</w:t>
+              <w:t>1.1</w:t>
             </w:r>
           </w:p>
         </w:tc>
@@ -976,7 +976,7 @@
                 <w:color w:val="2B2B2B"/>
                 <w:sz w:val="20"/>
               </w:rPr>
-              <w:t>Docente ARY1102</w:t>
+              <w:t>—</w:t>
             </w:r>
           </w:p>
         </w:tc>
@@ -1004,7 +1004,7 @@
                 <w:color w:val="2B2B2B"/>
                 <w:sz w:val="20"/>
               </w:rPr>
-              <w:t>● Entrega EP1</w:t>
+              <w:t>● Aclara pauta lab vs TO-BE empresarial</w:t>
             </w:r>
           </w:p>
         </w:tc>
@@ -1162,7 +1162,7 @@
           <w:color w:val="2B2B2B"/>
           <w:sz w:val="22"/>
         </w:rPr>
-        <w:t>1.7 Validación del diseño (IE2.2.2)</w:t>
+        <w:t>1.7 Validación del diseño (IE2.2.2) — implementación EP1 y TO-BE empresarial</w:t>
       </w:r>
     </w:p>
     <w:p>
@@ -1247,7 +1247,7 @@
           <w:color w:val="2B2B2B"/>
           <w:sz w:val="22"/>
         </w:rPr>
-        <w:t>FreshBox SpA es una empresa de venta online de productos orgánicos y saludables con despacho en la Región Metropolitana. El crecimiento sostenido del 40% trimestral exige modernizar la plataforma tecnológica hacia un modelo cloud que permita administrar un catálogo online (CRUD de productos) con alta disponibilidad, escalabilidad y costos predecibles.</w:t>
+        <w:t>FreshBox SpA comercializa productos orgánicos y saludables con despacho a domicilio en la Región Metropolitana. El crecimiento sostenido del 40% trimestral exige modernizar la plataforma para publicar y administrar un catálogo online (CRUD de productos). El carrito y el procesamiento de órdenes quedan para fases posteriores.</w:t>
       </w:r>
     </w:p>
     <w:p>
@@ -1263,7 +1263,7 @@
           <w:color w:val="2B2B2B"/>
           <w:sz w:val="22"/>
         </w:rPr>
-        <w:t>Este informe técnico corresponde al Componente 1 de la Evaluación Parcial N°1 (EP1) de la asignatura ARY1102. Se fundamenta el rol del arquitecto cloud, se aplican los seis pilares del AWS Well-Architected Framework, se priorizan requerimientos, se justifica el modelo de nube pública y se valida el diseño TO-BE de tres capas implementado en AWS Academy Learner Lab mediante Infrastructure as Code (Terraform), contenedores Docker (ARM64) y despliegue semi-automático con GitHub Actions.</w:t>
+        <w:t>Este informe corresponde al Componente 1 (encargo técnico) de la EP1 de ARY1102. El repositorio Matishac14/ARY1102_Arquitectura_Cloud contiene la implementación demostrable en AWS Academy Learner Lab: Terraform modular, ECR, cinco contenedores Docker ARM64, ASG Multi-AZ, MariaDB en EC2 y GitHub Actions semi-automático.</w:t>
       </w:r>
     </w:p>
     <w:tbl>
@@ -1308,22 +1308,22 @@
                 <w:color w:val="1A1A1A"/>
                 <w:sz w:val="20"/>
               </w:rPr>
-              <w:t>Alcance EP1</w:t>
-            </w:r>
-          </w:p>
-          <w:p>
-            <w:pPr>
-              <w:widowControl/>
-              <w:keepLines/>
-            </w:pPr>
-            <w:r>
-              <w:rPr>
-                <w:rFonts w:ascii="Aptos" w:hAnsi="Aptos"/>
-                <w:b w:val="0"/>
-                <w:color w:val="2B2B2B"/>
-                <w:sz w:val="20"/>
-              </w:rPr>
-              <w:t>Catálogo administrable (GET/POST/PUT/DELETE). Carrito y órdenes quedan fuera de alcance para etapas posteriores. Implementación en us-east-1 respetando límites del Learner Lab (LabRole/LabInstanceProfile, t4g.small, sin creación de roles IAM propios).</w:t>
+              <w:t>Aclaración obligatoria para la defensa (pauta vs evolución)</w:t>
+            </w:r>
+          </w:p>
+          <w:p>
+            <w:pPr>
+              <w:widowControl/>
+              <w:keepLines/>
+            </w:pPr>
+            <w:r>
+              <w:rPr>
+                <w:rFonts w:ascii="Aptos" w:hAnsi="Aptos"/>
+                <w:b w:val="0"/>
+                <w:color w:val="2B2B2B"/>
+                <w:sz w:val="20"/>
+              </w:rPr>
+              <w:t>La implementación de laboratorio cumple la pauta académica. El TO-BE empresarial elimina restricciones de Learner Lab y reduce riesgo operacional mediante servicios administrados (por ejemplo ECS/Fargate y RDS Multi-AZ). En la demo se presenta lo exigido por la pauta (EC2+Docker, ASG 2–4, MySQL en EC2, ALB, VPC /22, seis subredes, SG por capa y CRUD vía ALB). ECS/Fargate y RDS se explican como evolución recomendada, no como sustituto de la demo.</w:t>
             </w:r>
           </w:p>
         </w:tc>
@@ -1369,7 +1369,7 @@
           <w:color w:val="2B2B2B"/>
           <w:sz w:val="22"/>
         </w:rPr>
-        <w:t>El arquitecto cloud traduce objetivos de negocio en decisiones tecnológicas medibles. En FreshBox, el objetivo central es sostener el crecimiento del 40% trimestral sin degradar disponibilidad ni disparar costos fijos de infraestructura on-premises.</w:t>
+        <w:t>El arquitecto cloud traduce objetivos de negocio en una arquitectura segura, escalable, resiliente, operable y financieramente sostenible. No solo elige servicios AWS: levanta requerimientos, evalúa riesgos, documenta decisiones y valida valor medible. En FreshBox debe sostener el crecimiento del 40% trimestral sin degradar el catálogo ni elevar CAPEX.</w:t>
       </w:r>
     </w:p>
     <w:p>
@@ -1404,7 +1404,7 @@
           <w:color w:val="2B2B2B"/>
           <w:sz w:val="22"/>
         </w:rPr>
-        <w:t>• Diseñar la topología de red Multi-AZ (VPC /22, subredes públicas y privadas, IGW, NAT).</w:t>
+        <w:t>• Diseñar VPC Multi-AZ (/22), seis subredes, IGW, NAT, ALB y Security Groups por capa.</w:t>
       </w:r>
     </w:p>
     <w:p>
@@ -1421,7 +1421,7 @@
           <w:color w:val="2B2B2B"/>
           <w:sz w:val="22"/>
         </w:rPr>
-        <w:t>• Definir segmentación de seguridad por capa (Security Groups ALB → App → Data).</w:t>
+        <w:t>• Definir cómputo App con EC2 Amazon Linux + Docker y ASG (mín. 2 / máx. 4) según pauta EP1.</w:t>
       </w:r>
     </w:p>
     <w:p>
@@ -1438,7 +1438,7 @@
           <w:color w:val="2B2B2B"/>
           <w:sz w:val="22"/>
         </w:rPr>
-        <w:t>• Seleccionar cómputo adecuado al lab (EC2 t4g.small ARM + Docker + ASG min 2 / max 4).</w:t>
+        <w:t>• Ubicar MySQL/MariaDB en EC2 de capa Data privada, con EBS cifrado y AWS Backup.</w:t>
       </w:r>
     </w:p>
     <w:p>
@@ -1455,7 +1455,7 @@
           <w:color w:val="2B2B2B"/>
           <w:sz w:val="22"/>
         </w:rPr>
-        <w:t>• Garantizar persistencia y recuperación (MariaDB en capa Data + AWS Backup 7 días).</w:t>
+        <w:t>• Publicar cinco imágenes en ECR y asegurar CRUD vía ALB (frontend + cuatro APIs).</w:t>
       </w:r>
     </w:p>
     <w:p>
@@ -1472,7 +1472,7 @@
           <w:color w:val="2B2B2B"/>
           <w:sz w:val="22"/>
         </w:rPr>
-        <w:t>• Automatizar el despliegue (Terraform, ECR, GitHub Actions workflow_dispatch).</w:t>
+        <w:t>• Automatizar con Terraform y despliegue semi-auto (GitHub Actions), respetando LabRole.</w:t>
       </w:r>
     </w:p>
     <w:p>
@@ -1490,7 +1490,7 @@
           <w:color w:val="1A1A1A"/>
           <w:sz w:val="26"/>
         </w:rPr>
-        <w:t>Responsabilidades estratégicas</w:t>
+        <w:t>Responsabilidades estratégicas y de gobierno</w:t>
       </w:r>
     </w:p>
     <w:p>
@@ -1507,7 +1507,7 @@
           <w:color w:val="2B2B2B"/>
           <w:sz w:val="22"/>
         </w:rPr>
-        <w:t>• Alinear CAPEX→OPEX: pagar por uso del lab/cloud en lugar de comprar servidores físicos.</w:t>
+        <w:t>• Alinear decisiones al negocio (time-to-market del catálogo, continuidad y costo controlado).</w:t>
       </w:r>
     </w:p>
     <w:p>
@@ -1524,7 +1524,7 @@
           <w:color w:val="2B2B2B"/>
           <w:sz w:val="22"/>
         </w:rPr>
-        <w:t>• Priorizar time-to-market del catálogo (MVP) sin comprometer HA ni seguridad básica.</w:t>
+        <w:t>• Separar claramente lo demostrable en el lab de la hoja de ruta productiva (TO-BE).</w:t>
       </w:r>
     </w:p>
     <w:p>
@@ -1541,7 +1541,7 @@
           <w:color w:val="2B2B2B"/>
           <w:sz w:val="22"/>
         </w:rPr>
-        <w:t>• Documentar trade-offs del Learner Lab (sin OIDC/IAM custom, Session Token temporal).</w:t>
+        <w:t>• Definir criterios de aceptación: targets healthy, Multi-AZ, CRUD end-to-end ALB→EC2→MySQL.</w:t>
       </w:r>
     </w:p>
     <w:p>
@@ -1558,23 +1558,7 @@
           <w:color w:val="2B2B2B"/>
           <w:sz w:val="22"/>
         </w:rPr>
-        <w:t>• Definir criterios de aceptación verificables (targets healthy, CRUD vía ALB en HTTP).</w:t>
-      </w:r>
-    </w:p>
-    <w:p>
-      <w:pPr>
-        <w:spacing w:after="120" w:line="240" w:lineRule="auto"/>
-        <w:widowControl/>
-        <w:keepLines/>
-      </w:pPr>
-      <w:r>
-        <w:rPr>
-          <w:rFonts w:ascii="Aptos" w:hAnsi="Aptos"/>
-          <w:b w:val="0"/>
-          <w:color w:val="2B2B2B"/>
-          <w:sz w:val="22"/>
-        </w:rPr>
-        <w:t>Así, cada decisión (por ejemplo un solo NAT por presupuesto del lab, o ASG en lugar de instancias fijas) queda vinculada al negocio: crecer sin interrupciones y operar con costo controlado.</w:t>
+        <w:t>• Gobernar etiquetado, presupuestos del lab, destroy al cerrar sesión y secretos temporales.</w:t>
       </w:r>
     </w:p>
     <w:p>
@@ -1611,7 +1595,7 @@
           <w:color w:val="2B2B2B"/>
           <w:sz w:val="22"/>
         </w:rPr>
-        <w:t>El AWS Well-Architected Framework (WAF) organiza el diseño en seis pilares. A continuación se describen y se vinculan al caso FreshBox SpA.</w:t>
+        <w:t>Se describen los seis pilares del AWS Well-Architected Framework y su aplicación a FreshBox, distinguiendo lo ya implementado en el laboratorio de lo propuesto para producción.</w:t>
       </w:r>
     </w:p>
     <w:tbl>
@@ -1688,7 +1672,7 @@
                 <w:color w:val="FFFFFF"/>
                 <w:sz w:val="20"/>
               </w:rPr>
-              <w:t>Qué implica</w:t>
+              <w:t>En la implementación EP1 (lab)</w:t>
             </w:r>
           </w:p>
         </w:tc>
@@ -1719,7 +1703,7 @@
                 <w:color w:val="FFFFFF"/>
                 <w:sz w:val="20"/>
               </w:rPr>
-              <w:t>Aplicación en FreshBox EP1</w:t>
+              <w:t>Evolución TO-BE empresarial</w:t>
             </w:r>
           </w:p>
         </w:tc>
@@ -1778,7 +1762,7 @@
                 <w:color w:val="2B2B2B"/>
                 <w:sz w:val="20"/>
               </w:rPr>
-              <w:t>Operar, monitorear y mejorar</w:t>
+              <w:t>Terraform, Actions, validate-ep1, recycle ASG</w:t>
             </w:r>
           </w:p>
         </w:tc>
@@ -1805,7 +1789,7 @@
                 <w:color w:val="2B2B2B"/>
                 <w:sz w:val="20"/>
               </w:rPr>
-              <w:t>IaC con Terraform; deploy semi-auto (Actions); scripts validate-ep1</w:t>
+              <w:t>CI/CD con pruebas, escaneo, rollback, runbooks</w:t>
             </w:r>
           </w:p>
         </w:tc>
@@ -1866,7 +1850,7 @@
                 <w:color w:val="2B2B2B"/>
                 <w:sz w:val="20"/>
               </w:rPr>
-              <w:t>Protección de datos y privilegio mínimo</w:t>
+              <w:t>SG por capa, EBS cifrado, BD solo desde App, LabRole</w:t>
             </w:r>
           </w:p>
         </w:tc>
@@ -1894,7 +1878,7 @@
                 <w:color w:val="2B2B2B"/>
                 <w:sz w:val="20"/>
               </w:rPr>
-              <w:t>SG por capa; EBS cifrado; BD solo desde App; LabRole existente</w:t>
+              <w:t>WAF, HTTPS/ACM, Secrets Manager, CloudTrail, SSM</w:t>
             </w:r>
           </w:p>
         </w:tc>
@@ -1953,7 +1937,7 @@
                 <w:color w:val="2B2B2B"/>
                 <w:sz w:val="20"/>
               </w:rPr>
-              <w:t>Recuperación y HA</w:t>
+              <w:t>Multi-AZ, ALB, ASG min 2, Backup 7 días</w:t>
             </w:r>
           </w:p>
         </w:tc>
@@ -1980,7 +1964,7 @@
                 <w:color w:val="2B2B2B"/>
                 <w:sz w:val="20"/>
               </w:rPr>
-              <w:t>Multi-AZ, ALB, ASG min 2, AWS Backup 7 días</w:t>
+              <w:t>RDS Multi-AZ, NAT por AZ, pruebas de restauración</w:t>
             </w:r>
           </w:p>
         </w:tc>
@@ -2013,7 +1997,7 @@
                 <w:color w:val="2B2B2B"/>
                 <w:sz w:val="20"/>
               </w:rPr>
-              <w:t>Eficiencia de rendimiento</w:t>
+              <w:t>Rendimiento</w:t>
             </w:r>
           </w:p>
         </w:tc>
@@ -2041,7 +2025,7 @@
                 <w:color w:val="2B2B2B"/>
                 <w:sz w:val="20"/>
               </w:rPr>
-              <w:t>Recursos acordes a la demanda</w:t>
+              <w:t>t4g.small ARM, 5 contenedores, ASG hasta 4</w:t>
             </w:r>
           </w:p>
         </w:tc>
@@ -2069,7 +2053,7 @@
                 <w:color w:val="2B2B2B"/>
                 <w:sz w:val="20"/>
               </w:rPr>
-              <w:t>t4g.small ARM; contenedores; ASG hasta 4</w:t>
+              <w:t>ECS/Fargate por servicio, autoescalado por métrica</w:t>
             </w:r>
           </w:p>
         </w:tc>
@@ -2101,7 +2085,7 @@
                 <w:color w:val="2B2B2B"/>
                 <w:sz w:val="20"/>
               </w:rPr>
-              <w:t>Optimización de costos</w:t>
+              <w:t>Costos</w:t>
             </w:r>
           </w:p>
         </w:tc>
@@ -2128,7 +2112,7 @@
                 <w:color w:val="2B2B2B"/>
                 <w:sz w:val="20"/>
               </w:rPr>
-              <w:t>Evitar desperdicio</w:t>
+              <w:t>1 NAT, destroy, on-demand locks</w:t>
             </w:r>
           </w:p>
         </w:tc>
@@ -2155,7 +2139,7 @@
                 <w:color w:val="2B2B2B"/>
                 <w:sz w:val="20"/>
               </w:rPr>
-              <w:t>1 NAT; sin HTTPS/ACM (lab); destroy al cerrar; on-demand locks</w:t>
+              <w:t>Presupuestos, VPC endpoints, right-sizing continuo</w:t>
             </w:r>
           </w:p>
         </w:tc>
@@ -2216,7 +2200,7 @@
                 <w:color w:val="2B2B2B"/>
                 <w:sz w:val="20"/>
               </w:rPr>
-              <w:t>Menor impacto energético</w:t>
+              <w:t>Graviton, menos overprovisioning</w:t>
             </w:r>
           </w:p>
         </w:tc>
@@ -2244,7 +2228,7 @@
                 <w:color w:val="2B2B2B"/>
                 <w:sz w:val="20"/>
               </w:rPr>
-              <w:t>Graviton (ARM); apagado/destroy del lab; menos overprovisioning</w:t>
+              <w:t>Apagado no-prod, retención de logs adecuada</w:t>
             </w:r>
           </w:p>
         </w:tc>
@@ -2279,20 +2263,18 @@
     </w:p>
     <w:p>
       <w:pPr>
-        <w:pStyle w:val="Heading2"/>
-        <w:spacing w:before="240" w:after="120"/>
+        <w:spacing w:after="120" w:line="240" w:lineRule="auto"/>
         <w:widowControl/>
         <w:keepLines/>
-        <w:keepNext/>
       </w:pPr>
       <w:r>
         <w:rPr>
           <w:rFonts w:ascii="Aptos" w:hAnsi="Aptos"/>
-          <w:b/>
-          <w:color w:val="1A1A1A"/>
-          <w:sz w:val="26"/>
+          <w:b w:val="0"/>
+          <w:color w:val="2B2B2B"/>
+          <w:sz w:val="22"/>
         </w:rPr>
-        <w:t>Riesgos identificados</w:t>
+        <w:t>La arquitectura del repositorio es adecuada para demostrar los conceptos de la evaluación. Una lectura Well-Architected identifica riesgos del lab y oportunidades de madurez productiva sin invalidar el cumplimiento de la pauta.</w:t>
       </w:r>
     </w:p>
     <w:tbl>
@@ -2302,9 +2284,10 @@
         <w:tblLook w:firstColumn="1" w:firstRow="1" w:lastColumn="0" w:lastRow="0" w:noHBand="0" w:noVBand="1" w:val="04A0"/>
       </w:tblPr>
       <w:tblGrid>
-        <w:gridCol w:w="3120"/>
-        <w:gridCol w:w="3120"/>
-        <w:gridCol w:w="3120"/>
+        <w:gridCol w:w="2340"/>
+        <w:gridCol w:w="2340"/>
+        <w:gridCol w:w="2340"/>
+        <w:gridCol w:w="2340"/>
       </w:tblGrid>
       <w:tr>
         <w:trPr>
@@ -2313,7 +2296,7 @@
         </w:trPr>
         <w:tc>
           <w:tcPr>
-            <w:tcW w:type="dxa" w:w="3120"/>
+            <w:tcW w:type="dxa" w:w="2340"/>
             <w:shd w:fill="1A1A1A" w:val="clear"/>
             <w:tcMar>
               <w:top w:w="120" w:type="dxa"/>
@@ -2344,7 +2327,7 @@
         </w:tc>
         <w:tc>
           <w:tcPr>
-            <w:tcW w:type="dxa" w:w="3120"/>
+            <w:tcW w:type="dxa" w:w="2340"/>
             <w:shd w:fill="1A1A1A" w:val="clear"/>
             <w:tcMar>
               <w:top w:w="120" w:type="dxa"/>
@@ -2369,13 +2352,13 @@
                 <w:color w:val="FFFFFF"/>
                 <w:sz w:val="20"/>
               </w:rPr>
-              <w:t>Riesgo</w:t>
-            </w:r>
-          </w:p>
-        </w:tc>
-        <w:tc>
-          <w:tcPr>
-            <w:tcW w:type="dxa" w:w="3120"/>
+              <w:t>Riesgo / brecha (lab o base)</w:t>
+            </w:r>
+          </w:p>
+        </w:tc>
+        <w:tc>
+          <w:tcPr>
+            <w:tcW w:type="dxa" w:w="2340"/>
             <w:shd w:fill="1A1A1A" w:val="clear"/>
             <w:tcMar>
               <w:top w:w="120" w:type="dxa"/>
@@ -2400,7 +2383,38 @@
                 <w:color w:val="FFFFFF"/>
                 <w:sz w:val="20"/>
               </w:rPr>
-              <w:t>Severidad</w:t>
+              <w:t>Mejora</w:t>
+            </w:r>
+          </w:p>
+        </w:tc>
+        <w:tc>
+          <w:tcPr>
+            <w:tcW w:type="dxa" w:w="2340"/>
+            <w:shd w:fill="1A1A1A" w:val="clear"/>
+            <w:tcMar>
+              <w:top w:w="120" w:type="dxa"/>
+              <w:bottom w:w="120" w:type="dxa"/>
+              <w:left w:w="160" w:type="dxa"/>
+              <w:right w:w="160" w:type="dxa"/>
+            </w:tcMar>
+            <w:tcBorders>
+              <w:bottom w:val="single" w:sz="18" w:color="FFB800"/>
+            </w:tcBorders>
+          </w:tcPr>
+          <w:p>
+            <w:pPr>
+              <w:spacing w:after="0"/>
+              <w:widowControl/>
+              <w:keepLines/>
+            </w:pPr>
+            <w:r>
+              <w:rPr>
+                <w:rFonts w:ascii="Aptos" w:hAnsi="Aptos"/>
+                <w:b/>
+                <w:color w:val="FFFFFF"/>
+                <w:sz w:val="20"/>
+              </w:rPr>
+              <w:t>Prioridad</w:t>
             </w:r>
           </w:p>
         </w:tc>
@@ -2411,82 +2425,109 @@
         </w:trPr>
         <w:tc>
           <w:tcPr>
-            <w:tcW w:type="dxa" w:w="3120"/>
-            <w:tcMar>
-              <w:top w:w="120" w:type="dxa"/>
-              <w:bottom w:w="120" w:type="dxa"/>
-              <w:left w:w="160" w:type="dxa"/>
-              <w:right w:w="160" w:type="dxa"/>
-            </w:tcMar>
-          </w:tcPr>
-          <w:p>
-            <w:pPr>
-              <w:spacing w:after="0"/>
-              <w:widowControl/>
-              <w:keepLines/>
-            </w:pPr>
-            <w:r>
-              <w:rPr>
-                <w:rFonts w:ascii="Aptos" w:hAnsi="Aptos"/>
-                <w:b w:val="0"/>
-                <w:color w:val="2B2B2B"/>
-                <w:sz w:val="20"/>
-              </w:rPr>
-              <w:t>Seguridad</w:t>
-            </w:r>
-          </w:p>
-        </w:tc>
-        <w:tc>
-          <w:tcPr>
-            <w:tcW w:type="dxa" w:w="3120"/>
-            <w:tcMar>
-              <w:top w:w="120" w:type="dxa"/>
-              <w:bottom w:w="120" w:type="dxa"/>
-              <w:left w:w="160" w:type="dxa"/>
-              <w:right w:w="160" w:type="dxa"/>
-            </w:tcMar>
-          </w:tcPr>
-          <w:p>
-            <w:pPr>
-              <w:spacing w:after="0"/>
-              <w:widowControl/>
-              <w:keepLines/>
-            </w:pPr>
-            <w:r>
-              <w:rPr>
-                <w:rFonts w:ascii="Aptos" w:hAnsi="Aptos"/>
-                <w:b w:val="0"/>
-                <w:color w:val="2B2B2B"/>
-                <w:sz w:val="20"/>
-              </w:rPr>
-              <w:t>ALB solo HTTP (sin TLS) — tráfico en claro hacia Internet</w:t>
-            </w:r>
-          </w:p>
-        </w:tc>
-        <w:tc>
-          <w:tcPr>
-            <w:tcW w:type="dxa" w:w="3120"/>
-            <w:tcMar>
-              <w:top w:w="120" w:type="dxa"/>
-              <w:bottom w:w="120" w:type="dxa"/>
-              <w:left w:w="160" w:type="dxa"/>
-              <w:right w:w="160" w:type="dxa"/>
-            </w:tcMar>
-          </w:tcPr>
-          <w:p>
-            <w:pPr>
-              <w:spacing w:after="0"/>
-              <w:widowControl/>
-              <w:keepLines/>
-            </w:pPr>
-            <w:r>
-              <w:rPr>
-                <w:rFonts w:ascii="Aptos" w:hAnsi="Aptos"/>
-                <w:b w:val="0"/>
-                <w:color w:val="2B2B2B"/>
-                <w:sz w:val="20"/>
-              </w:rPr>
-              <w:t>Media (aceptable en lab)</w:t>
+            <w:tcW w:type="dxa" w:w="2340"/>
+            <w:tcMar>
+              <w:top w:w="120" w:type="dxa"/>
+              <w:bottom w:w="120" w:type="dxa"/>
+              <w:left w:w="160" w:type="dxa"/>
+              <w:right w:w="160" w:type="dxa"/>
+            </w:tcMar>
+          </w:tcPr>
+          <w:p>
+            <w:pPr>
+              <w:spacing w:after="0"/>
+              <w:widowControl/>
+              <w:keepLines/>
+            </w:pPr>
+            <w:r>
+              <w:rPr>
+                <w:rFonts w:ascii="Aptos" w:hAnsi="Aptos"/>
+                <w:b w:val="0"/>
+                <w:color w:val="2B2B2B"/>
+                <w:sz w:val="20"/>
+              </w:rPr>
+              <w:t>Confiabilidad</w:t>
+            </w:r>
+          </w:p>
+        </w:tc>
+        <w:tc>
+          <w:tcPr>
+            <w:tcW w:type="dxa" w:w="2340"/>
+            <w:tcMar>
+              <w:top w:w="120" w:type="dxa"/>
+              <w:bottom w:w="120" w:type="dxa"/>
+              <w:left w:w="160" w:type="dxa"/>
+              <w:right w:w="160" w:type="dxa"/>
+            </w:tcMar>
+          </w:tcPr>
+          <w:p>
+            <w:pPr>
+              <w:spacing w:after="0"/>
+              <w:widowControl/>
+              <w:keepLines/>
+            </w:pPr>
+            <w:r>
+              <w:rPr>
+                <w:rFonts w:ascii="Aptos" w:hAnsi="Aptos"/>
+                <w:b w:val="0"/>
+                <w:color w:val="2B2B2B"/>
+                <w:sz w:val="20"/>
+              </w:rPr>
+              <w:t>MySQL en un solo EC2 (SPOF de datos)</w:t>
+            </w:r>
+          </w:p>
+        </w:tc>
+        <w:tc>
+          <w:tcPr>
+            <w:tcW w:type="dxa" w:w="2340"/>
+            <w:tcMar>
+              <w:top w:w="120" w:type="dxa"/>
+              <w:bottom w:w="120" w:type="dxa"/>
+              <w:left w:w="160" w:type="dxa"/>
+              <w:right w:w="160" w:type="dxa"/>
+            </w:tcMar>
+          </w:tcPr>
+          <w:p>
+            <w:pPr>
+              <w:spacing w:after="0"/>
+              <w:widowControl/>
+              <w:keepLines/>
+            </w:pPr>
+            <w:r>
+              <w:rPr>
+                <w:rFonts w:ascii="Aptos" w:hAnsi="Aptos"/>
+                <w:b w:val="0"/>
+                <w:color w:val="2B2B2B"/>
+                <w:sz w:val="20"/>
+              </w:rPr>
+              <w:t>RDS Multi-AZ + backups automáticos (TO-BE)</w:t>
+            </w:r>
+          </w:p>
+        </w:tc>
+        <w:tc>
+          <w:tcPr>
+            <w:tcW w:type="dxa" w:w="2340"/>
+            <w:tcMar>
+              <w:top w:w="120" w:type="dxa"/>
+              <w:bottom w:w="120" w:type="dxa"/>
+              <w:left w:w="160" w:type="dxa"/>
+              <w:right w:w="160" w:type="dxa"/>
+            </w:tcMar>
+          </w:tcPr>
+          <w:p>
+            <w:pPr>
+              <w:spacing w:after="0"/>
+              <w:widowControl/>
+              <w:keepLines/>
+            </w:pPr>
+            <w:r>
+              <w:rPr>
+                <w:rFonts w:ascii="Aptos" w:hAnsi="Aptos"/>
+                <w:b w:val="0"/>
+                <w:color w:val="2B2B2B"/>
+                <w:sz w:val="20"/>
+              </w:rPr>
+              <w:t>Alta</w:t>
             </w:r>
           </w:p>
         </w:tc>
@@ -2497,7 +2538,7 @@
         </w:trPr>
         <w:tc>
           <w:tcPr>
-            <w:tcW w:type="dxa" w:w="3120"/>
+            <w:tcW w:type="dxa" w:w="2340"/>
             <w:shd w:fill="F0F4F8" w:val="clear"/>
             <w:tcMar>
               <w:top w:w="120" w:type="dxa"/>
@@ -2525,35 +2566,63 @@
         </w:tc>
         <w:tc>
           <w:tcPr>
-            <w:tcW w:type="dxa" w:w="3120"/>
-            <w:shd w:fill="F0F4F8" w:val="clear"/>
-            <w:tcMar>
-              <w:top w:w="120" w:type="dxa"/>
-              <w:bottom w:w="120" w:type="dxa"/>
-              <w:left w:w="160" w:type="dxa"/>
-              <w:right w:w="160" w:type="dxa"/>
-            </w:tcMar>
-          </w:tcPr>
-          <w:p>
-            <w:pPr>
-              <w:spacing w:after="0"/>
-              <w:widowControl/>
-              <w:keepLines/>
-            </w:pPr>
-            <w:r>
-              <w:rPr>
-                <w:rFonts w:ascii="Aptos" w:hAnsi="Aptos"/>
-                <w:b w:val="0"/>
-                <w:color w:val="2B2B2B"/>
-                <w:sz w:val="20"/>
-              </w:rPr>
-              <w:t>Un solo NAT: SPOF de salida a Internet/ECR desde App</w:t>
-            </w:r>
-          </w:p>
-        </w:tc>
-        <w:tc>
-          <w:tcPr>
-            <w:tcW w:type="dxa" w:w="3120"/>
+            <w:tcW w:type="dxa" w:w="2340"/>
+            <w:shd w:fill="F0F4F8" w:val="clear"/>
+            <w:tcMar>
+              <w:top w:w="120" w:type="dxa"/>
+              <w:bottom w:w="120" w:type="dxa"/>
+              <w:left w:w="160" w:type="dxa"/>
+              <w:right w:w="160" w:type="dxa"/>
+            </w:tcMar>
+          </w:tcPr>
+          <w:p>
+            <w:pPr>
+              <w:spacing w:after="0"/>
+              <w:widowControl/>
+              <w:keepLines/>
+            </w:pPr>
+            <w:r>
+              <w:rPr>
+                <w:rFonts w:ascii="Aptos" w:hAnsi="Aptos"/>
+                <w:b w:val="0"/>
+                <w:color w:val="2B2B2B"/>
+                <w:sz w:val="20"/>
+              </w:rPr>
+              <w:t>Un solo NAT Gateway</w:t>
+            </w:r>
+          </w:p>
+        </w:tc>
+        <w:tc>
+          <w:tcPr>
+            <w:tcW w:type="dxa" w:w="2340"/>
+            <w:shd w:fill="F0F4F8" w:val="clear"/>
+            <w:tcMar>
+              <w:top w:w="120" w:type="dxa"/>
+              <w:bottom w:w="120" w:type="dxa"/>
+              <w:left w:w="160" w:type="dxa"/>
+              <w:right w:w="160" w:type="dxa"/>
+            </w:tcMar>
+          </w:tcPr>
+          <w:p>
+            <w:pPr>
+              <w:spacing w:after="0"/>
+              <w:widowControl/>
+              <w:keepLines/>
+            </w:pPr>
+            <w:r>
+              <w:rPr>
+                <w:rFonts w:ascii="Aptos" w:hAnsi="Aptos"/>
+                <w:b w:val="0"/>
+                <w:color w:val="2B2B2B"/>
+                <w:sz w:val="20"/>
+              </w:rPr>
+              <w:t>NAT por AZ o VPC endpoints (TO-BE)</w:t>
+            </w:r>
+          </w:p>
+        </w:tc>
+        <w:tc>
+          <w:tcPr>
+            <w:tcW w:type="dxa" w:w="2340"/>
             <w:shd w:fill="F0F4F8" w:val="clear"/>
             <w:tcMar>
               <w:top w:w="120" w:type="dxa"/>
@@ -2586,82 +2655,109 @@
         </w:trPr>
         <w:tc>
           <w:tcPr>
-            <w:tcW w:type="dxa" w:w="3120"/>
-            <w:tcMar>
-              <w:top w:w="120" w:type="dxa"/>
-              <w:bottom w:w="120" w:type="dxa"/>
-              <w:left w:w="160" w:type="dxa"/>
-              <w:right w:w="160" w:type="dxa"/>
-            </w:tcMar>
-          </w:tcPr>
-          <w:p>
-            <w:pPr>
-              <w:spacing w:after="0"/>
-              <w:widowControl/>
-              <w:keepLines/>
-            </w:pPr>
-            <w:r>
-              <w:rPr>
-                <w:rFonts w:ascii="Aptos" w:hAnsi="Aptos"/>
-                <w:b w:val="0"/>
-                <w:color w:val="2B2B2B"/>
-                <w:sz w:val="20"/>
-              </w:rPr>
-              <w:t>Confiabilidad</w:t>
-            </w:r>
-          </w:p>
-        </w:tc>
-        <w:tc>
-          <w:tcPr>
-            <w:tcW w:type="dxa" w:w="3120"/>
-            <w:tcMar>
-              <w:top w:w="120" w:type="dxa"/>
-              <w:bottom w:w="120" w:type="dxa"/>
-              <w:left w:w="160" w:type="dxa"/>
-              <w:right w:w="160" w:type="dxa"/>
-            </w:tcMar>
-          </w:tcPr>
-          <w:p>
-            <w:pPr>
-              <w:spacing w:after="0"/>
-              <w:widowControl/>
-              <w:keepLines/>
-            </w:pPr>
-            <w:r>
-              <w:rPr>
-                <w:rFonts w:ascii="Aptos" w:hAnsi="Aptos"/>
-                <w:b w:val="0"/>
-                <w:color w:val="2B2B2B"/>
-                <w:sz w:val="20"/>
-              </w:rPr>
-              <w:t>MySQL/MariaDB en una sola AZ (EC2 dedicado)</w:t>
-            </w:r>
-          </w:p>
-        </w:tc>
-        <w:tc>
-          <w:tcPr>
-            <w:tcW w:type="dxa" w:w="3120"/>
-            <w:tcMar>
-              <w:top w:w="120" w:type="dxa"/>
-              <w:bottom w:w="120" w:type="dxa"/>
-              <w:left w:w="160" w:type="dxa"/>
-              <w:right w:w="160" w:type="dxa"/>
-            </w:tcMar>
-          </w:tcPr>
-          <w:p>
-            <w:pPr>
-              <w:spacing w:after="0"/>
-              <w:widowControl/>
-              <w:keepLines/>
-            </w:pPr>
-            <w:r>
-              <w:rPr>
-                <w:rFonts w:ascii="Aptos" w:hAnsi="Aptos"/>
-                <w:b w:val="0"/>
-                <w:color w:val="2B2B2B"/>
-                <w:sz w:val="20"/>
-              </w:rPr>
-              <w:t>Media-Alta</w:t>
+            <w:tcW w:type="dxa" w:w="2340"/>
+            <w:tcMar>
+              <w:top w:w="120" w:type="dxa"/>
+              <w:bottom w:w="120" w:type="dxa"/>
+              <w:left w:w="160" w:type="dxa"/>
+              <w:right w:w="160" w:type="dxa"/>
+            </w:tcMar>
+          </w:tcPr>
+          <w:p>
+            <w:pPr>
+              <w:spacing w:after="0"/>
+              <w:widowControl/>
+              <w:keepLines/>
+            </w:pPr>
+            <w:r>
+              <w:rPr>
+                <w:rFonts w:ascii="Aptos" w:hAnsi="Aptos"/>
+                <w:b w:val="0"/>
+                <w:color w:val="2B2B2B"/>
+                <w:sz w:val="20"/>
+              </w:rPr>
+              <w:t>Rendimiento</w:t>
+            </w:r>
+          </w:p>
+        </w:tc>
+        <w:tc>
+          <w:tcPr>
+            <w:tcW w:type="dxa" w:w="2340"/>
+            <w:tcMar>
+              <w:top w:w="120" w:type="dxa"/>
+              <w:bottom w:w="120" w:type="dxa"/>
+              <w:left w:w="160" w:type="dxa"/>
+              <w:right w:w="160" w:type="dxa"/>
+            </w:tcMar>
+          </w:tcPr>
+          <w:p>
+            <w:pPr>
+              <w:spacing w:after="0"/>
+              <w:widowControl/>
+              <w:keepLines/>
+            </w:pPr>
+            <w:r>
+              <w:rPr>
+                <w:rFonts w:ascii="Aptos" w:hAnsi="Aptos"/>
+                <w:b w:val="0"/>
+                <w:color w:val="2B2B2B"/>
+                <w:sz w:val="20"/>
+              </w:rPr>
+              <w:t>Cinco contenedores compiten en el mismo host</w:t>
+            </w:r>
+          </w:p>
+        </w:tc>
+        <w:tc>
+          <w:tcPr>
+            <w:tcW w:type="dxa" w:w="2340"/>
+            <w:tcMar>
+              <w:top w:w="120" w:type="dxa"/>
+              <w:bottom w:w="120" w:type="dxa"/>
+              <w:left w:w="160" w:type="dxa"/>
+              <w:right w:w="160" w:type="dxa"/>
+            </w:tcMar>
+          </w:tcPr>
+          <w:p>
+            <w:pPr>
+              <w:spacing w:after="0"/>
+              <w:widowControl/>
+              <w:keepLines/>
+            </w:pPr>
+            <w:r>
+              <w:rPr>
+                <w:rFonts w:ascii="Aptos" w:hAnsi="Aptos"/>
+                <w:b w:val="0"/>
+                <w:color w:val="2B2B2B"/>
+                <w:sz w:val="20"/>
+              </w:rPr>
+              <w:t>ECS/Fargate por servicio (TO-BE)</w:t>
+            </w:r>
+          </w:p>
+        </w:tc>
+        <w:tc>
+          <w:tcPr>
+            <w:tcW w:type="dxa" w:w="2340"/>
+            <w:tcMar>
+              <w:top w:w="120" w:type="dxa"/>
+              <w:bottom w:w="120" w:type="dxa"/>
+              <w:left w:w="160" w:type="dxa"/>
+              <w:right w:w="160" w:type="dxa"/>
+            </w:tcMar>
+          </w:tcPr>
+          <w:p>
+            <w:pPr>
+              <w:spacing w:after="0"/>
+              <w:widowControl/>
+              <w:keepLines/>
+            </w:pPr>
+            <w:r>
+              <w:rPr>
+                <w:rFonts w:ascii="Aptos" w:hAnsi="Aptos"/>
+                <w:b w:val="0"/>
+                <w:color w:val="2B2B2B"/>
+                <w:sz w:val="20"/>
+              </w:rPr>
+              <w:t>Alta</w:t>
             </w:r>
           </w:p>
         </w:tc>
@@ -2672,85 +2768,113 @@
         </w:trPr>
         <w:tc>
           <w:tcPr>
-            <w:tcW w:type="dxa" w:w="3120"/>
-            <w:shd w:fill="F0F4F8" w:val="clear"/>
-            <w:tcMar>
-              <w:top w:w="120" w:type="dxa"/>
-              <w:bottom w:w="120" w:type="dxa"/>
-              <w:left w:w="160" w:type="dxa"/>
-              <w:right w:w="160" w:type="dxa"/>
-            </w:tcMar>
-          </w:tcPr>
-          <w:p>
-            <w:pPr>
-              <w:spacing w:after="0"/>
-              <w:widowControl/>
-              <w:keepLines/>
-            </w:pPr>
-            <w:r>
-              <w:rPr>
-                <w:rFonts w:ascii="Aptos" w:hAnsi="Aptos"/>
-                <w:b w:val="0"/>
-                <w:color w:val="2B2B2B"/>
-                <w:sz w:val="20"/>
-              </w:rPr>
-              <w:t>Excelencia operativa</w:t>
-            </w:r>
-          </w:p>
-        </w:tc>
-        <w:tc>
-          <w:tcPr>
-            <w:tcW w:type="dxa" w:w="3120"/>
-            <w:shd w:fill="F0F4F8" w:val="clear"/>
-            <w:tcMar>
-              <w:top w:w="120" w:type="dxa"/>
-              <w:bottom w:w="120" w:type="dxa"/>
-              <w:left w:w="160" w:type="dxa"/>
-              <w:right w:w="160" w:type="dxa"/>
-            </w:tcMar>
-          </w:tcPr>
-          <w:p>
-            <w:pPr>
-              <w:spacing w:after="0"/>
-              <w:widowControl/>
-              <w:keepLines/>
-            </w:pPr>
-            <w:r>
-              <w:rPr>
-                <w:rFonts w:ascii="Aptos" w:hAnsi="Aptos"/>
-                <w:b w:val="0"/>
-                <w:color w:val="2B2B2B"/>
-                <w:sz w:val="20"/>
-              </w:rPr>
-              <w:t>Session Token del lab caduca → Actions falla si no se renueva</w:t>
-            </w:r>
-          </w:p>
-        </w:tc>
-        <w:tc>
-          <w:tcPr>
-            <w:tcW w:type="dxa" w:w="3120"/>
-            <w:shd w:fill="F0F4F8" w:val="clear"/>
-            <w:tcMar>
-              <w:top w:w="120" w:type="dxa"/>
-              <w:bottom w:w="120" w:type="dxa"/>
-              <w:left w:w="160" w:type="dxa"/>
-              <w:right w:w="160" w:type="dxa"/>
-            </w:tcMar>
-          </w:tcPr>
-          <w:p>
-            <w:pPr>
-              <w:spacing w:after="0"/>
-              <w:widowControl/>
-              <w:keepLines/>
-            </w:pPr>
-            <w:r>
-              <w:rPr>
-                <w:rFonts w:ascii="Aptos" w:hAnsi="Aptos"/>
-                <w:b w:val="0"/>
-                <w:color w:val="2B2B2B"/>
-                <w:sz w:val="20"/>
-              </w:rPr>
-              <w:t>Alta operativa</w:t>
+            <w:tcW w:type="dxa" w:w="2340"/>
+            <w:shd w:fill="F0F4F8" w:val="clear"/>
+            <w:tcMar>
+              <w:top w:w="120" w:type="dxa"/>
+              <w:bottom w:w="120" w:type="dxa"/>
+              <w:left w:w="160" w:type="dxa"/>
+              <w:right w:w="160" w:type="dxa"/>
+            </w:tcMar>
+          </w:tcPr>
+          <w:p>
+            <w:pPr>
+              <w:spacing w:after="0"/>
+              <w:widowControl/>
+              <w:keepLines/>
+            </w:pPr>
+            <w:r>
+              <w:rPr>
+                <w:rFonts w:ascii="Aptos" w:hAnsi="Aptos"/>
+                <w:b w:val="0"/>
+                <w:color w:val="2B2B2B"/>
+                <w:sz w:val="20"/>
+              </w:rPr>
+              <w:t>Seguridad</w:t>
+            </w:r>
+          </w:p>
+        </w:tc>
+        <w:tc>
+          <w:tcPr>
+            <w:tcW w:type="dxa" w:w="2340"/>
+            <w:shd w:fill="F0F4F8" w:val="clear"/>
+            <w:tcMar>
+              <w:top w:w="120" w:type="dxa"/>
+              <w:bottom w:w="120" w:type="dxa"/>
+              <w:left w:w="160" w:type="dxa"/>
+              <w:right w:w="160" w:type="dxa"/>
+            </w:tcMar>
+          </w:tcPr>
+          <w:p>
+            <w:pPr>
+              <w:spacing w:after="0"/>
+              <w:widowControl/>
+              <w:keepLines/>
+            </w:pPr>
+            <w:r>
+              <w:rPr>
+                <w:rFonts w:ascii="Aptos" w:hAnsi="Aptos"/>
+                <w:b w:val="0"/>
+                <w:color w:val="2B2B2B"/>
+                <w:sz w:val="20"/>
+              </w:rPr>
+              <w:t>ALB solo HTTP (sin TLS en lab)</w:t>
+            </w:r>
+          </w:p>
+        </w:tc>
+        <w:tc>
+          <w:tcPr>
+            <w:tcW w:type="dxa" w:w="2340"/>
+            <w:shd w:fill="F0F4F8" w:val="clear"/>
+            <w:tcMar>
+              <w:top w:w="120" w:type="dxa"/>
+              <w:bottom w:w="120" w:type="dxa"/>
+              <w:left w:w="160" w:type="dxa"/>
+              <w:right w:w="160" w:type="dxa"/>
+            </w:tcMar>
+          </w:tcPr>
+          <w:p>
+            <w:pPr>
+              <w:spacing w:after="0"/>
+              <w:widowControl/>
+              <w:keepLines/>
+            </w:pPr>
+            <w:r>
+              <w:rPr>
+                <w:rFonts w:ascii="Aptos" w:hAnsi="Aptos"/>
+                <w:b w:val="0"/>
+                <w:color w:val="2B2B2B"/>
+                <w:sz w:val="20"/>
+              </w:rPr>
+              <w:t>HTTPS + ACM + WAF (TO-BE)</w:t>
+            </w:r>
+          </w:p>
+        </w:tc>
+        <w:tc>
+          <w:tcPr>
+            <w:tcW w:type="dxa" w:w="2340"/>
+            <w:shd w:fill="F0F4F8" w:val="clear"/>
+            <w:tcMar>
+              <w:top w:w="120" w:type="dxa"/>
+              <w:bottom w:w="120" w:type="dxa"/>
+              <w:left w:w="160" w:type="dxa"/>
+              <w:right w:w="160" w:type="dxa"/>
+            </w:tcMar>
+          </w:tcPr>
+          <w:p>
+            <w:pPr>
+              <w:spacing w:after="0"/>
+              <w:widowControl/>
+              <w:keepLines/>
+            </w:pPr>
+            <w:r>
+              <w:rPr>
+                <w:rFonts w:ascii="Aptos" w:hAnsi="Aptos"/>
+                <w:b w:val="0"/>
+                <w:color w:val="2B2B2B"/>
+                <w:sz w:val="20"/>
+              </w:rPr>
+              <w:t>Alta</w:t>
             </w:r>
           </w:p>
         </w:tc>
@@ -2761,61 +2885,88 @@
         </w:trPr>
         <w:tc>
           <w:tcPr>
-            <w:tcW w:type="dxa" w:w="3120"/>
-            <w:tcMar>
-              <w:top w:w="120" w:type="dxa"/>
-              <w:bottom w:w="120" w:type="dxa"/>
-              <w:left w:w="160" w:type="dxa"/>
-              <w:right w:w="160" w:type="dxa"/>
-            </w:tcMar>
-          </w:tcPr>
-          <w:p>
-            <w:pPr>
-              <w:spacing w:after="0"/>
-              <w:widowControl/>
-              <w:keepLines/>
-            </w:pPr>
-            <w:r>
-              <w:rPr>
-                <w:rFonts w:ascii="Aptos" w:hAnsi="Aptos"/>
-                <w:b w:val="0"/>
-                <w:color w:val="2B2B2B"/>
-                <w:sz w:val="20"/>
-              </w:rPr>
-              <w:t>Costos</w:t>
-            </w:r>
-          </w:p>
-        </w:tc>
-        <w:tc>
-          <w:tcPr>
-            <w:tcW w:type="dxa" w:w="3120"/>
-            <w:tcMar>
-              <w:top w:w="120" w:type="dxa"/>
-              <w:bottom w:w="120" w:type="dxa"/>
-              <w:left w:w="160" w:type="dxa"/>
-              <w:right w:w="160" w:type="dxa"/>
-            </w:tcMar>
-          </w:tcPr>
-          <w:p>
-            <w:pPr>
-              <w:spacing w:after="0"/>
-              <w:widowControl/>
-              <w:keepLines/>
-            </w:pPr>
-            <w:r>
-              <w:rPr>
-                <w:rFonts w:ascii="Aptos" w:hAnsi="Aptos"/>
-                <w:b w:val="0"/>
-                <w:color w:val="2B2B2B"/>
-                <w:sz w:val="20"/>
-              </w:rPr>
-              <w:t>Olvidar destroy mantiene NAT/ALB/EC2 consumiendo créditos</w:t>
-            </w:r>
-          </w:p>
-        </w:tc>
-        <w:tc>
-          <w:tcPr>
-            <w:tcW w:type="dxa" w:w="3120"/>
+            <w:tcW w:type="dxa" w:w="2340"/>
+            <w:tcMar>
+              <w:top w:w="120" w:type="dxa"/>
+              <w:bottom w:w="120" w:type="dxa"/>
+              <w:left w:w="160" w:type="dxa"/>
+              <w:right w:w="160" w:type="dxa"/>
+            </w:tcMar>
+          </w:tcPr>
+          <w:p>
+            <w:pPr>
+              <w:spacing w:after="0"/>
+              <w:widowControl/>
+              <w:keepLines/>
+            </w:pPr>
+            <w:r>
+              <w:rPr>
+                <w:rFonts w:ascii="Aptos" w:hAnsi="Aptos"/>
+                <w:b w:val="0"/>
+                <w:color w:val="2B2B2B"/>
+                <w:sz w:val="20"/>
+              </w:rPr>
+              <w:t>Excelencia operativa</w:t>
+            </w:r>
+          </w:p>
+        </w:tc>
+        <w:tc>
+          <w:tcPr>
+            <w:tcW w:type="dxa" w:w="2340"/>
+            <w:tcMar>
+              <w:top w:w="120" w:type="dxa"/>
+              <w:bottom w:w="120" w:type="dxa"/>
+              <w:left w:w="160" w:type="dxa"/>
+              <w:right w:w="160" w:type="dxa"/>
+            </w:tcMar>
+          </w:tcPr>
+          <w:p>
+            <w:pPr>
+              <w:spacing w:after="0"/>
+              <w:widowControl/>
+              <w:keepLines/>
+            </w:pPr>
+            <w:r>
+              <w:rPr>
+                <w:rFonts w:ascii="Aptos" w:hAnsi="Aptos"/>
+                <w:b w:val="0"/>
+                <w:color w:val="2B2B2B"/>
+                <w:sz w:val="20"/>
+              </w:rPr>
+              <w:t>Session Token caduca en Actions</w:t>
+            </w:r>
+          </w:p>
+        </w:tc>
+        <w:tc>
+          <w:tcPr>
+            <w:tcW w:type="dxa" w:w="2340"/>
+            <w:tcMar>
+              <w:top w:w="120" w:type="dxa"/>
+              <w:bottom w:w="120" w:type="dxa"/>
+              <w:left w:w="160" w:type="dxa"/>
+              <w:right w:w="160" w:type="dxa"/>
+            </w:tcMar>
+          </w:tcPr>
+          <w:p>
+            <w:pPr>
+              <w:spacing w:after="0"/>
+              <w:widowControl/>
+              <w:keepLines/>
+            </w:pPr>
+            <w:r>
+              <w:rPr>
+                <w:rFonts w:ascii="Aptos" w:hAnsi="Aptos"/>
+                <w:b w:val="0"/>
+                <w:color w:val="2B2B2B"/>
+                <w:sz w:val="20"/>
+              </w:rPr>
+              <w:t>Renovación de Secrets; luego OIDC fuera del lab</w:t>
+            </w:r>
+          </w:p>
+        </w:tc>
+        <w:tc>
+          <w:tcPr>
+            <w:tcW w:type="dxa" w:w="2340"/>
             <w:tcMar>
               <w:top w:w="120" w:type="dxa"/>
               <w:bottom w:w="120" w:type="dxa"/>
@@ -2847,85 +2998,113 @@
         </w:trPr>
         <w:tc>
           <w:tcPr>
-            <w:tcW w:type="dxa" w:w="3120"/>
-            <w:shd w:fill="F0F4F8" w:val="clear"/>
-            <w:tcMar>
-              <w:top w:w="120" w:type="dxa"/>
-              <w:bottom w:w="120" w:type="dxa"/>
-              <w:left w:w="160" w:type="dxa"/>
-              <w:right w:w="160" w:type="dxa"/>
-            </w:tcMar>
-          </w:tcPr>
-          <w:p>
-            <w:pPr>
-              <w:spacing w:after="0"/>
-              <w:widowControl/>
-              <w:keepLines/>
-            </w:pPr>
-            <w:r>
-              <w:rPr>
-                <w:rFonts w:ascii="Aptos" w:hAnsi="Aptos"/>
-                <w:b w:val="0"/>
-                <w:color w:val="2B2B2B"/>
-                <w:sz w:val="20"/>
-              </w:rPr>
-              <w:t>Seguridad</w:t>
-            </w:r>
-          </w:p>
-        </w:tc>
-        <w:tc>
-          <w:tcPr>
-            <w:tcW w:type="dxa" w:w="3120"/>
-            <w:shd w:fill="F0F4F8" w:val="clear"/>
-            <w:tcMar>
-              <w:top w:w="120" w:type="dxa"/>
-              <w:bottom w:w="120" w:type="dxa"/>
-              <w:left w:w="160" w:type="dxa"/>
-              <w:right w:w="160" w:type="dxa"/>
-            </w:tcMar>
-          </w:tcPr>
-          <w:p>
-            <w:pPr>
-              <w:spacing w:after="0"/>
-              <w:widowControl/>
-              <w:keepLines/>
-            </w:pPr>
-            <w:r>
-              <w:rPr>
-                <w:rFonts w:ascii="Aptos" w:hAnsi="Aptos"/>
-                <w:b w:val="0"/>
-                <w:color w:val="2B2B2B"/>
-                <w:sz w:val="20"/>
-              </w:rPr>
-              <w:t>SCP deniega GetBucketObjectLockConfiguration en S3 state</w:t>
-            </w:r>
-          </w:p>
-        </w:tc>
-        <w:tc>
-          <w:tcPr>
-            <w:tcW w:type="dxa" w:w="3120"/>
-            <w:shd w:fill="F0F4F8" w:val="clear"/>
-            <w:tcMar>
-              <w:top w:w="120" w:type="dxa"/>
-              <w:bottom w:w="120" w:type="dxa"/>
-              <w:left w:w="160" w:type="dxa"/>
-              <w:right w:w="160" w:type="dxa"/>
-            </w:tcMar>
-          </w:tcPr>
-          <w:p>
-            <w:pPr>
-              <w:spacing w:after="0"/>
-              <w:widowControl/>
-              <w:keepLines/>
-            </w:pPr>
-            <w:r>
-              <w:rPr>
-                <w:rFonts w:ascii="Aptos" w:hAnsi="Aptos"/>
-                <w:b w:val="0"/>
-                <w:color w:val="2B2B2B"/>
-                <w:sz w:val="20"/>
-              </w:rPr>
-              <w:t>Baja (operativa)</w:t>
+            <w:tcW w:type="dxa" w:w="2340"/>
+            <w:shd w:fill="F0F4F8" w:val="clear"/>
+            <w:tcMar>
+              <w:top w:w="120" w:type="dxa"/>
+              <w:bottom w:w="120" w:type="dxa"/>
+              <w:left w:w="160" w:type="dxa"/>
+              <w:right w:w="160" w:type="dxa"/>
+            </w:tcMar>
+          </w:tcPr>
+          <w:p>
+            <w:pPr>
+              <w:spacing w:after="0"/>
+              <w:widowControl/>
+              <w:keepLines/>
+            </w:pPr>
+            <w:r>
+              <w:rPr>
+                <w:rFonts w:ascii="Aptos" w:hAnsi="Aptos"/>
+                <w:b w:val="0"/>
+                <w:color w:val="2B2B2B"/>
+                <w:sz w:val="20"/>
+              </w:rPr>
+              <w:t>Costos</w:t>
+            </w:r>
+          </w:p>
+        </w:tc>
+        <w:tc>
+          <w:tcPr>
+            <w:tcW w:type="dxa" w:w="2340"/>
+            <w:shd w:fill="F0F4F8" w:val="clear"/>
+            <w:tcMar>
+              <w:top w:w="120" w:type="dxa"/>
+              <w:bottom w:w="120" w:type="dxa"/>
+              <w:left w:w="160" w:type="dxa"/>
+              <w:right w:w="160" w:type="dxa"/>
+            </w:tcMar>
+          </w:tcPr>
+          <w:p>
+            <w:pPr>
+              <w:spacing w:after="0"/>
+              <w:widowControl/>
+              <w:keepLines/>
+            </w:pPr>
+            <w:r>
+              <w:rPr>
+                <w:rFonts w:ascii="Aptos" w:hAnsi="Aptos"/>
+                <w:b w:val="0"/>
+                <w:color w:val="2B2B2B"/>
+                <w:sz w:val="20"/>
+              </w:rPr>
+              <w:t>Olvidar destroy deja NAT/ALB/EC2 encendidos</w:t>
+            </w:r>
+          </w:p>
+        </w:tc>
+        <w:tc>
+          <w:tcPr>
+            <w:tcW w:type="dxa" w:w="2340"/>
+            <w:shd w:fill="F0F4F8" w:val="clear"/>
+            <w:tcMar>
+              <w:top w:w="120" w:type="dxa"/>
+              <w:bottom w:w="120" w:type="dxa"/>
+              <w:left w:w="160" w:type="dxa"/>
+              <w:right w:w="160" w:type="dxa"/>
+            </w:tcMar>
+          </w:tcPr>
+          <w:p>
+            <w:pPr>
+              <w:spacing w:after="0"/>
+              <w:widowControl/>
+              <w:keepLines/>
+            </w:pPr>
+            <w:r>
+              <w:rPr>
+                <w:rFonts w:ascii="Aptos" w:hAnsi="Aptos"/>
+                <w:b w:val="0"/>
+                <w:color w:val="2B2B2B"/>
+                <w:sz w:val="20"/>
+              </w:rPr>
+              <w:t>Checklist de cierre + alarmas de presupuesto</w:t>
+            </w:r>
+          </w:p>
+        </w:tc>
+        <w:tc>
+          <w:tcPr>
+            <w:tcW w:type="dxa" w:w="2340"/>
+            <w:shd w:fill="F0F4F8" w:val="clear"/>
+            <w:tcMar>
+              <w:top w:w="120" w:type="dxa"/>
+              <w:bottom w:w="120" w:type="dxa"/>
+              <w:left w:w="160" w:type="dxa"/>
+              <w:right w:w="160" w:type="dxa"/>
+            </w:tcMar>
+          </w:tcPr>
+          <w:p>
+            <w:pPr>
+              <w:spacing w:after="0"/>
+              <w:widowControl/>
+              <w:keepLines/>
+            </w:pPr>
+            <w:r>
+              <w:rPr>
+                <w:rFonts w:ascii="Aptos" w:hAnsi="Aptos"/>
+                <w:b w:val="0"/>
+                <w:color w:val="2B2B2B"/>
+                <w:sz w:val="20"/>
+              </w:rPr>
+              <w:t>Alta</w:t>
             </w:r>
           </w:p>
         </w:tc>
@@ -2939,26 +3118,7 @@
     </w:p>
     <w:p>
       <w:pPr>
-        <w:pStyle w:val="Heading2"/>
-        <w:spacing w:before="240" w:after="120"/>
-        <w:widowControl/>
-        <w:keepLines/>
-        <w:keepNext/>
-      </w:pPr>
-      <w:r>
-        <w:rPr>
-          <w:rFonts w:ascii="Aptos" w:hAnsi="Aptos"/>
-          <w:b/>
-          <w:color w:val="1A1A1A"/>
-          <w:sz w:val="26"/>
-        </w:rPr>
-        <w:t>Oportunidades de mejora y recomendaciones</w:t>
-      </w:r>
-    </w:p>
-    <w:p>
-      <w:pPr>
         <w:spacing w:after="120" w:line="240" w:lineRule="auto"/>
-        <w:ind w:left="283"/>
         <w:widowControl/>
         <w:keepLines/>
       </w:pPr>
@@ -2969,75 +3129,7 @@
           <w:color w:val="2B2B2B"/>
           <w:sz w:val="22"/>
         </w:rPr>
-        <w:t>• Producción: añadir listener HTTPS (ACM) y redirigir HTTP→HTTPS.</w:t>
-      </w:r>
-    </w:p>
-    <w:p>
-      <w:pPr>
-        <w:spacing w:after="120" w:line="240" w:lineRule="auto"/>
-        <w:ind w:left="283"/>
-        <w:widowControl/>
-        <w:keepLines/>
-      </w:pPr>
-      <w:r>
-        <w:rPr>
-          <w:rFonts w:ascii="Aptos" w:hAnsi="Aptos"/>
-          <w:b w:val="0"/>
-          <w:color w:val="2B2B2B"/>
-          <w:sz w:val="22"/>
-        </w:rPr>
-        <w:t>• Data: migrar a Amazon RDS Multi-AZ cuando el lab/curso lo permita.</w:t>
-      </w:r>
-    </w:p>
-    <w:p>
-      <w:pPr>
-        <w:spacing w:after="120" w:line="240" w:lineRule="auto"/>
-        <w:ind w:left="283"/>
-        <w:widowControl/>
-        <w:keepLines/>
-      </w:pPr>
-      <w:r>
-        <w:rPr>
-          <w:rFonts w:ascii="Aptos" w:hAnsi="Aptos"/>
-          <w:b w:val="0"/>
-          <w:color w:val="2B2B2B"/>
-          <w:sz w:val="22"/>
-        </w:rPr>
-        <w:t>• Red: segundo NAT o endpoints VPC para ECR y reducir dependencia del NAT único.</w:t>
-      </w:r>
-    </w:p>
-    <w:p>
-      <w:pPr>
-        <w:spacing w:after="120" w:line="240" w:lineRule="auto"/>
-        <w:ind w:left="283"/>
-        <w:widowControl/>
-        <w:keepLines/>
-      </w:pPr>
-      <w:r>
-        <w:rPr>
-          <w:rFonts w:ascii="Aptos" w:hAnsi="Aptos"/>
-          <w:b w:val="0"/>
-          <w:color w:val="2B2B2B"/>
-          <w:sz w:val="22"/>
-        </w:rPr>
-        <w:t>• Operación: alarmas CloudWatch en targets unhealthy y CPU del ASG.</w:t>
-      </w:r>
-    </w:p>
-    <w:p>
-      <w:pPr>
-        <w:spacing w:after="120" w:line="240" w:lineRule="auto"/>
-        <w:ind w:left="283"/>
-        <w:widowControl/>
-        <w:keepLines/>
-      </w:pPr>
-      <w:r>
-        <w:rPr>
-          <w:rFonts w:ascii="Aptos" w:hAnsi="Aptos"/>
-          <w:b w:val="0"/>
-          <w:color w:val="2B2B2B"/>
-          <w:sz w:val="22"/>
-        </w:rPr>
-        <w:t>• CI/CD: fuera del lab, preferir OIDC a Secrets temporales.</w:t>
+        <w:t>La mejora más importante es distinguir arquitectura didáctica (EC2+Docker+MySQL en EC2) de arquitectura operable (ECS/Fargate + RDS). Ambas coexisten en este informe: la primera se demuestra; la segunda se recomienda.</w:t>
       </w:r>
     </w:p>
     <w:p>
@@ -3061,22 +3153,6 @@
         <w:t>1.4 Priorización de requerimientos (IE1.3.2)</w:t>
       </w:r>
     </w:p>
-    <w:p>
-      <w:pPr>
-        <w:spacing w:after="120" w:line="240" w:lineRule="auto"/>
-        <w:widowControl/>
-        <w:keepLines/>
-      </w:pPr>
-      <w:r>
-        <w:rPr>
-          <w:rFonts w:ascii="Aptos" w:hAnsi="Aptos"/>
-          <w:b w:val="0"/>
-          <w:color w:val="2B2B2B"/>
-          <w:sz w:val="22"/>
-        </w:rPr>
-        <w:t>Se clasifican requerimientos funcionales (RF) y no funcionales (RNF) según impacto en el MVP del catálogo y en el crecimiento del 40% trimestral.</w:t>
-      </w:r>
-    </w:p>
     <w:tbl>
       <w:tblPr>
         <w:tblW w:type="auto" w:w="0"/>
@@ -3246,7 +3322,7 @@
                 <w:color w:val="FFFFFF"/>
                 <w:sz w:val="20"/>
               </w:rPr>
-              <w:t>Criterio</w:t>
+              <w:t>Cómo se cubre en EP1 (lab)</w:t>
             </w:r>
           </w:p>
         </w:tc>
@@ -3305,7 +3381,7 @@
                 <w:color w:val="2B2B2B"/>
                 <w:sz w:val="20"/>
               </w:rPr>
-              <w:t>Listar productos (GET)</w:t>
+              <w:t>Consultar productos (GET)</w:t>
             </w:r>
           </w:p>
         </w:tc>
@@ -3386,7 +3462,7 @@
                 <w:color w:val="2B2B2B"/>
                 <w:sz w:val="20"/>
               </w:rPr>
-              <w:t>Core del catálogo</w:t>
+              <w:t>get-products detrás del ALB</w:t>
             </w:r>
           </w:p>
         </w:tc>
@@ -3447,7 +3523,7 @@
                 <w:color w:val="2B2B2B"/>
                 <w:sz w:val="20"/>
               </w:rPr>
-              <w:t>Crear / actualizar / eliminar productos</w:t>
+              <w:t>Crear / actualizar / eliminar</w:t>
             </w:r>
           </w:p>
         </w:tc>
@@ -3531,7 +3607,7 @@
                 <w:color w:val="2B2B2B"/>
                 <w:sz w:val="20"/>
               </w:rPr>
-              <w:t>Administración MVP</w:t>
+              <w:t>create/update/delete + frontend</w:t>
             </w:r>
           </w:p>
         </w:tc>
@@ -3590,7 +3666,7 @@
                 <w:color w:val="2B2B2B"/>
                 <w:sz w:val="20"/>
               </w:rPr>
-              <w:t>Frontend web vía ALB</w:t>
+              <w:t>Cinco contenedores Docker</w:t>
             </w:r>
           </w:p>
         </w:tc>
@@ -3671,7 +3747,7 @@
                 <w:color w:val="2B2B2B"/>
                 <w:sz w:val="20"/>
               </w:rPr>
-              <w:t>Canal de demo y negocio</w:t>
+              <w:t>frontend + 4 APIs en cada EC2 App</w:t>
             </w:r>
           </w:p>
         </w:tc>
@@ -3732,7 +3808,7 @@
                 <w:color w:val="2B2B2B"/>
                 <w:sz w:val="20"/>
               </w:rPr>
-              <w:t>Alta disponibilidad Multi-AZ</w:t>
+              <w:t>HA Multi-AZ</w:t>
             </w:r>
           </w:p>
         </w:tc>
@@ -3816,7 +3892,7 @@
                 <w:color w:val="2B2B2B"/>
                 <w:sz w:val="20"/>
               </w:rPr>
-              <w:t>Crecimiento sin downtime</w:t>
+              <w:t>6 subredes, ALB, ASG min 2</w:t>
             </w:r>
           </w:p>
         </w:tc>
@@ -3875,7 +3951,7 @@
                 <w:color w:val="2B2B2B"/>
                 <w:sz w:val="20"/>
               </w:rPr>
-              <w:t>Escalabilidad horizontal (ASG)</w:t>
+              <w:t>Escalabilidad automática</w:t>
             </w:r>
           </w:p>
         </w:tc>
@@ -3956,7 +4032,7 @@
                 <w:color w:val="2B2B2B"/>
                 <w:sz w:val="20"/>
               </w:rPr>
-              <w:t>Picos de tráfico</w:t>
+              <w:t>ASG máx. 4</w:t>
             </w:r>
           </w:p>
         </w:tc>
@@ -4017,7 +4093,7 @@
                 <w:color w:val="2B2B2B"/>
                 <w:sz w:val="20"/>
               </w:rPr>
-              <w:t>Segmentación de red y cifrado EBS</w:t>
+              <w:t>Seguridad por capas + cifrado</w:t>
             </w:r>
           </w:p>
         </w:tc>
@@ -4101,7 +4177,7 @@
                 <w:color w:val="2B2B2B"/>
                 <w:sz w:val="20"/>
               </w:rPr>
-              <w:t>Seguridad / cumplimiento</w:t>
+              <w:t>SG ALB→App→Data; EBS encrypted</w:t>
             </w:r>
           </w:p>
         </w:tc>
@@ -4160,7 +4236,7 @@
                 <w:color w:val="2B2B2B"/>
                 <w:sz w:val="20"/>
               </w:rPr>
-              <w:t>Backup de base de datos (7 días)</w:t>
+              <w:t>Recuperación de datos</w:t>
             </w:r>
           </w:p>
         </w:tc>
@@ -4214,7 +4290,7 @@
                 <w:color w:val="2B2B2B"/>
                 <w:sz w:val="20"/>
               </w:rPr>
-              <w:t>Media</w:t>
+              <w:t>Alta</w:t>
             </w:r>
           </w:p>
         </w:tc>
@@ -4241,7 +4317,7 @@
                 <w:color w:val="2B2B2B"/>
                 <w:sz w:val="20"/>
               </w:rPr>
-              <w:t>DR básico EP1</w:t>
+              <w:t>AWS Backup 7 días sobre EC2 BD</w:t>
             </w:r>
           </w:p>
         </w:tc>
@@ -4274,7 +4350,7 @@
                 <w:color w:val="2B2B2B"/>
                 <w:sz w:val="20"/>
               </w:rPr>
-              <w:t>RF-04</w:t>
+              <w:t>RNF-05</w:t>
             </w:r>
           </w:p>
         </w:tc>
@@ -4302,7 +4378,7 @@
                 <w:color w:val="2B2B2B"/>
                 <w:sz w:val="20"/>
               </w:rPr>
-              <w:t>Carrito y órdenes</w:t>
+              <w:t>Costos controlados (lab)</w:t>
             </w:r>
           </w:p>
         </w:tc>
@@ -4330,7 +4406,7 @@
                 <w:color w:val="2B2B2B"/>
                 <w:sz w:val="20"/>
               </w:rPr>
-              <w:t>Funcional</w:t>
+              <w:t>No funcional</w:t>
             </w:r>
           </w:p>
         </w:tc>
@@ -4358,7 +4434,7 @@
                 <w:color w:val="2B2B2B"/>
                 <w:sz w:val="20"/>
               </w:rPr>
-              <w:t>Baja</w:t>
+              <w:t>Alta</w:t>
             </w:r>
           </w:p>
         </w:tc>
@@ -4386,7 +4462,7 @@
                 <w:color w:val="2B2B2B"/>
                 <w:sz w:val="20"/>
               </w:rPr>
-              <w:t>Fuera de alcance EP1</w:t>
+              <w:t>1 NAT; destroy; t4g.small</w:t>
             </w:r>
           </w:p>
         </w:tc>
@@ -4418,7 +4494,7 @@
                 <w:color w:val="2B2B2B"/>
                 <w:sz w:val="20"/>
               </w:rPr>
-              <w:t>RNF-05</w:t>
+              <w:t>RNF-06</w:t>
             </w:r>
           </w:p>
         </w:tc>
@@ -4445,7 +4521,7 @@
                 <w:color w:val="2B2B2B"/>
                 <w:sz w:val="20"/>
               </w:rPr>
-              <w:t>HTTPS público / WAF / Shield</w:t>
+              <w:t>Despliegues repetibles</w:t>
             </w:r>
           </w:p>
         </w:tc>
@@ -4526,7 +4602,437 @@
                 <w:color w:val="2B2B2B"/>
                 <w:sz w:val="20"/>
               </w:rPr>
-              <w:t>Diferido (lab/costo)</w:t>
+              <w:t>Terraform + GitHub Actions</w:t>
+            </w:r>
+          </w:p>
+        </w:tc>
+      </w:tr>
+      <w:tr>
+        <w:trPr>
+          <w:cantSplit/>
+        </w:trPr>
+        <w:tc>
+          <w:tcPr>
+            <w:tcW w:type="dxa" w:w="1872"/>
+            <w:shd w:fill="F0F4F8" w:val="clear"/>
+            <w:tcMar>
+              <w:top w:w="120" w:type="dxa"/>
+              <w:bottom w:w="120" w:type="dxa"/>
+              <w:left w:w="160" w:type="dxa"/>
+              <w:right w:w="160" w:type="dxa"/>
+            </w:tcMar>
+          </w:tcPr>
+          <w:p>
+            <w:pPr>
+              <w:spacing w:after="0"/>
+              <w:widowControl/>
+              <w:keepLines/>
+            </w:pPr>
+            <w:r>
+              <w:rPr>
+                <w:rFonts w:ascii="Aptos" w:hAnsi="Aptos"/>
+                <w:b w:val="0"/>
+                <w:color w:val="2B2B2B"/>
+                <w:sz w:val="20"/>
+              </w:rPr>
+              <w:t>RF-04</w:t>
+            </w:r>
+          </w:p>
+        </w:tc>
+        <w:tc>
+          <w:tcPr>
+            <w:tcW w:type="dxa" w:w="1872"/>
+            <w:shd w:fill="F0F4F8" w:val="clear"/>
+            <w:tcMar>
+              <w:top w:w="120" w:type="dxa"/>
+              <w:bottom w:w="120" w:type="dxa"/>
+              <w:left w:w="160" w:type="dxa"/>
+              <w:right w:w="160" w:type="dxa"/>
+            </w:tcMar>
+          </w:tcPr>
+          <w:p>
+            <w:pPr>
+              <w:spacing w:after="0"/>
+              <w:widowControl/>
+              <w:keepLines/>
+            </w:pPr>
+            <w:r>
+              <w:rPr>
+                <w:rFonts w:ascii="Aptos" w:hAnsi="Aptos"/>
+                <w:b w:val="0"/>
+                <w:color w:val="2B2B2B"/>
+                <w:sz w:val="20"/>
+              </w:rPr>
+              <w:t>Carrito y órdenes</w:t>
+            </w:r>
+          </w:p>
+        </w:tc>
+        <w:tc>
+          <w:tcPr>
+            <w:tcW w:type="dxa" w:w="1872"/>
+            <w:shd w:fill="F0F4F8" w:val="clear"/>
+            <w:tcMar>
+              <w:top w:w="120" w:type="dxa"/>
+              <w:bottom w:w="120" w:type="dxa"/>
+              <w:left w:w="160" w:type="dxa"/>
+              <w:right w:w="160" w:type="dxa"/>
+            </w:tcMar>
+          </w:tcPr>
+          <w:p>
+            <w:pPr>
+              <w:spacing w:after="0"/>
+              <w:widowControl/>
+              <w:keepLines/>
+            </w:pPr>
+            <w:r>
+              <w:rPr>
+                <w:rFonts w:ascii="Aptos" w:hAnsi="Aptos"/>
+                <w:b w:val="0"/>
+                <w:color w:val="2B2B2B"/>
+                <w:sz w:val="20"/>
+              </w:rPr>
+              <w:t>Funcional</w:t>
+            </w:r>
+          </w:p>
+        </w:tc>
+        <w:tc>
+          <w:tcPr>
+            <w:tcW w:type="dxa" w:w="1872"/>
+            <w:shd w:fill="F0F4F8" w:val="clear"/>
+            <w:tcMar>
+              <w:top w:w="120" w:type="dxa"/>
+              <w:bottom w:w="120" w:type="dxa"/>
+              <w:left w:w="160" w:type="dxa"/>
+              <w:right w:w="160" w:type="dxa"/>
+            </w:tcMar>
+          </w:tcPr>
+          <w:p>
+            <w:pPr>
+              <w:spacing w:after="0"/>
+              <w:widowControl/>
+              <w:keepLines/>
+            </w:pPr>
+            <w:r>
+              <w:rPr>
+                <w:rFonts w:ascii="Aptos" w:hAnsi="Aptos"/>
+                <w:b w:val="0"/>
+                <w:color w:val="2B2B2B"/>
+                <w:sz w:val="20"/>
+              </w:rPr>
+              <w:t>Baja</w:t>
+            </w:r>
+          </w:p>
+        </w:tc>
+        <w:tc>
+          <w:tcPr>
+            <w:tcW w:type="dxa" w:w="1872"/>
+            <w:shd w:fill="F0F4F8" w:val="clear"/>
+            <w:tcMar>
+              <w:top w:w="120" w:type="dxa"/>
+              <w:bottom w:w="120" w:type="dxa"/>
+              <w:left w:w="160" w:type="dxa"/>
+              <w:right w:w="160" w:type="dxa"/>
+            </w:tcMar>
+          </w:tcPr>
+          <w:p>
+            <w:pPr>
+              <w:spacing w:after="0"/>
+              <w:widowControl/>
+              <w:keepLines/>
+            </w:pPr>
+            <w:r>
+              <w:rPr>
+                <w:rFonts w:ascii="Aptos" w:hAnsi="Aptos"/>
+                <w:b w:val="0"/>
+                <w:color w:val="2B2B2B"/>
+                <w:sz w:val="20"/>
+              </w:rPr>
+              <w:t>Fuera de alcance EP1</w:t>
+            </w:r>
+          </w:p>
+        </w:tc>
+      </w:tr>
+      <w:tr>
+        <w:trPr>
+          <w:cantSplit/>
+        </w:trPr>
+        <w:tc>
+          <w:tcPr>
+            <w:tcW w:type="dxa" w:w="1872"/>
+            <w:tcMar>
+              <w:top w:w="120" w:type="dxa"/>
+              <w:bottom w:w="120" w:type="dxa"/>
+              <w:left w:w="160" w:type="dxa"/>
+              <w:right w:w="160" w:type="dxa"/>
+            </w:tcMar>
+          </w:tcPr>
+          <w:p>
+            <w:pPr>
+              <w:spacing w:after="0"/>
+              <w:widowControl/>
+              <w:keepLines/>
+            </w:pPr>
+            <w:r>
+              <w:rPr>
+                <w:rFonts w:ascii="Aptos" w:hAnsi="Aptos"/>
+                <w:b w:val="0"/>
+                <w:color w:val="2B2B2B"/>
+                <w:sz w:val="20"/>
+              </w:rPr>
+              <w:t>RNF-07</w:t>
+            </w:r>
+          </w:p>
+        </w:tc>
+        <w:tc>
+          <w:tcPr>
+            <w:tcW w:type="dxa" w:w="1872"/>
+            <w:tcMar>
+              <w:top w:w="120" w:type="dxa"/>
+              <w:bottom w:w="120" w:type="dxa"/>
+              <w:left w:w="160" w:type="dxa"/>
+              <w:right w:w="160" w:type="dxa"/>
+            </w:tcMar>
+          </w:tcPr>
+          <w:p>
+            <w:pPr>
+              <w:spacing w:after="0"/>
+              <w:widowControl/>
+              <w:keepLines/>
+            </w:pPr>
+            <w:r>
+              <w:rPr>
+                <w:rFonts w:ascii="Aptos" w:hAnsi="Aptos"/>
+                <w:b w:val="0"/>
+                <w:color w:val="2B2B2B"/>
+                <w:sz w:val="20"/>
+              </w:rPr>
+              <w:t>HTTPS / WAF / Secrets Manager</w:t>
+            </w:r>
+          </w:p>
+        </w:tc>
+        <w:tc>
+          <w:tcPr>
+            <w:tcW w:type="dxa" w:w="1872"/>
+            <w:tcMar>
+              <w:top w:w="120" w:type="dxa"/>
+              <w:bottom w:w="120" w:type="dxa"/>
+              <w:left w:w="160" w:type="dxa"/>
+              <w:right w:w="160" w:type="dxa"/>
+            </w:tcMar>
+          </w:tcPr>
+          <w:p>
+            <w:pPr>
+              <w:spacing w:after="0"/>
+              <w:widowControl/>
+              <w:keepLines/>
+            </w:pPr>
+            <w:r>
+              <w:rPr>
+                <w:rFonts w:ascii="Aptos" w:hAnsi="Aptos"/>
+                <w:b w:val="0"/>
+                <w:color w:val="2B2B2B"/>
+                <w:sz w:val="20"/>
+              </w:rPr>
+              <w:t>No funcional</w:t>
+            </w:r>
+          </w:p>
+        </w:tc>
+        <w:tc>
+          <w:tcPr>
+            <w:tcW w:type="dxa" w:w="1872"/>
+            <w:tcMar>
+              <w:top w:w="120" w:type="dxa"/>
+              <w:bottom w:w="120" w:type="dxa"/>
+              <w:left w:w="160" w:type="dxa"/>
+              <w:right w:w="160" w:type="dxa"/>
+            </w:tcMar>
+          </w:tcPr>
+          <w:p>
+            <w:pPr>
+              <w:spacing w:after="0"/>
+              <w:widowControl/>
+              <w:keepLines/>
+            </w:pPr>
+            <w:r>
+              <w:rPr>
+                <w:rFonts w:ascii="Aptos" w:hAnsi="Aptos"/>
+                <w:b w:val="0"/>
+                <w:color w:val="2B2B2B"/>
+                <w:sz w:val="20"/>
+              </w:rPr>
+              <w:t>Media</w:t>
+            </w:r>
+          </w:p>
+        </w:tc>
+        <w:tc>
+          <w:tcPr>
+            <w:tcW w:type="dxa" w:w="1872"/>
+            <w:tcMar>
+              <w:top w:w="120" w:type="dxa"/>
+              <w:bottom w:w="120" w:type="dxa"/>
+              <w:left w:w="160" w:type="dxa"/>
+              <w:right w:w="160" w:type="dxa"/>
+            </w:tcMar>
+          </w:tcPr>
+          <w:p>
+            <w:pPr>
+              <w:spacing w:after="0"/>
+              <w:widowControl/>
+              <w:keepLines/>
+            </w:pPr>
+            <w:r>
+              <w:rPr>
+                <w:rFonts w:ascii="Aptos" w:hAnsi="Aptos"/>
+                <w:b w:val="0"/>
+                <w:color w:val="2B2B2B"/>
+                <w:sz w:val="20"/>
+              </w:rPr>
+              <w:t>Planificado en TO-BE empresarial</w:t>
+            </w:r>
+          </w:p>
+        </w:tc>
+      </w:tr>
+      <w:tr>
+        <w:trPr>
+          <w:cantSplit/>
+        </w:trPr>
+        <w:tc>
+          <w:tcPr>
+            <w:tcW w:type="dxa" w:w="1872"/>
+            <w:shd w:fill="F0F4F8" w:val="clear"/>
+            <w:tcMar>
+              <w:top w:w="120" w:type="dxa"/>
+              <w:bottom w:w="120" w:type="dxa"/>
+              <w:left w:w="160" w:type="dxa"/>
+              <w:right w:w="160" w:type="dxa"/>
+            </w:tcMar>
+          </w:tcPr>
+          <w:p>
+            <w:pPr>
+              <w:spacing w:after="0"/>
+              <w:widowControl/>
+              <w:keepLines/>
+            </w:pPr>
+            <w:r>
+              <w:rPr>
+                <w:rFonts w:ascii="Aptos" w:hAnsi="Aptos"/>
+                <w:b w:val="0"/>
+                <w:color w:val="2B2B2B"/>
+                <w:sz w:val="20"/>
+              </w:rPr>
+              <w:t>RNF-08</w:t>
+            </w:r>
+          </w:p>
+        </w:tc>
+        <w:tc>
+          <w:tcPr>
+            <w:tcW w:type="dxa" w:w="1872"/>
+            <w:shd w:fill="F0F4F8" w:val="clear"/>
+            <w:tcMar>
+              <w:top w:w="120" w:type="dxa"/>
+              <w:bottom w:w="120" w:type="dxa"/>
+              <w:left w:w="160" w:type="dxa"/>
+              <w:right w:w="160" w:type="dxa"/>
+            </w:tcMar>
+          </w:tcPr>
+          <w:p>
+            <w:pPr>
+              <w:spacing w:after="0"/>
+              <w:widowControl/>
+              <w:keepLines/>
+            </w:pPr>
+            <w:r>
+              <w:rPr>
+                <w:rFonts w:ascii="Aptos" w:hAnsi="Aptos"/>
+                <w:b w:val="0"/>
+                <w:color w:val="2B2B2B"/>
+                <w:sz w:val="20"/>
+              </w:rPr>
+              <w:t>Cómputo y BD administrados</w:t>
+            </w:r>
+          </w:p>
+        </w:tc>
+        <w:tc>
+          <w:tcPr>
+            <w:tcW w:type="dxa" w:w="1872"/>
+            <w:shd w:fill="F0F4F8" w:val="clear"/>
+            <w:tcMar>
+              <w:top w:w="120" w:type="dxa"/>
+              <w:bottom w:w="120" w:type="dxa"/>
+              <w:left w:w="160" w:type="dxa"/>
+              <w:right w:w="160" w:type="dxa"/>
+            </w:tcMar>
+          </w:tcPr>
+          <w:p>
+            <w:pPr>
+              <w:spacing w:after="0"/>
+              <w:widowControl/>
+              <w:keepLines/>
+            </w:pPr>
+            <w:r>
+              <w:rPr>
+                <w:rFonts w:ascii="Aptos" w:hAnsi="Aptos"/>
+                <w:b w:val="0"/>
+                <w:color w:val="2B2B2B"/>
+                <w:sz w:val="20"/>
+              </w:rPr>
+              <w:t>No funcional</w:t>
+            </w:r>
+          </w:p>
+        </w:tc>
+        <w:tc>
+          <w:tcPr>
+            <w:tcW w:type="dxa" w:w="1872"/>
+            <w:shd w:fill="F0F4F8" w:val="clear"/>
+            <w:tcMar>
+              <w:top w:w="120" w:type="dxa"/>
+              <w:bottom w:w="120" w:type="dxa"/>
+              <w:left w:w="160" w:type="dxa"/>
+              <w:right w:w="160" w:type="dxa"/>
+            </w:tcMar>
+          </w:tcPr>
+          <w:p>
+            <w:pPr>
+              <w:spacing w:after="0"/>
+              <w:widowControl/>
+              <w:keepLines/>
+            </w:pPr>
+            <w:r>
+              <w:rPr>
+                <w:rFonts w:ascii="Aptos" w:hAnsi="Aptos"/>
+                <w:b w:val="0"/>
+                <w:color w:val="2B2B2B"/>
+                <w:sz w:val="20"/>
+              </w:rPr>
+              <w:t>Media</w:t>
+            </w:r>
+          </w:p>
+        </w:tc>
+        <w:tc>
+          <w:tcPr>
+            <w:tcW w:type="dxa" w:w="1872"/>
+            <w:shd w:fill="F0F4F8" w:val="clear"/>
+            <w:tcMar>
+              <w:top w:w="120" w:type="dxa"/>
+              <w:bottom w:w="120" w:type="dxa"/>
+              <w:left w:w="160" w:type="dxa"/>
+              <w:right w:w="160" w:type="dxa"/>
+            </w:tcMar>
+          </w:tcPr>
+          <w:p>
+            <w:pPr>
+              <w:spacing w:after="0"/>
+              <w:widowControl/>
+              <w:keepLines/>
+            </w:pPr>
+            <w:r>
+              <w:rPr>
+                <w:rFonts w:ascii="Aptos" w:hAnsi="Aptos"/>
+                <w:b w:val="0"/>
+                <w:color w:val="2B2B2B"/>
+                <w:sz w:val="20"/>
+              </w:rPr>
+              <w:t>ECS/Fargate + RDS en TO-BE</w:t>
             </w:r>
           </w:p>
         </w:tc>
@@ -4537,22 +5043,6 @@
         <w:widowControl/>
         <w:keepLines/>
       </w:pPr>
-    </w:p>
-    <w:p>
-      <w:pPr>
-        <w:spacing w:after="120" w:line="240" w:lineRule="auto"/>
-        <w:widowControl/>
-        <w:keepLines/>
-      </w:pPr>
-      <w:r>
-        <w:rPr>
-          <w:rFonts w:ascii="Aptos" w:hAnsi="Aptos"/>
-          <w:b w:val="0"/>
-          <w:color w:val="2B2B2B"/>
-          <w:sz w:val="22"/>
-        </w:rPr>
-        <w:t>La solución cloud prioriza Alta: CRUD + HA + seguridad por capas + ASG/contenedores. Lo diferido (carrito, TLS productivo) no bloquea el valor del EP1 ni la demo.</w:t>
-      </w:r>
     </w:p>
     <w:p>
       <w:pPr>
@@ -4771,7 +5261,7 @@
                 <w:color w:val="2B2B2B"/>
                 <w:sz w:val="20"/>
               </w:rPr>
-              <w:t>OPEX, pago por uso; ideal para startup/MVP</w:t>
+              <w:t>Baja inversión inicial; OPEX; requiere gobierno</w:t>
             </w:r>
           </w:p>
         </w:tc>
@@ -4798,7 +5288,7 @@
                 <w:color w:val="2B2B2B"/>
                 <w:sz w:val="20"/>
               </w:rPr>
-              <w:t>CAPEX alto (datacenter/HW)</w:t>
+              <w:t>Alto CAPEX (HW, licencias, operación)</w:t>
             </w:r>
           </w:p>
         </w:tc>
@@ -4825,7 +5315,7 @@
                 <w:color w:val="2B2B2B"/>
                 <w:sz w:val="20"/>
               </w:rPr>
-              <w:t>Mixto; complejidad de integración</w:t>
+              <w:t>Costos duplicados de integración</w:t>
             </w:r>
           </w:p>
         </w:tc>
@@ -4886,7 +5376,7 @@
                 <w:color w:val="2B2B2B"/>
                 <w:sz w:val="20"/>
               </w:rPr>
-              <w:t>Responsabilidad compartida; SG/IAM maduros</w:t>
+              <w:t>Controles maduros; responsabilidad compartida</w:t>
             </w:r>
           </w:p>
         </w:tc>
@@ -4914,7 +5404,7 @@
                 <w:color w:val="2B2B2B"/>
                 <w:sz w:val="20"/>
               </w:rPr>
-              <w:t>Control total físico/lógico</w:t>
+              <w:t>Control físico total; todo a cargo propio</w:t>
             </w:r>
           </w:p>
         </w:tc>
@@ -4942,7 +5432,7 @@
                 <w:color w:val="2B2B2B"/>
                 <w:sz w:val="20"/>
               </w:rPr>
-              <w:t>Políticas duales; mayor superficie</w:t>
+              <w:t>Complejidad de políticas duales</w:t>
             </w:r>
           </w:p>
         </w:tc>
@@ -5001,7 +5491,7 @@
                 <w:color w:val="2B2B2B"/>
                 <w:sz w:val="20"/>
               </w:rPr>
-              <w:t>Elástica (ASG, regiones)</w:t>
+              <w:t>Elástica (ASG/ECS, Multi-AZ)</w:t>
             </w:r>
           </w:p>
         </w:tc>
@@ -5055,7 +5545,7 @@
                 <w:color w:val="2B2B2B"/>
                 <w:sz w:val="20"/>
               </w:rPr>
-              <w:t>Escalado cloud + legado on-prem</w:t>
+              <w:t>Condicionada por enlace y distribución</w:t>
             </w:r>
           </w:p>
         </w:tc>
@@ -5116,7 +5606,7 @@
                 <w:color w:val="2B2B2B"/>
                 <w:sz w:val="20"/>
               </w:rPr>
-              <w:t>Time-to-market y lab Academy</w:t>
+              <w:t>Ideal para MVP y crecimiento 40%</w:t>
             </w:r>
           </w:p>
         </w:tc>
@@ -5144,7 +5634,7 @@
                 <w:color w:val="2B2B2B"/>
                 <w:sz w:val="20"/>
               </w:rPr>
-              <w:t>No justifica CAPEX en etapa 1</w:t>
+              <w:t>Sin ventaja clara en etapa 1</w:t>
             </w:r>
           </w:p>
         </w:tc>
@@ -5172,7 +5662,7 @@
                 <w:color w:val="2B2B2B"/>
                 <w:sz w:val="20"/>
               </w:rPr>
-              <w:t>Overengineering para catálogo MVP</w:t>
+              <w:t>Solo si hay legado inamovible</w:t>
             </w:r>
           </w:p>
         </w:tc>
@@ -5258,7 +5748,7 @@
                 <w:color w:val="2B2B2B"/>
                 <w:sz w:val="20"/>
               </w:rPr>
-              <w:t>Inversión y lead time</w:t>
+              <w:t>CAPEX y lead time altos</w:t>
             </w:r>
           </w:p>
         </w:tc>
@@ -5285,7 +5775,7 @@
                 <w:color w:val="2B2B2B"/>
                 <w:sz w:val="20"/>
               </w:rPr>
-              <w:t>Operación más cara de sostener</w:t>
+              <w:t>Mayor costo y complejidad operativa</w:t>
             </w:r>
           </w:p>
         </w:tc>
@@ -5333,7 +5823,7 @@
           <w:color w:val="1A1A1A"/>
           <w:sz w:val="26"/>
         </w:rPr>
-        <w:t>Modelo seleccionado: nube pública (AWS)</w:t>
+        <w:t>Modelo seleccionado: nube pública AWS</w:t>
       </w:r>
     </w:p>
     <w:p>
@@ -5349,7 +5839,7 @@
           <w:color w:val="2B2B2B"/>
           <w:sz w:val="22"/>
         </w:rPr>
-        <w:t>Se selecciona nube pública AWS (Learner Lab) porque permite implementar en horas una arquitectura Multi-AZ con servicios de balanceo, registro de contenedores y backup, alineada al enunciado EP1 y a las restricciones académicas.</w:t>
+        <w:t>Se selecciona nube pública AWS (Learner Lab para la demo; cuenta productiva para el TO-BE). AWS ofrece VPC, ALB, EC2, ASG, ECR, Backup y, en evolución, ECS, RDS, WAF e IAM avanzado sin construir plataforma física.</w:t>
       </w:r>
     </w:p>
     <w:p>
@@ -5384,7 +5874,7 @@
           <w:color w:val="2B2B2B"/>
           <w:sz w:val="22"/>
         </w:rPr>
-        <w:t>• Servicios nativos: VPC, ALB, ASG, ECR, EC2, AWS Backup.</w:t>
+        <w:t>• Cumple el TO-BE académico de tres capas con componentes nativos exigidos por la pauta.</w:t>
       </w:r>
     </w:p>
     <w:p>
@@ -5401,7 +5891,7 @@
           <w:color w:val="2B2B2B"/>
           <w:sz w:val="22"/>
         </w:rPr>
-        <w:t>• Contenedores ARM64 (Graviton) coherentes con t4g.small del lab.</w:t>
+        <w:t>• Permite contenedores ARM64, Multi-AZ y balanceo sin rediseñar el dominio CRUD.</w:t>
       </w:r>
     </w:p>
     <w:p>
@@ -5418,7 +5908,7 @@
           <w:color w:val="2B2B2B"/>
           <w:sz w:val="22"/>
         </w:rPr>
-        <w:t>• IaC reproducible (Terraform workspace clases + state remoto S3/DynamoDB).</w:t>
+        <w:t>• IaC (Terraform) y Actions hacen reproducible el laboratorio y preparan la madurez CI/CD.</w:t>
       </w:r>
     </w:p>
     <w:p>
@@ -5452,7 +5942,7 @@
           <w:color w:val="2B2B2B"/>
           <w:sz w:val="22"/>
         </w:rPr>
-        <w:t>Evitar compra de servidores, switches y UPS (CAPEX). El lab opera bajo créditos/consumo (OPEX). Un solo NAT y destroy al cerrar sesión reducen desperdicio. La elasticidad del ASG evita dimensionar para el pico permanente.</w:t>
+        <w:t>Se sustituye inversión en servidores y balanceadores (CAPEX) por consumo del lab/cloud (OPEX). Servicios administrados en el TO-BE reducen horas de parches de SO/motor DB. OPEX exige igual tagging, presupuestos y destroy: no es costo automáticamente bajo.</w:t>
       </w:r>
     </w:p>
     <w:p>
@@ -5486,7 +5976,7 @@
           <w:color w:val="2B2B2B"/>
           <w:sz w:val="22"/>
         </w:rPr>
-        <w:t>Soporta el crecimiento del 40% trimestral con HA (ALB + Multi-AZ + ASG) y deja una base extensible (RDS, HTTPS, más microservicios) sin rehacer la red de tres capas.</w:t>
+        <w:t>FreshBox acelera el time-to-market del catálogo y deja una ruta incremental hacia carrito, órdenes y endurecimiento (HTTPS, WAF, RDS, ECS) sin abandonar la separación por capas.</w:t>
       </w:r>
     </w:p>
     <w:p>
@@ -5510,32 +6000,13 @@
         <w:t>1.7 Validación del diseño (IE2.2.2)</w:t>
       </w:r>
     </w:p>
-    <w:p>
-      <w:pPr>
-        <w:spacing w:after="120" w:line="240" w:lineRule="auto"/>
-        <w:widowControl/>
-        <w:keepLines/>
-      </w:pPr>
-      <w:r>
-        <w:rPr>
-          <w:rFonts w:ascii="Aptos" w:hAnsi="Aptos"/>
-          <w:b w:val="0"/>
-          <w:color w:val="2B2B2B"/>
-          <w:sz w:val="22"/>
-        </w:rPr>
-        <w:t>La arquitectura implementada cumple el TO-BE de tres capas del enunciado. Validación teórica y evidencia de implementación en el Learner Lab:</w:t>
-      </w:r>
-    </w:p>
     <w:tbl>
       <w:tblPr>
         <w:tblW w:type="auto" w:w="0"/>
-        <w:jc w:val="center"/>
         <w:tblLook w:firstColumn="1" w:firstRow="1" w:lastColumn="0" w:lastRow="0" w:noHBand="0" w:noVBand="1" w:val="04A0"/>
       </w:tblPr>
       <w:tblGrid>
-        <w:gridCol w:w="3120"/>
-        <w:gridCol w:w="3120"/>
-        <w:gridCol w:w="3120"/>
+        <w:gridCol w:w="9360"/>
       </w:tblGrid>
       <w:tr>
         <w:trPr>
@@ -5544,21 +6015,23 @@
         </w:trPr>
         <w:tc>
           <w:tcPr>
-            <w:tcW w:type="dxa" w:w="3120"/>
-            <w:shd w:fill="1A1A1A" w:val="clear"/>
-            <w:tcMar>
-              <w:top w:w="120" w:type="dxa"/>
-              <w:bottom w:w="120" w:type="dxa"/>
-              <w:left w:w="160" w:type="dxa"/>
-              <w:right w:w="160" w:type="dxa"/>
+            <w:tcW w:type="dxa" w:w="9360"/>
+            <w:shd w:fill="F4F5F6" w:val="clear"/>
+            <w:tcMar>
+              <w:top w:w="140" w:type="dxa"/>
+              <w:bottom w:w="140" w:type="dxa"/>
+              <w:left w:w="180" w:type="dxa"/>
+              <w:right w:w="180" w:type="dxa"/>
             </w:tcMar>
             <w:tcBorders>
-              <w:bottom w:val="single" w:sz="18" w:color="FFB800"/>
+              <w:left w:val="single" w:sz="24" w:color="FFB800"/>
+              <w:top w:val="nil"/>
+              <w:bottom w:val="nil"/>
+              <w:right w:val="nil"/>
             </w:tcBorders>
           </w:tcPr>
           <w:p>
             <w:pPr>
-              <w:spacing w:after="0"/>
               <w:widowControl/>
               <w:keepLines/>
             </w:pPr>
@@ -5566,683 +6039,25 @@
               <w:rPr>
                 <w:rFonts w:ascii="Aptos" w:hAnsi="Aptos"/>
                 <w:b/>
-                <w:color w:val="FFFFFF"/>
-                <w:sz w:val="20"/>
-              </w:rPr>
-              <w:t>Criterio</w:t>
-            </w:r>
-          </w:p>
-        </w:tc>
-        <w:tc>
-          <w:tcPr>
-            <w:tcW w:type="dxa" w:w="3120"/>
-            <w:shd w:fill="1A1A1A" w:val="clear"/>
-            <w:tcMar>
-              <w:top w:w="120" w:type="dxa"/>
-              <w:bottom w:w="120" w:type="dxa"/>
-              <w:left w:w="160" w:type="dxa"/>
-              <w:right w:w="160" w:type="dxa"/>
-            </w:tcMar>
-            <w:tcBorders>
-              <w:bottom w:val="single" w:sz="18" w:color="FFB800"/>
-            </w:tcBorders>
-          </w:tcPr>
-          <w:p>
-            <w:pPr>
-              <w:spacing w:after="0"/>
-              <w:widowControl/>
-              <w:keepLines/>
-            </w:pPr>
-            <w:r>
-              <w:rPr>
-                <w:rFonts w:ascii="Aptos" w:hAnsi="Aptos"/>
-                <w:b/>
-                <w:color w:val="FFFFFF"/>
-                <w:sz w:val="20"/>
-              </w:rPr>
-              <w:t>Diseño / implementación</w:t>
-            </w:r>
-          </w:p>
-        </w:tc>
-        <w:tc>
-          <w:tcPr>
-            <w:tcW w:type="dxa" w:w="3120"/>
-            <w:shd w:fill="1A1A1A" w:val="clear"/>
-            <w:tcMar>
-              <w:top w:w="120" w:type="dxa"/>
-              <w:bottom w:w="120" w:type="dxa"/>
-              <w:left w:w="160" w:type="dxa"/>
-              <w:right w:w="160" w:type="dxa"/>
-            </w:tcMar>
-            <w:tcBorders>
-              <w:bottom w:val="single" w:sz="18" w:color="FFB800"/>
-            </w:tcBorders>
-          </w:tcPr>
-          <w:p>
-            <w:pPr>
-              <w:spacing w:after="0"/>
-              <w:widowControl/>
-              <w:keepLines/>
-            </w:pPr>
-            <w:r>
-              <w:rPr>
-                <w:rFonts w:ascii="Aptos" w:hAnsi="Aptos"/>
-                <w:b/>
-                <w:color w:val="FFFFFF"/>
-                <w:sz w:val="20"/>
-              </w:rPr>
-              <w:t>Estado</w:t>
-            </w:r>
-          </w:p>
-        </w:tc>
-      </w:tr>
-      <w:tr>
-        <w:trPr>
-          <w:cantSplit/>
-        </w:trPr>
-        <w:tc>
-          <w:tcPr>
-            <w:tcW w:type="dxa" w:w="3120"/>
-            <w:tcMar>
-              <w:top w:w="120" w:type="dxa"/>
-              <w:bottom w:w="120" w:type="dxa"/>
-              <w:left w:w="160" w:type="dxa"/>
-              <w:right w:w="160" w:type="dxa"/>
-            </w:tcMar>
-          </w:tcPr>
-          <w:p>
-            <w:pPr>
-              <w:spacing w:after="0"/>
-              <w:widowControl/>
-              <w:keepLines/>
-            </w:pPr>
-            <w:r>
-              <w:rPr>
-                <w:rFonts w:ascii="Aptos" w:hAnsi="Aptos"/>
-                <w:b w:val="0"/>
-                <w:color w:val="2B2B2B"/>
-                <w:sz w:val="20"/>
-              </w:rPr>
-              <w:t>Alta disponibilidad</w:t>
-            </w:r>
-          </w:p>
-        </w:tc>
-        <w:tc>
-          <w:tcPr>
-            <w:tcW w:type="dxa" w:w="3120"/>
-            <w:tcMar>
-              <w:top w:w="120" w:type="dxa"/>
-              <w:bottom w:w="120" w:type="dxa"/>
-              <w:left w:w="160" w:type="dxa"/>
-              <w:right w:w="160" w:type="dxa"/>
-            </w:tcMar>
-          </w:tcPr>
-          <w:p>
-            <w:pPr>
-              <w:spacing w:after="0"/>
-              <w:widowControl/>
-              <w:keepLines/>
-            </w:pPr>
-            <w:r>
-              <w:rPr>
-                <w:rFonts w:ascii="Aptos" w:hAnsi="Aptos"/>
-                <w:b w:val="0"/>
-                <w:color w:val="2B2B2B"/>
-                <w:sz w:val="20"/>
-              </w:rPr>
-              <w:t>Subredes en 2 AZ; ALB; ASG min 2; health check /</w:t>
-            </w:r>
-          </w:p>
-        </w:tc>
-        <w:tc>
-          <w:tcPr>
-            <w:tcW w:type="dxa" w:w="3120"/>
-            <w:tcMar>
-              <w:top w:w="120" w:type="dxa"/>
-              <w:bottom w:w="120" w:type="dxa"/>
-              <w:left w:w="160" w:type="dxa"/>
-              <w:right w:w="160" w:type="dxa"/>
-            </w:tcMar>
-          </w:tcPr>
-          <w:p>
-            <w:pPr>
-              <w:spacing w:after="0"/>
-              <w:widowControl/>
-              <w:keepLines/>
-            </w:pPr>
-            <w:r>
-              <w:rPr>
-                <w:rFonts w:ascii="Aptos" w:hAnsi="Aptos"/>
-                <w:b w:val="0"/>
-                <w:color w:val="2B2B2B"/>
-                <w:sz w:val="20"/>
-              </w:rPr>
-              <w:t>● Cumple</w:t>
-            </w:r>
-          </w:p>
-        </w:tc>
-      </w:tr>
-      <w:tr>
-        <w:trPr>
-          <w:cantSplit/>
-        </w:trPr>
-        <w:tc>
-          <w:tcPr>
-            <w:tcW w:type="dxa" w:w="3120"/>
-            <w:shd w:fill="F0F4F8" w:val="clear"/>
-            <w:tcMar>
-              <w:top w:w="120" w:type="dxa"/>
-              <w:bottom w:w="120" w:type="dxa"/>
-              <w:left w:w="160" w:type="dxa"/>
-              <w:right w:w="160" w:type="dxa"/>
-            </w:tcMar>
-          </w:tcPr>
-          <w:p>
-            <w:pPr>
-              <w:spacing w:after="0"/>
-              <w:widowControl/>
-              <w:keepLines/>
-            </w:pPr>
-            <w:r>
-              <w:rPr>
-                <w:rFonts w:ascii="Aptos" w:hAnsi="Aptos"/>
-                <w:b w:val="0"/>
-                <w:color w:val="2B2B2B"/>
-                <w:sz w:val="20"/>
-              </w:rPr>
-              <w:t>Escalabilidad</w:t>
-            </w:r>
-          </w:p>
-        </w:tc>
-        <w:tc>
-          <w:tcPr>
-            <w:tcW w:type="dxa" w:w="3120"/>
-            <w:shd w:fill="F0F4F8" w:val="clear"/>
-            <w:tcMar>
-              <w:top w:w="120" w:type="dxa"/>
-              <w:bottom w:w="120" w:type="dxa"/>
-              <w:left w:w="160" w:type="dxa"/>
-              <w:right w:w="160" w:type="dxa"/>
-            </w:tcMar>
-          </w:tcPr>
-          <w:p>
-            <w:pPr>
-              <w:spacing w:after="0"/>
-              <w:widowControl/>
-              <w:keepLines/>
-            </w:pPr>
-            <w:r>
-              <w:rPr>
-                <w:rFonts w:ascii="Aptos" w:hAnsi="Aptos"/>
-                <w:b w:val="0"/>
-                <w:color w:val="2B2B2B"/>
-                <w:sz w:val="20"/>
-              </w:rPr>
-              <w:t>ASG max 4; 5 contenedores Docker; imágenes en ECR ARM64</w:t>
-            </w:r>
-          </w:p>
-        </w:tc>
-        <w:tc>
-          <w:tcPr>
-            <w:tcW w:type="dxa" w:w="3120"/>
-            <w:shd w:fill="F0F4F8" w:val="clear"/>
-            <w:tcMar>
-              <w:top w:w="120" w:type="dxa"/>
-              <w:bottom w:w="120" w:type="dxa"/>
-              <w:left w:w="160" w:type="dxa"/>
-              <w:right w:w="160" w:type="dxa"/>
-            </w:tcMar>
-          </w:tcPr>
-          <w:p>
-            <w:pPr>
-              <w:spacing w:after="0"/>
-              <w:widowControl/>
-              <w:keepLines/>
-            </w:pPr>
-            <w:r>
-              <w:rPr>
-                <w:rFonts w:ascii="Aptos" w:hAnsi="Aptos"/>
-                <w:b w:val="0"/>
-                <w:color w:val="2B2B2B"/>
-                <w:sz w:val="20"/>
-              </w:rPr>
-              <w:t>● Cumple</w:t>
-            </w:r>
-          </w:p>
-        </w:tc>
-      </w:tr>
-      <w:tr>
-        <w:trPr>
-          <w:cantSplit/>
-        </w:trPr>
-        <w:tc>
-          <w:tcPr>
-            <w:tcW w:type="dxa" w:w="3120"/>
-            <w:tcMar>
-              <w:top w:w="120" w:type="dxa"/>
-              <w:bottom w:w="120" w:type="dxa"/>
-              <w:left w:w="160" w:type="dxa"/>
-              <w:right w:w="160" w:type="dxa"/>
-            </w:tcMar>
-          </w:tcPr>
-          <w:p>
-            <w:pPr>
-              <w:spacing w:after="0"/>
-              <w:widowControl/>
-              <w:keepLines/>
-            </w:pPr>
-            <w:r>
-              <w:rPr>
-                <w:rFonts w:ascii="Aptos" w:hAnsi="Aptos"/>
-                <w:b w:val="0"/>
-                <w:color w:val="2B2B2B"/>
-                <w:sz w:val="20"/>
-              </w:rPr>
-              <w:t>Buenas prácticas de red</w:t>
-            </w:r>
-          </w:p>
-        </w:tc>
-        <w:tc>
-          <w:tcPr>
-            <w:tcW w:type="dxa" w:w="3120"/>
-            <w:tcMar>
-              <w:top w:w="120" w:type="dxa"/>
-              <w:bottom w:w="120" w:type="dxa"/>
-              <w:left w:w="160" w:type="dxa"/>
-              <w:right w:w="160" w:type="dxa"/>
-            </w:tcMar>
-          </w:tcPr>
-          <w:p>
-            <w:pPr>
-              <w:spacing w:after="0"/>
-              <w:widowControl/>
-              <w:keepLines/>
-            </w:pPr>
-            <w:r>
-              <w:rPr>
-                <w:rFonts w:ascii="Aptos" w:hAnsi="Aptos"/>
-                <w:b w:val="0"/>
-                <w:color w:val="2B2B2B"/>
-                <w:sz w:val="20"/>
-              </w:rPr>
-              <w:t>VPC 10.0.0.0/22; 6 subredes; IGW; NAT; tablas de ruteo</w:t>
-            </w:r>
-          </w:p>
-        </w:tc>
-        <w:tc>
-          <w:tcPr>
-            <w:tcW w:type="dxa" w:w="3120"/>
-            <w:tcMar>
-              <w:top w:w="120" w:type="dxa"/>
-              <w:bottom w:w="120" w:type="dxa"/>
-              <w:left w:w="160" w:type="dxa"/>
-              <w:right w:w="160" w:type="dxa"/>
-            </w:tcMar>
-          </w:tcPr>
-          <w:p>
-            <w:pPr>
-              <w:spacing w:after="0"/>
-              <w:widowControl/>
-              <w:keepLines/>
-            </w:pPr>
-            <w:r>
-              <w:rPr>
-                <w:rFonts w:ascii="Aptos" w:hAnsi="Aptos"/>
-                <w:b w:val="0"/>
-                <w:color w:val="2B2B2B"/>
-                <w:sz w:val="20"/>
-              </w:rPr>
-              <w:t>● Cumple</w:t>
-            </w:r>
-          </w:p>
-        </w:tc>
-      </w:tr>
-      <w:tr>
-        <w:trPr>
-          <w:cantSplit/>
-        </w:trPr>
-        <w:tc>
-          <w:tcPr>
-            <w:tcW w:type="dxa" w:w="3120"/>
-            <w:shd w:fill="F0F4F8" w:val="clear"/>
-            <w:tcMar>
-              <w:top w:w="120" w:type="dxa"/>
-              <w:bottom w:w="120" w:type="dxa"/>
-              <w:left w:w="160" w:type="dxa"/>
-              <w:right w:w="160" w:type="dxa"/>
-            </w:tcMar>
-          </w:tcPr>
-          <w:p>
-            <w:pPr>
-              <w:spacing w:after="0"/>
-              <w:widowControl/>
-              <w:keepLines/>
-            </w:pPr>
-            <w:r>
-              <w:rPr>
-                <w:rFonts w:ascii="Aptos" w:hAnsi="Aptos"/>
-                <w:b w:val="0"/>
-                <w:color w:val="2B2B2B"/>
-                <w:sz w:val="20"/>
-              </w:rPr>
-              <w:t>Seguridad por capas</w:t>
-            </w:r>
-          </w:p>
-        </w:tc>
-        <w:tc>
-          <w:tcPr>
-            <w:tcW w:type="dxa" w:w="3120"/>
-            <w:shd w:fill="F0F4F8" w:val="clear"/>
-            <w:tcMar>
-              <w:top w:w="120" w:type="dxa"/>
-              <w:bottom w:w="120" w:type="dxa"/>
-              <w:left w:w="160" w:type="dxa"/>
-              <w:right w:w="160" w:type="dxa"/>
-            </w:tcMar>
-          </w:tcPr>
-          <w:p>
-            <w:pPr>
-              <w:spacing w:after="0"/>
-              <w:widowControl/>
-              <w:keepLines/>
-            </w:pPr>
-            <w:r>
-              <w:rPr>
-                <w:rFonts w:ascii="Aptos" w:hAnsi="Aptos"/>
-                <w:b w:val="0"/>
-                <w:color w:val="2B2B2B"/>
-                <w:sz w:val="20"/>
-              </w:rPr>
-              <w:t>SG ALB:80←Internet; App:80←ALB; Data:3306←App; EBS cifrado</w:t>
-            </w:r>
-          </w:p>
-        </w:tc>
-        <w:tc>
-          <w:tcPr>
-            <w:tcW w:type="dxa" w:w="3120"/>
-            <w:shd w:fill="F0F4F8" w:val="clear"/>
-            <w:tcMar>
-              <w:top w:w="120" w:type="dxa"/>
-              <w:bottom w:w="120" w:type="dxa"/>
-              <w:left w:w="160" w:type="dxa"/>
-              <w:right w:w="160" w:type="dxa"/>
-            </w:tcMar>
-          </w:tcPr>
-          <w:p>
-            <w:pPr>
-              <w:spacing w:after="0"/>
-              <w:widowControl/>
-              <w:keepLines/>
-            </w:pPr>
-            <w:r>
-              <w:rPr>
-                <w:rFonts w:ascii="Aptos" w:hAnsi="Aptos"/>
-                <w:b w:val="0"/>
-                <w:color w:val="2B2B2B"/>
-                <w:sz w:val="20"/>
-              </w:rPr>
-              <w:t>● Cumple</w:t>
-            </w:r>
-          </w:p>
-        </w:tc>
-      </w:tr>
-      <w:tr>
-        <w:trPr>
-          <w:cantSplit/>
-        </w:trPr>
-        <w:tc>
-          <w:tcPr>
-            <w:tcW w:type="dxa" w:w="3120"/>
-            <w:tcMar>
-              <w:top w:w="120" w:type="dxa"/>
-              <w:bottom w:w="120" w:type="dxa"/>
-              <w:left w:w="160" w:type="dxa"/>
-              <w:right w:w="160" w:type="dxa"/>
-            </w:tcMar>
-          </w:tcPr>
-          <w:p>
-            <w:pPr>
-              <w:spacing w:after="0"/>
-              <w:widowControl/>
-              <w:keepLines/>
-            </w:pPr>
-            <w:r>
-              <w:rPr>
-                <w:rFonts w:ascii="Aptos" w:hAnsi="Aptos"/>
-                <w:b w:val="0"/>
-                <w:color w:val="2B2B2B"/>
-                <w:sz w:val="20"/>
-              </w:rPr>
-              <w:t>Datos y DR</w:t>
-            </w:r>
-          </w:p>
-        </w:tc>
-        <w:tc>
-          <w:tcPr>
-            <w:tcW w:type="dxa" w:w="3120"/>
-            <w:tcMar>
-              <w:top w:w="120" w:type="dxa"/>
-              <w:bottom w:w="120" w:type="dxa"/>
-              <w:left w:w="160" w:type="dxa"/>
-              <w:right w:w="160" w:type="dxa"/>
-            </w:tcMar>
-          </w:tcPr>
-          <w:p>
-            <w:pPr>
-              <w:spacing w:after="0"/>
-              <w:widowControl/>
-              <w:keepLines/>
-            </w:pPr>
-            <w:r>
-              <w:rPr>
-                <w:rFonts w:ascii="Aptos" w:hAnsi="Aptos"/>
-                <w:b w:val="0"/>
-                <w:color w:val="2B2B2B"/>
-                <w:sz w:val="20"/>
-              </w:rPr>
-              <w:t>EC2 MariaDB privada + AWS Backup retención 7 días</w:t>
-            </w:r>
-          </w:p>
-        </w:tc>
-        <w:tc>
-          <w:tcPr>
-            <w:tcW w:type="dxa" w:w="3120"/>
-            <w:tcMar>
-              <w:top w:w="120" w:type="dxa"/>
-              <w:bottom w:w="120" w:type="dxa"/>
-              <w:left w:w="160" w:type="dxa"/>
-              <w:right w:w="160" w:type="dxa"/>
-            </w:tcMar>
-          </w:tcPr>
-          <w:p>
-            <w:pPr>
-              <w:spacing w:after="0"/>
-              <w:widowControl/>
-              <w:keepLines/>
-            </w:pPr>
-            <w:r>
-              <w:rPr>
-                <w:rFonts w:ascii="Aptos" w:hAnsi="Aptos"/>
-                <w:b w:val="0"/>
-                <w:color w:val="2B2B2B"/>
-                <w:sz w:val="20"/>
-              </w:rPr>
-              <w:t>● Cumple</w:t>
-            </w:r>
-          </w:p>
-        </w:tc>
-      </w:tr>
-      <w:tr>
-        <w:trPr>
-          <w:cantSplit/>
-        </w:trPr>
-        <w:tc>
-          <w:tcPr>
-            <w:tcW w:type="dxa" w:w="3120"/>
-            <w:shd w:fill="F0F4F8" w:val="clear"/>
-            <w:tcMar>
-              <w:top w:w="120" w:type="dxa"/>
-              <w:bottom w:w="120" w:type="dxa"/>
-              <w:left w:w="160" w:type="dxa"/>
-              <w:right w:w="160" w:type="dxa"/>
-            </w:tcMar>
-          </w:tcPr>
-          <w:p>
-            <w:pPr>
-              <w:spacing w:after="0"/>
-              <w:widowControl/>
-              <w:keepLines/>
-            </w:pPr>
-            <w:r>
-              <w:rPr>
-                <w:rFonts w:ascii="Aptos" w:hAnsi="Aptos"/>
-                <w:b w:val="0"/>
-                <w:color w:val="2B2B2B"/>
-                <w:sz w:val="20"/>
-              </w:rPr>
-              <w:t>Aplicación CRUD</w:t>
-            </w:r>
-          </w:p>
-        </w:tc>
-        <w:tc>
-          <w:tcPr>
-            <w:tcW w:type="dxa" w:w="3120"/>
-            <w:shd w:fill="F0F4F8" w:val="clear"/>
-            <w:tcMar>
-              <w:top w:w="120" w:type="dxa"/>
-              <w:bottom w:w="120" w:type="dxa"/>
-              <w:left w:w="160" w:type="dxa"/>
-              <w:right w:w="160" w:type="dxa"/>
-            </w:tcMar>
-          </w:tcPr>
-          <w:p>
-            <w:pPr>
-              <w:spacing w:after="0"/>
-              <w:widowControl/>
-              <w:keepLines/>
-            </w:pPr>
-            <w:r>
-              <w:rPr>
-                <w:rFonts w:ascii="Aptos" w:hAnsi="Aptos"/>
-                <w:b w:val="0"/>
-                <w:color w:val="2B2B2B"/>
-                <w:sz w:val="20"/>
-              </w:rPr>
-              <w:t>Frontend nginx + 4 APIs; CRUD vía http://ALB/api/products</w:t>
-            </w:r>
-          </w:p>
-        </w:tc>
-        <w:tc>
-          <w:tcPr>
-            <w:tcW w:type="dxa" w:w="3120"/>
-            <w:shd w:fill="F0F4F8" w:val="clear"/>
-            <w:tcMar>
-              <w:top w:w="120" w:type="dxa"/>
-              <w:bottom w:w="120" w:type="dxa"/>
-              <w:left w:w="160" w:type="dxa"/>
-              <w:right w:w="160" w:type="dxa"/>
-            </w:tcMar>
-          </w:tcPr>
-          <w:p>
-            <w:pPr>
-              <w:spacing w:after="0"/>
-              <w:widowControl/>
-              <w:keepLines/>
-            </w:pPr>
-            <w:r>
-              <w:rPr>
-                <w:rFonts w:ascii="Aptos" w:hAnsi="Aptos"/>
-                <w:b w:val="0"/>
-                <w:color w:val="2B2B2B"/>
-                <w:sz w:val="20"/>
-              </w:rPr>
-              <w:t>● Cumple (demo)</w:t>
-            </w:r>
-          </w:p>
-        </w:tc>
-      </w:tr>
-      <w:tr>
-        <w:trPr>
-          <w:cantSplit/>
-        </w:trPr>
-        <w:tc>
-          <w:tcPr>
-            <w:tcW w:type="dxa" w:w="3120"/>
-            <w:tcMar>
-              <w:top w:w="120" w:type="dxa"/>
-              <w:bottom w:w="120" w:type="dxa"/>
-              <w:left w:w="160" w:type="dxa"/>
-              <w:right w:w="160" w:type="dxa"/>
-            </w:tcMar>
-          </w:tcPr>
-          <w:p>
-            <w:pPr>
-              <w:spacing w:after="0"/>
-              <w:widowControl/>
-              <w:keepLines/>
-            </w:pPr>
-            <w:r>
-              <w:rPr>
-                <w:rFonts w:ascii="Aptos" w:hAnsi="Aptos"/>
-                <w:b w:val="0"/>
-                <w:color w:val="2B2B2B"/>
-                <w:sz w:val="20"/>
-              </w:rPr>
-              <w:t>Automatización</w:t>
-            </w:r>
-          </w:p>
-        </w:tc>
-        <w:tc>
-          <w:tcPr>
-            <w:tcW w:type="dxa" w:w="3120"/>
-            <w:tcMar>
-              <w:top w:w="120" w:type="dxa"/>
-              <w:bottom w:w="120" w:type="dxa"/>
-              <w:left w:w="160" w:type="dxa"/>
-              <w:right w:w="160" w:type="dxa"/>
-            </w:tcMar>
-          </w:tcPr>
-          <w:p>
-            <w:pPr>
-              <w:spacing w:after="0"/>
-              <w:widowControl/>
-              <w:keepLines/>
-            </w:pPr>
-            <w:r>
-              <w:rPr>
-                <w:rFonts w:ascii="Aptos" w:hAnsi="Aptos"/>
-                <w:b w:val="0"/>
-                <w:color w:val="2B2B2B"/>
-                <w:sz w:val="20"/>
-              </w:rPr>
-              <w:t>Terraform + GitHub Actions (plan/apply/full-deploy/images-only)</w:t>
-            </w:r>
-          </w:p>
-        </w:tc>
-        <w:tc>
-          <w:tcPr>
-            <w:tcW w:type="dxa" w:w="3120"/>
-            <w:tcMar>
-              <w:top w:w="120" w:type="dxa"/>
-              <w:bottom w:w="120" w:type="dxa"/>
-              <w:left w:w="160" w:type="dxa"/>
-              <w:right w:w="160" w:type="dxa"/>
-            </w:tcMar>
-          </w:tcPr>
-          <w:p>
-            <w:pPr>
-              <w:spacing w:after="0"/>
-              <w:widowControl/>
-              <w:keepLines/>
-            </w:pPr>
-            <w:r>
-              <w:rPr>
-                <w:rFonts w:ascii="Aptos" w:hAnsi="Aptos"/>
-                <w:b w:val="0"/>
-                <w:color w:val="2B2B2B"/>
-                <w:sz w:val="20"/>
-              </w:rPr>
-              <w:t>● Cumple</w:t>
+                <w:color w:val="1A1A1A"/>
+                <w:sz w:val="20"/>
+              </w:rPr>
+              <w:t>Dos conceptos que no deben confundirse en la defensa</w:t>
+            </w:r>
+          </w:p>
+          <w:p>
+            <w:pPr>
+              <w:widowControl/>
+              <w:keepLines/>
+            </w:pPr>
+            <w:r>
+              <w:rPr>
+                <w:rFonts w:ascii="Aptos" w:hAnsi="Aptos"/>
+                <w:b w:val="0"/>
+                <w:color w:val="2B2B2B"/>
+                <w:sz w:val="20"/>
+              </w:rPr>
+              <w:t>Implementación EP1 obligatoria = diseño exigido por la pauta (EC2+Docker, ASG, MySQL en EC2, ALB, ECR, VPC /22, seis subredes, SG por capa, CRUD). TO-BE empresarial sin restricciones = evolución recomendada (ECS/Fargate, RDS Multi-AZ, WAF, Secrets Manager, CloudWatch/CloudTrail, CI/CD, NAT por AZ, VPC endpoints). Presentar solo ECS/RDS sin evidenciar el lab puede afectar los indicadores de demostración (red/HA, cinco contenedores en EC2, conectividad ALB→EC2→MySQL).</w:t>
             </w:r>
           </w:p>
         </w:tc>
@@ -6269,7 +6084,7 @@
           <w:color w:val="1A1A1A"/>
           <w:sz w:val="26"/>
         </w:rPr>
-        <w:t>Diagrama lógico de capas (resumen)</w:t>
+        <w:t>1.7.1 Implementación EP1 obligatoria (lo que se demuestra en Academy)</w:t>
       </w:r>
     </w:p>
     <w:p>
@@ -6285,7 +6100,1101 @@
           <w:color w:val="2B2B2B"/>
           <w:sz w:val="22"/>
         </w:rPr>
-        <w:t>Internet → ALB (pública) → ASG EC2+Docker (privada App, Multi-AZ) → EC2 MariaDB (privada Data) + AWS Backup. El detalle Mermaid del repositorio está en 04-architecture-evidence/arquitectura-freshbox.md (acompañar capturas de consola en la defensa oral / Componente 2).</w:t>
+        <w:t>La solución desplegada en el repositorio y validada en el Learner Lab cumple literalmente los componentes de la pauta de presentación/demostración:</w:t>
+      </w:r>
+    </w:p>
+    <w:tbl>
+      <w:tblPr>
+        <w:tblW w:type="auto" w:w="0"/>
+        <w:jc w:val="center"/>
+        <w:tblLook w:firstColumn="1" w:firstRow="1" w:lastColumn="0" w:lastRow="0" w:noHBand="0" w:noVBand="1" w:val="04A0"/>
+      </w:tblPr>
+      <w:tblGrid>
+        <w:gridCol w:w="3120"/>
+        <w:gridCol w:w="3120"/>
+        <w:gridCol w:w="3120"/>
+      </w:tblGrid>
+      <w:tr>
+        <w:trPr>
+          <w:cantSplit/>
+          <w:tblHeader/>
+        </w:trPr>
+        <w:tc>
+          <w:tcPr>
+            <w:tcW w:type="dxa" w:w="3120"/>
+            <w:shd w:fill="1A1A1A" w:val="clear"/>
+            <w:tcMar>
+              <w:top w:w="120" w:type="dxa"/>
+              <w:bottom w:w="120" w:type="dxa"/>
+              <w:left w:w="160" w:type="dxa"/>
+              <w:right w:w="160" w:type="dxa"/>
+            </w:tcMar>
+            <w:tcBorders>
+              <w:bottom w:val="single" w:sz="18" w:color="FFB800"/>
+            </w:tcBorders>
+          </w:tcPr>
+          <w:p>
+            <w:pPr>
+              <w:spacing w:after="0"/>
+              <w:widowControl/>
+              <w:keepLines/>
+            </w:pPr>
+            <w:r>
+              <w:rPr>
+                <w:rFonts w:ascii="Aptos" w:hAnsi="Aptos"/>
+                <w:b/>
+                <w:color w:val="FFFFFF"/>
+                <w:sz w:val="20"/>
+              </w:rPr>
+              <w:t>Exigencia de la pauta</w:t>
+            </w:r>
+          </w:p>
+        </w:tc>
+        <w:tc>
+          <w:tcPr>
+            <w:tcW w:type="dxa" w:w="3120"/>
+            <w:shd w:fill="1A1A1A" w:val="clear"/>
+            <w:tcMar>
+              <w:top w:w="120" w:type="dxa"/>
+              <w:bottom w:w="120" w:type="dxa"/>
+              <w:left w:w="160" w:type="dxa"/>
+              <w:right w:w="160" w:type="dxa"/>
+            </w:tcMar>
+            <w:tcBorders>
+              <w:bottom w:val="single" w:sz="18" w:color="FFB800"/>
+            </w:tcBorders>
+          </w:tcPr>
+          <w:p>
+            <w:pPr>
+              <w:spacing w:after="0"/>
+              <w:widowControl/>
+              <w:keepLines/>
+            </w:pPr>
+            <w:r>
+              <w:rPr>
+                <w:rFonts w:ascii="Aptos" w:hAnsi="Aptos"/>
+                <w:b/>
+                <w:color w:val="FFFFFF"/>
+                <w:sz w:val="20"/>
+              </w:rPr>
+              <w:t>Evidencia en la implementación</w:t>
+            </w:r>
+          </w:p>
+        </w:tc>
+        <w:tc>
+          <w:tcPr>
+            <w:tcW w:type="dxa" w:w="3120"/>
+            <w:shd w:fill="1A1A1A" w:val="clear"/>
+            <w:tcMar>
+              <w:top w:w="120" w:type="dxa"/>
+              <w:bottom w:w="120" w:type="dxa"/>
+              <w:left w:w="160" w:type="dxa"/>
+              <w:right w:w="160" w:type="dxa"/>
+            </w:tcMar>
+            <w:tcBorders>
+              <w:bottom w:val="single" w:sz="18" w:color="FFB800"/>
+            </w:tcBorders>
+          </w:tcPr>
+          <w:p>
+            <w:pPr>
+              <w:spacing w:after="0"/>
+              <w:widowControl/>
+              <w:keepLines/>
+            </w:pPr>
+            <w:r>
+              <w:rPr>
+                <w:rFonts w:ascii="Aptos" w:hAnsi="Aptos"/>
+                <w:b/>
+                <w:color w:val="FFFFFF"/>
+                <w:sz w:val="20"/>
+              </w:rPr>
+              <w:t>Estado</w:t>
+            </w:r>
+          </w:p>
+        </w:tc>
+      </w:tr>
+      <w:tr>
+        <w:trPr>
+          <w:cantSplit/>
+        </w:trPr>
+        <w:tc>
+          <w:tcPr>
+            <w:tcW w:type="dxa" w:w="3120"/>
+            <w:tcMar>
+              <w:top w:w="120" w:type="dxa"/>
+              <w:bottom w:w="120" w:type="dxa"/>
+              <w:left w:w="160" w:type="dxa"/>
+              <w:right w:w="160" w:type="dxa"/>
+            </w:tcMar>
+          </w:tcPr>
+          <w:p>
+            <w:pPr>
+              <w:spacing w:after="0"/>
+              <w:widowControl/>
+              <w:keepLines/>
+            </w:pPr>
+            <w:r>
+              <w:rPr>
+                <w:rFonts w:ascii="Aptos" w:hAnsi="Aptos"/>
+                <w:b w:val="0"/>
+                <w:color w:val="2B2B2B"/>
+                <w:sz w:val="20"/>
+              </w:rPr>
+              <w:t>VPC CIDR /22</w:t>
+            </w:r>
+          </w:p>
+        </w:tc>
+        <w:tc>
+          <w:tcPr>
+            <w:tcW w:type="dxa" w:w="3120"/>
+            <w:tcMar>
+              <w:top w:w="120" w:type="dxa"/>
+              <w:bottom w:w="120" w:type="dxa"/>
+              <w:left w:w="160" w:type="dxa"/>
+              <w:right w:w="160" w:type="dxa"/>
+            </w:tcMar>
+          </w:tcPr>
+          <w:p>
+            <w:pPr>
+              <w:spacing w:after="0"/>
+              <w:widowControl/>
+              <w:keepLines/>
+            </w:pPr>
+            <w:r>
+              <w:rPr>
+                <w:rFonts w:ascii="Aptos" w:hAnsi="Aptos"/>
+                <w:b w:val="0"/>
+                <w:color w:val="2B2B2B"/>
+                <w:sz w:val="20"/>
+              </w:rPr>
+              <w:t>VPC 10.0.0.0/22 (Terraform module network)</w:t>
+            </w:r>
+          </w:p>
+        </w:tc>
+        <w:tc>
+          <w:tcPr>
+            <w:tcW w:type="dxa" w:w="3120"/>
+            <w:tcMar>
+              <w:top w:w="120" w:type="dxa"/>
+              <w:bottom w:w="120" w:type="dxa"/>
+              <w:left w:w="160" w:type="dxa"/>
+              <w:right w:w="160" w:type="dxa"/>
+            </w:tcMar>
+          </w:tcPr>
+          <w:p>
+            <w:pPr>
+              <w:spacing w:after="0"/>
+              <w:widowControl/>
+              <w:keepLines/>
+            </w:pPr>
+            <w:r>
+              <w:rPr>
+                <w:rFonts w:ascii="Aptos" w:hAnsi="Aptos"/>
+                <w:b w:val="0"/>
+                <w:color w:val="2B2B2B"/>
+                <w:sz w:val="20"/>
+              </w:rPr>
+              <w:t>● Cumple</w:t>
+            </w:r>
+          </w:p>
+        </w:tc>
+      </w:tr>
+      <w:tr>
+        <w:trPr>
+          <w:cantSplit/>
+        </w:trPr>
+        <w:tc>
+          <w:tcPr>
+            <w:tcW w:type="dxa" w:w="3120"/>
+            <w:shd w:fill="F0F4F8" w:val="clear"/>
+            <w:tcMar>
+              <w:top w:w="120" w:type="dxa"/>
+              <w:bottom w:w="120" w:type="dxa"/>
+              <w:left w:w="160" w:type="dxa"/>
+              <w:right w:w="160" w:type="dxa"/>
+            </w:tcMar>
+          </w:tcPr>
+          <w:p>
+            <w:pPr>
+              <w:spacing w:after="0"/>
+              <w:widowControl/>
+              <w:keepLines/>
+            </w:pPr>
+            <w:r>
+              <w:rPr>
+                <w:rFonts w:ascii="Aptos" w:hAnsi="Aptos"/>
+                <w:b w:val="0"/>
+                <w:color w:val="2B2B2B"/>
+                <w:sz w:val="20"/>
+              </w:rPr>
+              <w:t>Seis subredes en dos AZ</w:t>
+            </w:r>
+          </w:p>
+        </w:tc>
+        <w:tc>
+          <w:tcPr>
+            <w:tcW w:type="dxa" w:w="3120"/>
+            <w:shd w:fill="F0F4F8" w:val="clear"/>
+            <w:tcMar>
+              <w:top w:w="120" w:type="dxa"/>
+              <w:bottom w:w="120" w:type="dxa"/>
+              <w:left w:w="160" w:type="dxa"/>
+              <w:right w:w="160" w:type="dxa"/>
+            </w:tcMar>
+          </w:tcPr>
+          <w:p>
+            <w:pPr>
+              <w:spacing w:after="0"/>
+              <w:widowControl/>
+              <w:keepLines/>
+            </w:pPr>
+            <w:r>
+              <w:rPr>
+                <w:rFonts w:ascii="Aptos" w:hAnsi="Aptos"/>
+                <w:b w:val="0"/>
+                <w:color w:val="2B2B2B"/>
+                <w:sz w:val="20"/>
+              </w:rPr>
+              <w:t>2 public + 2 private-app + 2 private-data</w:t>
+            </w:r>
+          </w:p>
+        </w:tc>
+        <w:tc>
+          <w:tcPr>
+            <w:tcW w:type="dxa" w:w="3120"/>
+            <w:shd w:fill="F0F4F8" w:val="clear"/>
+            <w:tcMar>
+              <w:top w:w="120" w:type="dxa"/>
+              <w:bottom w:w="120" w:type="dxa"/>
+              <w:left w:w="160" w:type="dxa"/>
+              <w:right w:w="160" w:type="dxa"/>
+            </w:tcMar>
+          </w:tcPr>
+          <w:p>
+            <w:pPr>
+              <w:spacing w:after="0"/>
+              <w:widowControl/>
+              <w:keepLines/>
+            </w:pPr>
+            <w:r>
+              <w:rPr>
+                <w:rFonts w:ascii="Aptos" w:hAnsi="Aptos"/>
+                <w:b w:val="0"/>
+                <w:color w:val="2B2B2B"/>
+                <w:sz w:val="20"/>
+              </w:rPr>
+              <w:t>● Cumple</w:t>
+            </w:r>
+          </w:p>
+        </w:tc>
+      </w:tr>
+      <w:tr>
+        <w:trPr>
+          <w:cantSplit/>
+        </w:trPr>
+        <w:tc>
+          <w:tcPr>
+            <w:tcW w:type="dxa" w:w="3120"/>
+            <w:tcMar>
+              <w:top w:w="120" w:type="dxa"/>
+              <w:bottom w:w="120" w:type="dxa"/>
+              <w:left w:w="160" w:type="dxa"/>
+              <w:right w:w="160" w:type="dxa"/>
+            </w:tcMar>
+          </w:tcPr>
+          <w:p>
+            <w:pPr>
+              <w:spacing w:after="0"/>
+              <w:widowControl/>
+              <w:keepLines/>
+            </w:pPr>
+            <w:r>
+              <w:rPr>
+                <w:rFonts w:ascii="Aptos" w:hAnsi="Aptos"/>
+                <w:b w:val="0"/>
+                <w:color w:val="2B2B2B"/>
+                <w:sz w:val="20"/>
+              </w:rPr>
+              <w:t>IGW + NAT Gateway</w:t>
+            </w:r>
+          </w:p>
+        </w:tc>
+        <w:tc>
+          <w:tcPr>
+            <w:tcW w:type="dxa" w:w="3120"/>
+            <w:tcMar>
+              <w:top w:w="120" w:type="dxa"/>
+              <w:bottom w:w="120" w:type="dxa"/>
+              <w:left w:w="160" w:type="dxa"/>
+              <w:right w:w="160" w:type="dxa"/>
+            </w:tcMar>
+          </w:tcPr>
+          <w:p>
+            <w:pPr>
+              <w:spacing w:after="0"/>
+              <w:widowControl/>
+              <w:keepLines/>
+            </w:pPr>
+            <w:r>
+              <w:rPr>
+                <w:rFonts w:ascii="Aptos" w:hAnsi="Aptos"/>
+                <w:b w:val="0"/>
+                <w:color w:val="2B2B2B"/>
+                <w:sz w:val="20"/>
+              </w:rPr>
+              <w:t>Routing module; 1 NAT (presupuesto lab)</w:t>
+            </w:r>
+          </w:p>
+        </w:tc>
+        <w:tc>
+          <w:tcPr>
+            <w:tcW w:type="dxa" w:w="3120"/>
+            <w:tcMar>
+              <w:top w:w="120" w:type="dxa"/>
+              <w:bottom w:w="120" w:type="dxa"/>
+              <w:left w:w="160" w:type="dxa"/>
+              <w:right w:w="160" w:type="dxa"/>
+            </w:tcMar>
+          </w:tcPr>
+          <w:p>
+            <w:pPr>
+              <w:spacing w:after="0"/>
+              <w:widowControl/>
+              <w:keepLines/>
+            </w:pPr>
+            <w:r>
+              <w:rPr>
+                <w:rFonts w:ascii="Aptos" w:hAnsi="Aptos"/>
+                <w:b w:val="0"/>
+                <w:color w:val="2B2B2B"/>
+                <w:sz w:val="20"/>
+              </w:rPr>
+              <w:t>● Cumple</w:t>
+            </w:r>
+          </w:p>
+        </w:tc>
+      </w:tr>
+      <w:tr>
+        <w:trPr>
+          <w:cantSplit/>
+        </w:trPr>
+        <w:tc>
+          <w:tcPr>
+            <w:tcW w:type="dxa" w:w="3120"/>
+            <w:shd w:fill="F0F4F8" w:val="clear"/>
+            <w:tcMar>
+              <w:top w:w="120" w:type="dxa"/>
+              <w:bottom w:w="120" w:type="dxa"/>
+              <w:left w:w="160" w:type="dxa"/>
+              <w:right w:w="160" w:type="dxa"/>
+            </w:tcMar>
+          </w:tcPr>
+          <w:p>
+            <w:pPr>
+              <w:spacing w:after="0"/>
+              <w:widowControl/>
+              <w:keepLines/>
+            </w:pPr>
+            <w:r>
+              <w:rPr>
+                <w:rFonts w:ascii="Aptos" w:hAnsi="Aptos"/>
+                <w:b w:val="0"/>
+                <w:color w:val="2B2B2B"/>
+                <w:sz w:val="20"/>
+              </w:rPr>
+              <w:t>ALB público</w:t>
+            </w:r>
+          </w:p>
+        </w:tc>
+        <w:tc>
+          <w:tcPr>
+            <w:tcW w:type="dxa" w:w="3120"/>
+            <w:shd w:fill="F0F4F8" w:val="clear"/>
+            <w:tcMar>
+              <w:top w:w="120" w:type="dxa"/>
+              <w:bottom w:w="120" w:type="dxa"/>
+              <w:left w:w="160" w:type="dxa"/>
+              <w:right w:w="160" w:type="dxa"/>
+            </w:tcMar>
+          </w:tcPr>
+          <w:p>
+            <w:pPr>
+              <w:spacing w:after="0"/>
+              <w:widowControl/>
+              <w:keepLines/>
+            </w:pPr>
+            <w:r>
+              <w:rPr>
+                <w:rFonts w:ascii="Aptos" w:hAnsi="Aptos"/>
+                <w:b w:val="0"/>
+                <w:color w:val="2B2B2B"/>
+                <w:sz w:val="20"/>
+              </w:rPr>
+              <w:t>ALB internet-facing :80; TG health /</w:t>
+            </w:r>
+          </w:p>
+        </w:tc>
+        <w:tc>
+          <w:tcPr>
+            <w:tcW w:type="dxa" w:w="3120"/>
+            <w:shd w:fill="F0F4F8" w:val="clear"/>
+            <w:tcMar>
+              <w:top w:w="120" w:type="dxa"/>
+              <w:bottom w:w="120" w:type="dxa"/>
+              <w:left w:w="160" w:type="dxa"/>
+              <w:right w:w="160" w:type="dxa"/>
+            </w:tcMar>
+          </w:tcPr>
+          <w:p>
+            <w:pPr>
+              <w:spacing w:after="0"/>
+              <w:widowControl/>
+              <w:keepLines/>
+            </w:pPr>
+            <w:r>
+              <w:rPr>
+                <w:rFonts w:ascii="Aptos" w:hAnsi="Aptos"/>
+                <w:b w:val="0"/>
+                <w:color w:val="2B2B2B"/>
+                <w:sz w:val="20"/>
+              </w:rPr>
+              <w:t>● Cumple</w:t>
+            </w:r>
+          </w:p>
+        </w:tc>
+      </w:tr>
+      <w:tr>
+        <w:trPr>
+          <w:cantSplit/>
+        </w:trPr>
+        <w:tc>
+          <w:tcPr>
+            <w:tcW w:type="dxa" w:w="3120"/>
+            <w:tcMar>
+              <w:top w:w="120" w:type="dxa"/>
+              <w:bottom w:w="120" w:type="dxa"/>
+              <w:left w:w="160" w:type="dxa"/>
+              <w:right w:w="160" w:type="dxa"/>
+            </w:tcMar>
+          </w:tcPr>
+          <w:p>
+            <w:pPr>
+              <w:spacing w:after="0"/>
+              <w:widowControl/>
+              <w:keepLines/>
+            </w:pPr>
+            <w:r>
+              <w:rPr>
+                <w:rFonts w:ascii="Aptos" w:hAnsi="Aptos"/>
+                <w:b w:val="0"/>
+                <w:color w:val="2B2B2B"/>
+                <w:sz w:val="20"/>
+              </w:rPr>
+              <w:t>EC2 Amazon Linux + Docker</w:t>
+            </w:r>
+          </w:p>
+        </w:tc>
+        <w:tc>
+          <w:tcPr>
+            <w:tcW w:type="dxa" w:w="3120"/>
+            <w:tcMar>
+              <w:top w:w="120" w:type="dxa"/>
+              <w:bottom w:w="120" w:type="dxa"/>
+              <w:left w:w="160" w:type="dxa"/>
+              <w:right w:w="160" w:type="dxa"/>
+            </w:tcMar>
+          </w:tcPr>
+          <w:p>
+            <w:pPr>
+              <w:spacing w:after="0"/>
+              <w:widowControl/>
+              <w:keepLines/>
+            </w:pPr>
+            <w:r>
+              <w:rPr>
+                <w:rFonts w:ascii="Aptos" w:hAnsi="Aptos"/>
+                <w:b w:val="0"/>
+                <w:color w:val="2B2B2B"/>
+                <w:sz w:val="20"/>
+              </w:rPr>
+              <w:t>ASG t4g.small AL2023 ARM; user-data Docker</w:t>
+            </w:r>
+          </w:p>
+        </w:tc>
+        <w:tc>
+          <w:tcPr>
+            <w:tcW w:type="dxa" w:w="3120"/>
+            <w:tcMar>
+              <w:top w:w="120" w:type="dxa"/>
+              <w:bottom w:w="120" w:type="dxa"/>
+              <w:left w:w="160" w:type="dxa"/>
+              <w:right w:w="160" w:type="dxa"/>
+            </w:tcMar>
+          </w:tcPr>
+          <w:p>
+            <w:pPr>
+              <w:spacing w:after="0"/>
+              <w:widowControl/>
+              <w:keepLines/>
+            </w:pPr>
+            <w:r>
+              <w:rPr>
+                <w:rFonts w:ascii="Aptos" w:hAnsi="Aptos"/>
+                <w:b w:val="0"/>
+                <w:color w:val="2B2B2B"/>
+                <w:sz w:val="20"/>
+              </w:rPr>
+              <w:t>● Cumple</w:t>
+            </w:r>
+          </w:p>
+        </w:tc>
+      </w:tr>
+      <w:tr>
+        <w:trPr>
+          <w:cantSplit/>
+        </w:trPr>
+        <w:tc>
+          <w:tcPr>
+            <w:tcW w:type="dxa" w:w="3120"/>
+            <w:shd w:fill="F0F4F8" w:val="clear"/>
+            <w:tcMar>
+              <w:top w:w="120" w:type="dxa"/>
+              <w:bottom w:w="120" w:type="dxa"/>
+              <w:left w:w="160" w:type="dxa"/>
+              <w:right w:w="160" w:type="dxa"/>
+            </w:tcMar>
+          </w:tcPr>
+          <w:p>
+            <w:pPr>
+              <w:spacing w:after="0"/>
+              <w:widowControl/>
+              <w:keepLines/>
+            </w:pPr>
+            <w:r>
+              <w:rPr>
+                <w:rFonts w:ascii="Aptos" w:hAnsi="Aptos"/>
+                <w:b w:val="0"/>
+                <w:color w:val="2B2B2B"/>
+                <w:sz w:val="20"/>
+              </w:rPr>
+              <w:t>ASG min 2 / max 4</w:t>
+            </w:r>
+          </w:p>
+        </w:tc>
+        <w:tc>
+          <w:tcPr>
+            <w:tcW w:type="dxa" w:w="3120"/>
+            <w:shd w:fill="F0F4F8" w:val="clear"/>
+            <w:tcMar>
+              <w:top w:w="120" w:type="dxa"/>
+              <w:bottom w:w="120" w:type="dxa"/>
+              <w:left w:w="160" w:type="dxa"/>
+              <w:right w:w="160" w:type="dxa"/>
+            </w:tcMar>
+          </w:tcPr>
+          <w:p>
+            <w:pPr>
+              <w:spacing w:after="0"/>
+              <w:widowControl/>
+              <w:keepLines/>
+            </w:pPr>
+            <w:r>
+              <w:rPr>
+                <w:rFonts w:ascii="Aptos" w:hAnsi="Aptos"/>
+                <w:b w:val="0"/>
+                <w:color w:val="2B2B2B"/>
+                <w:sz w:val="20"/>
+              </w:rPr>
+              <w:t>application-autoscaling module</w:t>
+            </w:r>
+          </w:p>
+        </w:tc>
+        <w:tc>
+          <w:tcPr>
+            <w:tcW w:type="dxa" w:w="3120"/>
+            <w:shd w:fill="F0F4F8" w:val="clear"/>
+            <w:tcMar>
+              <w:top w:w="120" w:type="dxa"/>
+              <w:bottom w:w="120" w:type="dxa"/>
+              <w:left w:w="160" w:type="dxa"/>
+              <w:right w:w="160" w:type="dxa"/>
+            </w:tcMar>
+          </w:tcPr>
+          <w:p>
+            <w:pPr>
+              <w:spacing w:after="0"/>
+              <w:widowControl/>
+              <w:keepLines/>
+            </w:pPr>
+            <w:r>
+              <w:rPr>
+                <w:rFonts w:ascii="Aptos" w:hAnsi="Aptos"/>
+                <w:b w:val="0"/>
+                <w:color w:val="2B2B2B"/>
+                <w:sz w:val="20"/>
+              </w:rPr>
+              <w:t>● Cumple</w:t>
+            </w:r>
+          </w:p>
+        </w:tc>
+      </w:tr>
+      <w:tr>
+        <w:trPr>
+          <w:cantSplit/>
+        </w:trPr>
+        <w:tc>
+          <w:tcPr>
+            <w:tcW w:type="dxa" w:w="3120"/>
+            <w:tcMar>
+              <w:top w:w="120" w:type="dxa"/>
+              <w:bottom w:w="120" w:type="dxa"/>
+              <w:left w:w="160" w:type="dxa"/>
+              <w:right w:w="160" w:type="dxa"/>
+            </w:tcMar>
+          </w:tcPr>
+          <w:p>
+            <w:pPr>
+              <w:spacing w:after="0"/>
+              <w:widowControl/>
+              <w:keepLines/>
+            </w:pPr>
+            <w:r>
+              <w:rPr>
+                <w:rFonts w:ascii="Aptos" w:hAnsi="Aptos"/>
+                <w:b w:val="0"/>
+                <w:color w:val="2B2B2B"/>
+                <w:sz w:val="20"/>
+              </w:rPr>
+              <w:t>EC2 MySQL capa privada</w:t>
+            </w:r>
+          </w:p>
+        </w:tc>
+        <w:tc>
+          <w:tcPr>
+            <w:tcW w:type="dxa" w:w="3120"/>
+            <w:tcMar>
+              <w:top w:w="120" w:type="dxa"/>
+              <w:bottom w:w="120" w:type="dxa"/>
+              <w:left w:w="160" w:type="dxa"/>
+              <w:right w:w="160" w:type="dxa"/>
+            </w:tcMar>
+          </w:tcPr>
+          <w:p>
+            <w:pPr>
+              <w:spacing w:after="0"/>
+              <w:widowControl/>
+              <w:keepLines/>
+            </w:pPr>
+            <w:r>
+              <w:rPr>
+                <w:rFonts w:ascii="Aptos" w:hAnsi="Aptos"/>
+                <w:b w:val="0"/>
+                <w:color w:val="2B2B2B"/>
+                <w:sz w:val="20"/>
+              </w:rPr>
+              <w:t>EC2 MariaDB en subnet data + Backup 7 días</w:t>
+            </w:r>
+          </w:p>
+        </w:tc>
+        <w:tc>
+          <w:tcPr>
+            <w:tcW w:type="dxa" w:w="3120"/>
+            <w:tcMar>
+              <w:top w:w="120" w:type="dxa"/>
+              <w:bottom w:w="120" w:type="dxa"/>
+              <w:left w:w="160" w:type="dxa"/>
+              <w:right w:w="160" w:type="dxa"/>
+            </w:tcMar>
+          </w:tcPr>
+          <w:p>
+            <w:pPr>
+              <w:spacing w:after="0"/>
+              <w:widowControl/>
+              <w:keepLines/>
+            </w:pPr>
+            <w:r>
+              <w:rPr>
+                <w:rFonts w:ascii="Aptos" w:hAnsi="Aptos"/>
+                <w:b w:val="0"/>
+                <w:color w:val="2B2B2B"/>
+                <w:sz w:val="20"/>
+              </w:rPr>
+              <w:t>● Cumple</w:t>
+            </w:r>
+          </w:p>
+        </w:tc>
+      </w:tr>
+      <w:tr>
+        <w:trPr>
+          <w:cantSplit/>
+        </w:trPr>
+        <w:tc>
+          <w:tcPr>
+            <w:tcW w:type="dxa" w:w="3120"/>
+            <w:shd w:fill="F0F4F8" w:val="clear"/>
+            <w:tcMar>
+              <w:top w:w="120" w:type="dxa"/>
+              <w:bottom w:w="120" w:type="dxa"/>
+              <w:left w:w="160" w:type="dxa"/>
+              <w:right w:w="160" w:type="dxa"/>
+            </w:tcMar>
+          </w:tcPr>
+          <w:p>
+            <w:pPr>
+              <w:spacing w:after="0"/>
+              <w:widowControl/>
+              <w:keepLines/>
+            </w:pPr>
+            <w:r>
+              <w:rPr>
+                <w:rFonts w:ascii="Aptos" w:hAnsi="Aptos"/>
+                <w:b w:val="0"/>
+                <w:color w:val="2B2B2B"/>
+                <w:sz w:val="20"/>
+              </w:rPr>
+              <w:t>Cinco contenedores Docker</w:t>
+            </w:r>
+          </w:p>
+        </w:tc>
+        <w:tc>
+          <w:tcPr>
+            <w:tcW w:type="dxa" w:w="3120"/>
+            <w:shd w:fill="F0F4F8" w:val="clear"/>
+            <w:tcMar>
+              <w:top w:w="120" w:type="dxa"/>
+              <w:bottom w:w="120" w:type="dxa"/>
+              <w:left w:w="160" w:type="dxa"/>
+              <w:right w:w="160" w:type="dxa"/>
+            </w:tcMar>
+          </w:tcPr>
+          <w:p>
+            <w:pPr>
+              <w:spacing w:after="0"/>
+              <w:widowControl/>
+              <w:keepLines/>
+            </w:pPr>
+            <w:r>
+              <w:rPr>
+                <w:rFonts w:ascii="Aptos" w:hAnsi="Aptos"/>
+                <w:b w:val="0"/>
+                <w:color w:val="2B2B2B"/>
+                <w:sz w:val="20"/>
+              </w:rPr>
+              <w:t>frontend + get/create/update/delete en ECR</w:t>
+            </w:r>
+          </w:p>
+        </w:tc>
+        <w:tc>
+          <w:tcPr>
+            <w:tcW w:type="dxa" w:w="3120"/>
+            <w:shd w:fill="F0F4F8" w:val="clear"/>
+            <w:tcMar>
+              <w:top w:w="120" w:type="dxa"/>
+              <w:bottom w:w="120" w:type="dxa"/>
+              <w:left w:w="160" w:type="dxa"/>
+              <w:right w:w="160" w:type="dxa"/>
+            </w:tcMar>
+          </w:tcPr>
+          <w:p>
+            <w:pPr>
+              <w:spacing w:after="0"/>
+              <w:widowControl/>
+              <w:keepLines/>
+            </w:pPr>
+            <w:r>
+              <w:rPr>
+                <w:rFonts w:ascii="Aptos" w:hAnsi="Aptos"/>
+                <w:b w:val="0"/>
+                <w:color w:val="2B2B2B"/>
+                <w:sz w:val="20"/>
+              </w:rPr>
+              <w:t>● Cumple</w:t>
+            </w:r>
+          </w:p>
+        </w:tc>
+      </w:tr>
+      <w:tr>
+        <w:trPr>
+          <w:cantSplit/>
+        </w:trPr>
+        <w:tc>
+          <w:tcPr>
+            <w:tcW w:type="dxa" w:w="3120"/>
+            <w:tcMar>
+              <w:top w:w="120" w:type="dxa"/>
+              <w:bottom w:w="120" w:type="dxa"/>
+              <w:left w:w="160" w:type="dxa"/>
+              <w:right w:w="160" w:type="dxa"/>
+            </w:tcMar>
+          </w:tcPr>
+          <w:p>
+            <w:pPr>
+              <w:spacing w:after="0"/>
+              <w:widowControl/>
+              <w:keepLines/>
+            </w:pPr>
+            <w:r>
+              <w:rPr>
+                <w:rFonts w:ascii="Aptos" w:hAnsi="Aptos"/>
+                <w:b w:val="0"/>
+                <w:color w:val="2B2B2B"/>
+                <w:sz w:val="20"/>
+              </w:rPr>
+              <w:t>CRUD vía ALB</w:t>
+            </w:r>
+          </w:p>
+        </w:tc>
+        <w:tc>
+          <w:tcPr>
+            <w:tcW w:type="dxa" w:w="3120"/>
+            <w:tcMar>
+              <w:top w:w="120" w:type="dxa"/>
+              <w:bottom w:w="120" w:type="dxa"/>
+              <w:left w:w="160" w:type="dxa"/>
+              <w:right w:w="160" w:type="dxa"/>
+            </w:tcMar>
+          </w:tcPr>
+          <w:p>
+            <w:pPr>
+              <w:spacing w:after="0"/>
+              <w:widowControl/>
+              <w:keepLines/>
+            </w:pPr>
+            <w:r>
+              <w:rPr>
+                <w:rFonts w:ascii="Aptos" w:hAnsi="Aptos"/>
+                <w:b w:val="0"/>
+                <w:color w:val="2B2B2B"/>
+                <w:sz w:val="20"/>
+              </w:rPr>
+              <w:t>http://ALB/ y /api/products (GET/POST/PUT/DELETE)</w:t>
+            </w:r>
+          </w:p>
+        </w:tc>
+        <w:tc>
+          <w:tcPr>
+            <w:tcW w:type="dxa" w:w="3120"/>
+            <w:tcMar>
+              <w:top w:w="120" w:type="dxa"/>
+              <w:bottom w:w="120" w:type="dxa"/>
+              <w:left w:w="160" w:type="dxa"/>
+              <w:right w:w="160" w:type="dxa"/>
+            </w:tcMar>
+          </w:tcPr>
+          <w:p>
+            <w:pPr>
+              <w:spacing w:after="0"/>
+              <w:widowControl/>
+              <w:keepLines/>
+            </w:pPr>
+            <w:r>
+              <w:rPr>
+                <w:rFonts w:ascii="Aptos" w:hAnsi="Aptos"/>
+                <w:b w:val="0"/>
+                <w:color w:val="2B2B2B"/>
+                <w:sz w:val="20"/>
+              </w:rPr>
+              <w:t>● Cumple</w:t>
+            </w:r>
+          </w:p>
+        </w:tc>
+      </w:tr>
+      <w:tr>
+        <w:trPr>
+          <w:cantSplit/>
+        </w:trPr>
+        <w:tc>
+          <w:tcPr>
+            <w:tcW w:type="dxa" w:w="3120"/>
+            <w:shd w:fill="F0F4F8" w:val="clear"/>
+            <w:tcMar>
+              <w:top w:w="120" w:type="dxa"/>
+              <w:bottom w:w="120" w:type="dxa"/>
+              <w:left w:w="160" w:type="dxa"/>
+              <w:right w:w="160" w:type="dxa"/>
+            </w:tcMar>
+          </w:tcPr>
+          <w:p>
+            <w:pPr>
+              <w:spacing w:after="0"/>
+              <w:widowControl/>
+              <w:keepLines/>
+            </w:pPr>
+            <w:r>
+              <w:rPr>
+                <w:rFonts w:ascii="Aptos" w:hAnsi="Aptos"/>
+                <w:b w:val="0"/>
+                <w:color w:val="2B2B2B"/>
+                <w:sz w:val="20"/>
+              </w:rPr>
+              <w:t>SG por capa</w:t>
+            </w:r>
+          </w:p>
+        </w:tc>
+        <w:tc>
+          <w:tcPr>
+            <w:tcW w:type="dxa" w:w="3120"/>
+            <w:shd w:fill="F0F4F8" w:val="clear"/>
+            <w:tcMar>
+              <w:top w:w="120" w:type="dxa"/>
+              <w:bottom w:w="120" w:type="dxa"/>
+              <w:left w:w="160" w:type="dxa"/>
+              <w:right w:w="160" w:type="dxa"/>
+            </w:tcMar>
+          </w:tcPr>
+          <w:p>
+            <w:pPr>
+              <w:spacing w:after="0"/>
+              <w:widowControl/>
+              <w:keepLines/>
+            </w:pPr>
+            <w:r>
+              <w:rPr>
+                <w:rFonts w:ascii="Aptos" w:hAnsi="Aptos"/>
+                <w:b w:val="0"/>
+                <w:color w:val="2B2B2B"/>
+                <w:sz w:val="20"/>
+              </w:rPr>
+              <w:t>ALB:80←Internet; App:80←ALB; Data:3306←App</w:t>
+            </w:r>
+          </w:p>
+        </w:tc>
+        <w:tc>
+          <w:tcPr>
+            <w:tcW w:type="dxa" w:w="3120"/>
+            <w:shd w:fill="F0F4F8" w:val="clear"/>
+            <w:tcMar>
+              <w:top w:w="120" w:type="dxa"/>
+              <w:bottom w:w="120" w:type="dxa"/>
+              <w:left w:w="160" w:type="dxa"/>
+              <w:right w:w="160" w:type="dxa"/>
+            </w:tcMar>
+          </w:tcPr>
+          <w:p>
+            <w:pPr>
+              <w:spacing w:after="0"/>
+              <w:widowControl/>
+              <w:keepLines/>
+            </w:pPr>
+            <w:r>
+              <w:rPr>
+                <w:rFonts w:ascii="Aptos" w:hAnsi="Aptos"/>
+                <w:b w:val="0"/>
+                <w:color w:val="2B2B2B"/>
+                <w:sz w:val="20"/>
+              </w:rPr>
+              <w:t>● Cumple</w:t>
+            </w:r>
+          </w:p>
+        </w:tc>
+      </w:tr>
+      <w:tr>
+        <w:trPr>
+          <w:cantSplit/>
+        </w:trPr>
+        <w:tc>
+          <w:tcPr>
+            <w:tcW w:type="dxa" w:w="3120"/>
+            <w:tcMar>
+              <w:top w:w="120" w:type="dxa"/>
+              <w:bottom w:w="120" w:type="dxa"/>
+              <w:left w:w="160" w:type="dxa"/>
+              <w:right w:w="160" w:type="dxa"/>
+            </w:tcMar>
+          </w:tcPr>
+          <w:p>
+            <w:pPr>
+              <w:spacing w:after="0"/>
+              <w:widowControl/>
+              <w:keepLines/>
+            </w:pPr>
+            <w:r>
+              <w:rPr>
+                <w:rFonts w:ascii="Aptos" w:hAnsi="Aptos"/>
+                <w:b w:val="0"/>
+                <w:color w:val="2B2B2B"/>
+                <w:sz w:val="20"/>
+              </w:rPr>
+              <w:t>Flujo ALB → EC2 → MySQL</w:t>
+            </w:r>
+          </w:p>
+        </w:tc>
+        <w:tc>
+          <w:tcPr>
+            <w:tcW w:type="dxa" w:w="3120"/>
+            <w:tcMar>
+              <w:top w:w="120" w:type="dxa"/>
+              <w:bottom w:w="120" w:type="dxa"/>
+              <w:left w:w="160" w:type="dxa"/>
+              <w:right w:w="160" w:type="dxa"/>
+            </w:tcMar>
+          </w:tcPr>
+          <w:p>
+            <w:pPr>
+              <w:spacing w:after="0"/>
+              <w:widowControl/>
+              <w:keepLines/>
+            </w:pPr>
+            <w:r>
+              <w:rPr>
+                <w:rFonts w:ascii="Aptos" w:hAnsi="Aptos"/>
+                <w:b w:val="0"/>
+                <w:color w:val="2B2B2B"/>
+                <w:sz w:val="20"/>
+              </w:rPr>
+              <w:t>Demo consola + smoke Actions / validate-ep1</w:t>
+            </w:r>
+          </w:p>
+        </w:tc>
+        <w:tc>
+          <w:tcPr>
+            <w:tcW w:type="dxa" w:w="3120"/>
+            <w:tcMar>
+              <w:top w:w="120" w:type="dxa"/>
+              <w:bottom w:w="120" w:type="dxa"/>
+              <w:left w:w="160" w:type="dxa"/>
+              <w:right w:w="160" w:type="dxa"/>
+            </w:tcMar>
+          </w:tcPr>
+          <w:p>
+            <w:pPr>
+              <w:spacing w:after="0"/>
+              <w:widowControl/>
+              <w:keepLines/>
+            </w:pPr>
+            <w:r>
+              <w:rPr>
+                <w:rFonts w:ascii="Aptos" w:hAnsi="Aptos"/>
+                <w:b w:val="0"/>
+                <w:color w:val="2B2B2B"/>
+                <w:sz w:val="20"/>
+              </w:rPr>
+              <w:t>● Cumple</w:t>
+            </w:r>
+          </w:p>
+        </w:tc>
+      </w:tr>
+    </w:tbl>
+    <w:p>
+      <w:pPr>
+        <w:widowControl/>
+        <w:keepLines/>
+      </w:pPr>
+    </w:p>
+    <w:p>
+      <w:pPr>
+        <w:spacing w:after="120" w:line="240" w:lineRule="auto"/>
+        <w:widowControl/>
+        <w:keepLines/>
+      </w:pPr>
+      <w:r>
+        <w:rPr>
+          <w:rFonts w:ascii="Aptos" w:hAnsi="Aptos"/>
+          <w:b w:val="0"/>
+          <w:color w:val="2B2B2B"/>
+          <w:sz w:val="22"/>
+        </w:rPr>
+        <w:t>Diagrama lógico de la implementación EP1: Internet → ALB (pública) → ASG EC2+Docker (privada App, Multi-AZ) → EC2 MariaDB (privada Data) + AWS Backup. Detalle Mermaid en 04-architecture-evidence/arquitectura-freshbox.md.</w:t>
       </w:r>
     </w:p>
     <w:tbl>
@@ -6330,22 +7239,22 @@
                 <w:color w:val="1A1A1A"/>
                 <w:sz w:val="20"/>
               </w:rPr>
-              <w:t>Nota de diseño respecto al enunciado (puerto 443)</w:t>
-            </w:r>
-          </w:p>
-          <w:p>
-            <w:pPr>
-              <w:widowControl/>
-              <w:keepLines/>
-            </w:pPr>
-            <w:r>
-              <w:rPr>
-                <w:rFonts w:ascii="Aptos" w:hAnsi="Aptos"/>
-                <w:b w:val="0"/>
-                <w:color w:val="2B2B2B"/>
-                <w:sz w:val="20"/>
-              </w:rPr>
-              <w:t>El enunciado sugiere 80/443 en ALB/App. En esta implementación el ALB expone solo HTTP :80 (sin certificado ACM en el lab). La segmentación mínima ALB→App→Data y el cifrado EBS se mantienen. Usar siempre http:// en la URL del ALB.</w:t>
+              <w:t>Nota sobre el puerto 443 del enunciado</w:t>
+            </w:r>
+          </w:p>
+          <w:p>
+            <w:pPr>
+              <w:widowControl/>
+              <w:keepLines/>
+            </w:pPr>
+            <w:r>
+              <w:rPr>
+                <w:rFonts w:ascii="Aptos" w:hAnsi="Aptos"/>
+                <w:b w:val="0"/>
+                <w:color w:val="2B2B2B"/>
+                <w:sz w:val="20"/>
+              </w:rPr>
+              <w:t>El enunciado menciona 80/443. En el lab el ALB expone HTTP :80 (sin ACM). La segmentación ALB→App→Data y el cifrado EBS se mantienen. En la demo se usa siempre http://.</w:t>
             </w:r>
           </w:p>
         </w:tc>
@@ -6356,6 +7265,873 @@
         <w:widowControl/>
         <w:keepLines/>
       </w:pPr>
+    </w:p>
+    <w:p>
+      <w:pPr>
+        <w:pStyle w:val="Heading2"/>
+        <w:spacing w:before="240" w:after="120"/>
+        <w:widowControl/>
+        <w:keepLines/>
+        <w:keepNext/>
+      </w:pPr>
+      <w:r>
+        <w:rPr>
+          <w:rFonts w:ascii="Aptos" w:hAnsi="Aptos"/>
+          <w:b/>
+          <w:color w:val="1A1A1A"/>
+          <w:sz w:val="26"/>
+        </w:rPr>
+        <w:t>1.7.2 TO-BE empresarial sin restricciones de Learner Lab</w:t>
+      </w:r>
+    </w:p>
+    <w:p>
+      <w:pPr>
+        <w:spacing w:after="120" w:line="240" w:lineRule="auto"/>
+        <w:widowControl/>
+        <w:keepLines/>
+      </w:pPr>
+      <w:r>
+        <w:rPr>
+          <w:rFonts w:ascii="Aptos" w:hAnsi="Aptos"/>
+          <w:b w:val="0"/>
+          <w:color w:val="2B2B2B"/>
+          <w:sz w:val="22"/>
+        </w:rPr>
+        <w:t>Una vez cumplida la pauta, se recomienda evolucionar la misma topología de tres capas hacia servicios administrados. Esta sección no reemplaza la demo; reduce riesgo operacional y carga indiferenciada (parcheo de SO, Docker en hosts, motor DB).</w:t>
+      </w:r>
+    </w:p>
+    <w:tbl>
+      <w:tblPr>
+        <w:tblW w:type="auto" w:w="0"/>
+        <w:jc w:val="center"/>
+        <w:tblLook w:firstColumn="1" w:firstRow="1" w:lastColumn="0" w:lastRow="0" w:noHBand="0" w:noVBand="1" w:val="04A0"/>
+      </w:tblPr>
+      <w:tblGrid>
+        <w:gridCol w:w="3120"/>
+        <w:gridCol w:w="3120"/>
+        <w:gridCol w:w="3120"/>
+      </w:tblGrid>
+      <w:tr>
+        <w:trPr>
+          <w:cantSplit/>
+          <w:tblHeader/>
+        </w:trPr>
+        <w:tc>
+          <w:tcPr>
+            <w:tcW w:type="dxa" w:w="3120"/>
+            <w:shd w:fill="1A1A1A" w:val="clear"/>
+            <w:tcMar>
+              <w:top w:w="120" w:type="dxa"/>
+              <w:bottom w:w="120" w:type="dxa"/>
+              <w:left w:w="160" w:type="dxa"/>
+              <w:right w:w="160" w:type="dxa"/>
+            </w:tcMar>
+            <w:tcBorders>
+              <w:bottom w:val="single" w:sz="18" w:color="FFB800"/>
+            </w:tcBorders>
+          </w:tcPr>
+          <w:p>
+            <w:pPr>
+              <w:spacing w:after="0"/>
+              <w:widowControl/>
+              <w:keepLines/>
+            </w:pPr>
+            <w:r>
+              <w:rPr>
+                <w:rFonts w:ascii="Aptos" w:hAnsi="Aptos"/>
+                <w:b/>
+                <w:color w:val="FFFFFF"/>
+                <w:sz w:val="20"/>
+              </w:rPr>
+              <w:t>Componente EP1 (lab)</w:t>
+            </w:r>
+          </w:p>
+        </w:tc>
+        <w:tc>
+          <w:tcPr>
+            <w:tcW w:type="dxa" w:w="3120"/>
+            <w:shd w:fill="1A1A1A" w:val="clear"/>
+            <w:tcMar>
+              <w:top w:w="120" w:type="dxa"/>
+              <w:bottom w:w="120" w:type="dxa"/>
+              <w:left w:w="160" w:type="dxa"/>
+              <w:right w:w="160" w:type="dxa"/>
+            </w:tcMar>
+            <w:tcBorders>
+              <w:bottom w:val="single" w:sz="18" w:color="FFB800"/>
+            </w:tcBorders>
+          </w:tcPr>
+          <w:p>
+            <w:pPr>
+              <w:spacing w:after="0"/>
+              <w:widowControl/>
+              <w:keepLines/>
+            </w:pPr>
+            <w:r>
+              <w:rPr>
+                <w:rFonts w:ascii="Aptos" w:hAnsi="Aptos"/>
+                <w:b/>
+                <w:color w:val="FFFFFF"/>
+                <w:sz w:val="20"/>
+              </w:rPr>
+              <w:t>Evolución TO-BE</w:t>
+            </w:r>
+          </w:p>
+        </w:tc>
+        <w:tc>
+          <w:tcPr>
+            <w:tcW w:type="dxa" w:w="3120"/>
+            <w:shd w:fill="1A1A1A" w:val="clear"/>
+            <w:tcMar>
+              <w:top w:w="120" w:type="dxa"/>
+              <w:bottom w:w="120" w:type="dxa"/>
+              <w:left w:w="160" w:type="dxa"/>
+              <w:right w:w="160" w:type="dxa"/>
+            </w:tcMar>
+            <w:tcBorders>
+              <w:bottom w:val="single" w:sz="18" w:color="FFB800"/>
+            </w:tcBorders>
+          </w:tcPr>
+          <w:p>
+            <w:pPr>
+              <w:spacing w:after="0"/>
+              <w:widowControl/>
+              <w:keepLines/>
+            </w:pPr>
+            <w:r>
+              <w:rPr>
+                <w:rFonts w:ascii="Aptos" w:hAnsi="Aptos"/>
+                <w:b/>
+                <w:color w:val="FFFFFF"/>
+                <w:sz w:val="20"/>
+              </w:rPr>
+              <w:t>Beneficio</w:t>
+            </w:r>
+          </w:p>
+        </w:tc>
+      </w:tr>
+      <w:tr>
+        <w:trPr>
+          <w:cantSplit/>
+        </w:trPr>
+        <w:tc>
+          <w:tcPr>
+            <w:tcW w:type="dxa" w:w="3120"/>
+            <w:tcMar>
+              <w:top w:w="120" w:type="dxa"/>
+              <w:bottom w:w="120" w:type="dxa"/>
+              <w:left w:w="160" w:type="dxa"/>
+              <w:right w:w="160" w:type="dxa"/>
+            </w:tcMar>
+          </w:tcPr>
+          <w:p>
+            <w:pPr>
+              <w:spacing w:after="0"/>
+              <w:widowControl/>
+              <w:keepLines/>
+            </w:pPr>
+            <w:r>
+              <w:rPr>
+                <w:rFonts w:ascii="Aptos" w:hAnsi="Aptos"/>
+                <w:b w:val="0"/>
+                <w:color w:val="2B2B2B"/>
+                <w:sz w:val="20"/>
+              </w:rPr>
+              <w:t>EC2 + Docker + ASG</w:t>
+            </w:r>
+          </w:p>
+        </w:tc>
+        <w:tc>
+          <w:tcPr>
+            <w:tcW w:type="dxa" w:w="3120"/>
+            <w:tcMar>
+              <w:top w:w="120" w:type="dxa"/>
+              <w:bottom w:w="120" w:type="dxa"/>
+              <w:left w:w="160" w:type="dxa"/>
+              <w:right w:w="160" w:type="dxa"/>
+            </w:tcMar>
+          </w:tcPr>
+          <w:p>
+            <w:pPr>
+              <w:spacing w:after="0"/>
+              <w:widowControl/>
+              <w:keepLines/>
+            </w:pPr>
+            <w:r>
+              <w:rPr>
+                <w:rFonts w:ascii="Aptos" w:hAnsi="Aptos"/>
+                <w:b w:val="0"/>
+                <w:color w:val="2B2B2B"/>
+                <w:sz w:val="20"/>
+              </w:rPr>
+              <w:t>Amazon ECS con Fargate (5 servicios)</w:t>
+            </w:r>
+          </w:p>
+        </w:tc>
+        <w:tc>
+          <w:tcPr>
+            <w:tcW w:type="dxa" w:w="3120"/>
+            <w:tcMar>
+              <w:top w:w="120" w:type="dxa"/>
+              <w:bottom w:w="120" w:type="dxa"/>
+              <w:left w:w="160" w:type="dxa"/>
+              <w:right w:w="160" w:type="dxa"/>
+            </w:tcMar>
+          </w:tcPr>
+          <w:p>
+            <w:pPr>
+              <w:spacing w:after="0"/>
+              <w:widowControl/>
+              <w:keepLines/>
+            </w:pPr>
+            <w:r>
+              <w:rPr>
+                <w:rFonts w:ascii="Aptos" w:hAnsi="Aptos"/>
+                <w:b w:val="0"/>
+                <w:color w:val="2B2B2B"/>
+                <w:sz w:val="20"/>
+              </w:rPr>
+              <w:t>Escalado por servicio; menos ops de SO</w:t>
+            </w:r>
+          </w:p>
+        </w:tc>
+      </w:tr>
+      <w:tr>
+        <w:trPr>
+          <w:cantSplit/>
+        </w:trPr>
+        <w:tc>
+          <w:tcPr>
+            <w:tcW w:type="dxa" w:w="3120"/>
+            <w:shd w:fill="F0F4F8" w:val="clear"/>
+            <w:tcMar>
+              <w:top w:w="120" w:type="dxa"/>
+              <w:bottom w:w="120" w:type="dxa"/>
+              <w:left w:w="160" w:type="dxa"/>
+              <w:right w:w="160" w:type="dxa"/>
+            </w:tcMar>
+          </w:tcPr>
+          <w:p>
+            <w:pPr>
+              <w:spacing w:after="0"/>
+              <w:widowControl/>
+              <w:keepLines/>
+            </w:pPr>
+            <w:r>
+              <w:rPr>
+                <w:rFonts w:ascii="Aptos" w:hAnsi="Aptos"/>
+                <w:b w:val="0"/>
+                <w:color w:val="2B2B2B"/>
+                <w:sz w:val="20"/>
+              </w:rPr>
+              <w:t>MySQL/MariaDB en EC2</w:t>
+            </w:r>
+          </w:p>
+        </w:tc>
+        <w:tc>
+          <w:tcPr>
+            <w:tcW w:type="dxa" w:w="3120"/>
+            <w:shd w:fill="F0F4F8" w:val="clear"/>
+            <w:tcMar>
+              <w:top w:w="120" w:type="dxa"/>
+              <w:bottom w:w="120" w:type="dxa"/>
+              <w:left w:w="160" w:type="dxa"/>
+              <w:right w:w="160" w:type="dxa"/>
+            </w:tcMar>
+          </w:tcPr>
+          <w:p>
+            <w:pPr>
+              <w:spacing w:after="0"/>
+              <w:widowControl/>
+              <w:keepLines/>
+            </w:pPr>
+            <w:r>
+              <w:rPr>
+                <w:rFonts w:ascii="Aptos" w:hAnsi="Aptos"/>
+                <w:b w:val="0"/>
+                <w:color w:val="2B2B2B"/>
+                <w:sz w:val="20"/>
+              </w:rPr>
+              <w:t>Amazon RDS for MySQL Multi-AZ</w:t>
+            </w:r>
+          </w:p>
+        </w:tc>
+        <w:tc>
+          <w:tcPr>
+            <w:tcW w:type="dxa" w:w="3120"/>
+            <w:shd w:fill="F0F4F8" w:val="clear"/>
+            <w:tcMar>
+              <w:top w:w="120" w:type="dxa"/>
+              <w:bottom w:w="120" w:type="dxa"/>
+              <w:left w:w="160" w:type="dxa"/>
+              <w:right w:w="160" w:type="dxa"/>
+            </w:tcMar>
+          </w:tcPr>
+          <w:p>
+            <w:pPr>
+              <w:spacing w:after="0"/>
+              <w:widowControl/>
+              <w:keepLines/>
+            </w:pPr>
+            <w:r>
+              <w:rPr>
+                <w:rFonts w:ascii="Aptos" w:hAnsi="Aptos"/>
+                <w:b w:val="0"/>
+                <w:color w:val="2B2B2B"/>
+                <w:sz w:val="20"/>
+              </w:rPr>
+              <w:t>Failover administrado; backups automáticos</w:t>
+            </w:r>
+          </w:p>
+        </w:tc>
+      </w:tr>
+      <w:tr>
+        <w:trPr>
+          <w:cantSplit/>
+        </w:trPr>
+        <w:tc>
+          <w:tcPr>
+            <w:tcW w:type="dxa" w:w="3120"/>
+            <w:tcMar>
+              <w:top w:w="120" w:type="dxa"/>
+              <w:bottom w:w="120" w:type="dxa"/>
+              <w:left w:w="160" w:type="dxa"/>
+              <w:right w:w="160" w:type="dxa"/>
+            </w:tcMar>
+          </w:tcPr>
+          <w:p>
+            <w:pPr>
+              <w:spacing w:after="0"/>
+              <w:widowControl/>
+              <w:keepLines/>
+            </w:pPr>
+            <w:r>
+              <w:rPr>
+                <w:rFonts w:ascii="Aptos" w:hAnsi="Aptos"/>
+                <w:b w:val="0"/>
+                <w:color w:val="2B2B2B"/>
+                <w:sz w:val="20"/>
+              </w:rPr>
+              <w:t>1 NAT Gateway</w:t>
+            </w:r>
+          </w:p>
+        </w:tc>
+        <w:tc>
+          <w:tcPr>
+            <w:tcW w:type="dxa" w:w="3120"/>
+            <w:tcMar>
+              <w:top w:w="120" w:type="dxa"/>
+              <w:bottom w:w="120" w:type="dxa"/>
+              <w:left w:w="160" w:type="dxa"/>
+              <w:right w:w="160" w:type="dxa"/>
+            </w:tcMar>
+          </w:tcPr>
+          <w:p>
+            <w:pPr>
+              <w:spacing w:after="0"/>
+              <w:widowControl/>
+              <w:keepLines/>
+            </w:pPr>
+            <w:r>
+              <w:rPr>
+                <w:rFonts w:ascii="Aptos" w:hAnsi="Aptos"/>
+                <w:b w:val="0"/>
+                <w:color w:val="2B2B2B"/>
+                <w:sz w:val="20"/>
+              </w:rPr>
+              <w:t>NAT por AZ y/o VPC endpoints (ECR, S3, logs)</w:t>
+            </w:r>
+          </w:p>
+        </w:tc>
+        <w:tc>
+          <w:tcPr>
+            <w:tcW w:type="dxa" w:w="3120"/>
+            <w:tcMar>
+              <w:top w:w="120" w:type="dxa"/>
+              <w:bottom w:w="120" w:type="dxa"/>
+              <w:left w:w="160" w:type="dxa"/>
+              <w:right w:w="160" w:type="dxa"/>
+            </w:tcMar>
+          </w:tcPr>
+          <w:p>
+            <w:pPr>
+              <w:spacing w:after="0"/>
+              <w:widowControl/>
+              <w:keepLines/>
+            </w:pPr>
+            <w:r>
+              <w:rPr>
+                <w:rFonts w:ascii="Aptos" w:hAnsi="Aptos"/>
+                <w:b w:val="0"/>
+                <w:color w:val="2B2B2B"/>
+                <w:sz w:val="20"/>
+              </w:rPr>
+              <w:t>Menor SPOF de salida</w:t>
+            </w:r>
+          </w:p>
+        </w:tc>
+      </w:tr>
+      <w:tr>
+        <w:trPr>
+          <w:cantSplit/>
+        </w:trPr>
+        <w:tc>
+          <w:tcPr>
+            <w:tcW w:type="dxa" w:w="3120"/>
+            <w:shd w:fill="F0F4F8" w:val="clear"/>
+            <w:tcMar>
+              <w:top w:w="120" w:type="dxa"/>
+              <w:bottom w:w="120" w:type="dxa"/>
+              <w:left w:w="160" w:type="dxa"/>
+              <w:right w:w="160" w:type="dxa"/>
+            </w:tcMar>
+          </w:tcPr>
+          <w:p>
+            <w:pPr>
+              <w:spacing w:after="0"/>
+              <w:widowControl/>
+              <w:keepLines/>
+            </w:pPr>
+            <w:r>
+              <w:rPr>
+                <w:rFonts w:ascii="Aptos" w:hAnsi="Aptos"/>
+                <w:b w:val="0"/>
+                <w:color w:val="2B2B2B"/>
+                <w:sz w:val="20"/>
+              </w:rPr>
+              <w:t>HTTP :80</w:t>
+            </w:r>
+          </w:p>
+        </w:tc>
+        <w:tc>
+          <w:tcPr>
+            <w:tcW w:type="dxa" w:w="3120"/>
+            <w:shd w:fill="F0F4F8" w:val="clear"/>
+            <w:tcMar>
+              <w:top w:w="120" w:type="dxa"/>
+              <w:bottom w:w="120" w:type="dxa"/>
+              <w:left w:w="160" w:type="dxa"/>
+              <w:right w:w="160" w:type="dxa"/>
+            </w:tcMar>
+          </w:tcPr>
+          <w:p>
+            <w:pPr>
+              <w:spacing w:after="0"/>
+              <w:widowControl/>
+              <w:keepLines/>
+            </w:pPr>
+            <w:r>
+              <w:rPr>
+                <w:rFonts w:ascii="Aptos" w:hAnsi="Aptos"/>
+                <w:b w:val="0"/>
+                <w:color w:val="2B2B2B"/>
+                <w:sz w:val="20"/>
+              </w:rPr>
+              <w:t>HTTPS (ACM) + AWS WAF delante del ALB</w:t>
+            </w:r>
+          </w:p>
+        </w:tc>
+        <w:tc>
+          <w:tcPr>
+            <w:tcW w:type="dxa" w:w="3120"/>
+            <w:shd w:fill="F0F4F8" w:val="clear"/>
+            <w:tcMar>
+              <w:top w:w="120" w:type="dxa"/>
+              <w:bottom w:w="120" w:type="dxa"/>
+              <w:left w:w="160" w:type="dxa"/>
+              <w:right w:w="160" w:type="dxa"/>
+            </w:tcMar>
+          </w:tcPr>
+          <w:p>
+            <w:pPr>
+              <w:spacing w:after="0"/>
+              <w:widowControl/>
+              <w:keepLines/>
+            </w:pPr>
+            <w:r>
+              <w:rPr>
+                <w:rFonts w:ascii="Aptos" w:hAnsi="Aptos"/>
+                <w:b w:val="0"/>
+                <w:color w:val="2B2B2B"/>
+                <w:sz w:val="20"/>
+              </w:rPr>
+              <w:t>Cifrado en tránsito y perímetro</w:t>
+            </w:r>
+          </w:p>
+        </w:tc>
+      </w:tr>
+      <w:tr>
+        <w:trPr>
+          <w:cantSplit/>
+        </w:trPr>
+        <w:tc>
+          <w:tcPr>
+            <w:tcW w:type="dxa" w:w="3120"/>
+            <w:tcMar>
+              <w:top w:w="120" w:type="dxa"/>
+              <w:bottom w:w="120" w:type="dxa"/>
+              <w:left w:w="160" w:type="dxa"/>
+              <w:right w:w="160" w:type="dxa"/>
+            </w:tcMar>
+          </w:tcPr>
+          <w:p>
+            <w:pPr>
+              <w:spacing w:after="0"/>
+              <w:widowControl/>
+              <w:keepLines/>
+            </w:pPr>
+            <w:r>
+              <w:rPr>
+                <w:rFonts w:ascii="Aptos" w:hAnsi="Aptos"/>
+                <w:b w:val="0"/>
+                <w:color w:val="2B2B2B"/>
+                <w:sz w:val="20"/>
+              </w:rPr>
+              <w:t>Secretos en tfvars/env</w:t>
+            </w:r>
+          </w:p>
+        </w:tc>
+        <w:tc>
+          <w:tcPr>
+            <w:tcW w:type="dxa" w:w="3120"/>
+            <w:tcMar>
+              <w:top w:w="120" w:type="dxa"/>
+              <w:bottom w:w="120" w:type="dxa"/>
+              <w:left w:w="160" w:type="dxa"/>
+              <w:right w:w="160" w:type="dxa"/>
+            </w:tcMar>
+          </w:tcPr>
+          <w:p>
+            <w:pPr>
+              <w:spacing w:after="0"/>
+              <w:widowControl/>
+              <w:keepLines/>
+            </w:pPr>
+            <w:r>
+              <w:rPr>
+                <w:rFonts w:ascii="Aptos" w:hAnsi="Aptos"/>
+                <w:b w:val="0"/>
+                <w:color w:val="2B2B2B"/>
+                <w:sz w:val="20"/>
+              </w:rPr>
+              <w:t>AWS Secrets Manager + IAM Roles for Tasks</w:t>
+            </w:r>
+          </w:p>
+        </w:tc>
+        <w:tc>
+          <w:tcPr>
+            <w:tcW w:type="dxa" w:w="3120"/>
+            <w:tcMar>
+              <w:top w:w="120" w:type="dxa"/>
+              <w:bottom w:w="120" w:type="dxa"/>
+              <w:left w:w="160" w:type="dxa"/>
+              <w:right w:w="160" w:type="dxa"/>
+            </w:tcMar>
+          </w:tcPr>
+          <w:p>
+            <w:pPr>
+              <w:spacing w:after="0"/>
+              <w:widowControl/>
+              <w:keepLines/>
+            </w:pPr>
+            <w:r>
+              <w:rPr>
+                <w:rFonts w:ascii="Aptos" w:hAnsi="Aptos"/>
+                <w:b w:val="0"/>
+                <w:color w:val="2B2B2B"/>
+                <w:sz w:val="20"/>
+              </w:rPr>
+              <w:t>Menos filtración de credenciales</w:t>
+            </w:r>
+          </w:p>
+        </w:tc>
+      </w:tr>
+      <w:tr>
+        <w:trPr>
+          <w:cantSplit/>
+        </w:trPr>
+        <w:tc>
+          <w:tcPr>
+            <w:tcW w:type="dxa" w:w="3120"/>
+            <w:shd w:fill="F0F4F8" w:val="clear"/>
+            <w:tcMar>
+              <w:top w:w="120" w:type="dxa"/>
+              <w:bottom w:w="120" w:type="dxa"/>
+              <w:left w:w="160" w:type="dxa"/>
+              <w:right w:w="160" w:type="dxa"/>
+            </w:tcMar>
+          </w:tcPr>
+          <w:p>
+            <w:pPr>
+              <w:spacing w:after="0"/>
+              <w:widowControl/>
+              <w:keepLines/>
+            </w:pPr>
+            <w:r>
+              <w:rPr>
+                <w:rFonts w:ascii="Aptos" w:hAnsi="Aptos"/>
+                <w:b w:val="0"/>
+                <w:color w:val="2B2B2B"/>
+                <w:sz w:val="20"/>
+              </w:rPr>
+              <w:t>Validación manual / scripts</w:t>
+            </w:r>
+          </w:p>
+        </w:tc>
+        <w:tc>
+          <w:tcPr>
+            <w:tcW w:type="dxa" w:w="3120"/>
+            <w:shd w:fill="F0F4F8" w:val="clear"/>
+            <w:tcMar>
+              <w:top w:w="120" w:type="dxa"/>
+              <w:bottom w:w="120" w:type="dxa"/>
+              <w:left w:w="160" w:type="dxa"/>
+              <w:right w:w="160" w:type="dxa"/>
+            </w:tcMar>
+          </w:tcPr>
+          <w:p>
+            <w:pPr>
+              <w:spacing w:after="0"/>
+              <w:widowControl/>
+              <w:keepLines/>
+            </w:pPr>
+            <w:r>
+              <w:rPr>
+                <w:rFonts w:ascii="Aptos" w:hAnsi="Aptos"/>
+                <w:b w:val="0"/>
+                <w:color w:val="2B2B2B"/>
+                <w:sz w:val="20"/>
+              </w:rPr>
+              <w:t>CI/CD con tests, escaneo de imágenes, rollback</w:t>
+            </w:r>
+          </w:p>
+        </w:tc>
+        <w:tc>
+          <w:tcPr>
+            <w:tcW w:type="dxa" w:w="3120"/>
+            <w:shd w:fill="F0F4F8" w:val="clear"/>
+            <w:tcMar>
+              <w:top w:w="120" w:type="dxa"/>
+              <w:bottom w:w="120" w:type="dxa"/>
+              <w:left w:w="160" w:type="dxa"/>
+              <w:right w:w="160" w:type="dxa"/>
+            </w:tcMar>
+          </w:tcPr>
+          <w:p>
+            <w:pPr>
+              <w:spacing w:after="0"/>
+              <w:widowControl/>
+              <w:keepLines/>
+            </w:pPr>
+            <w:r>
+              <w:rPr>
+                <w:rFonts w:ascii="Aptos" w:hAnsi="Aptos"/>
+                <w:b w:val="0"/>
+                <w:color w:val="2B2B2B"/>
+                <w:sz w:val="20"/>
+              </w:rPr>
+              <w:t>Excelencia operativa</w:t>
+            </w:r>
+          </w:p>
+        </w:tc>
+      </w:tr>
+      <w:tr>
+        <w:trPr>
+          <w:cantSplit/>
+        </w:trPr>
+        <w:tc>
+          <w:tcPr>
+            <w:tcW w:type="dxa" w:w="3120"/>
+            <w:tcMar>
+              <w:top w:w="120" w:type="dxa"/>
+              <w:bottom w:w="120" w:type="dxa"/>
+              <w:left w:w="160" w:type="dxa"/>
+              <w:right w:w="160" w:type="dxa"/>
+            </w:tcMar>
+          </w:tcPr>
+          <w:p>
+            <w:pPr>
+              <w:spacing w:after="0"/>
+              <w:widowControl/>
+              <w:keepLines/>
+            </w:pPr>
+            <w:r>
+              <w:rPr>
+                <w:rFonts w:ascii="Aptos" w:hAnsi="Aptos"/>
+                <w:b w:val="0"/>
+                <w:color w:val="2B2B2B"/>
+                <w:sz w:val="20"/>
+              </w:rPr>
+              <w:t>Observabilidad básica</w:t>
+            </w:r>
+          </w:p>
+        </w:tc>
+        <w:tc>
+          <w:tcPr>
+            <w:tcW w:type="dxa" w:w="3120"/>
+            <w:tcMar>
+              <w:top w:w="120" w:type="dxa"/>
+              <w:bottom w:w="120" w:type="dxa"/>
+              <w:left w:w="160" w:type="dxa"/>
+              <w:right w:w="160" w:type="dxa"/>
+            </w:tcMar>
+          </w:tcPr>
+          <w:p>
+            <w:pPr>
+              <w:spacing w:after="0"/>
+              <w:widowControl/>
+              <w:keepLines/>
+            </w:pPr>
+            <w:r>
+              <w:rPr>
+                <w:rFonts w:ascii="Aptos" w:hAnsi="Aptos"/>
+                <w:b w:val="0"/>
+                <w:color w:val="2B2B2B"/>
+                <w:sz w:val="20"/>
+              </w:rPr>
+              <w:t>CloudWatch + CloudTrail</w:t>
+            </w:r>
+          </w:p>
+        </w:tc>
+        <w:tc>
+          <w:tcPr>
+            <w:tcW w:type="dxa" w:w="3120"/>
+            <w:tcMar>
+              <w:top w:w="120" w:type="dxa"/>
+              <w:bottom w:w="120" w:type="dxa"/>
+              <w:left w:w="160" w:type="dxa"/>
+              <w:right w:w="160" w:type="dxa"/>
+            </w:tcMar>
+          </w:tcPr>
+          <w:p>
+            <w:pPr>
+              <w:spacing w:after="0"/>
+              <w:widowControl/>
+              <w:keepLines/>
+            </w:pPr>
+            <w:r>
+              <w:rPr>
+                <w:rFonts w:ascii="Aptos" w:hAnsi="Aptos"/>
+                <w:b w:val="0"/>
+                <w:color w:val="2B2B2B"/>
+                <w:sz w:val="20"/>
+              </w:rPr>
+              <w:t>Detección y auditoría</w:t>
+            </w:r>
+          </w:p>
+        </w:tc>
+      </w:tr>
+      <w:tr>
+        <w:trPr>
+          <w:cantSplit/>
+        </w:trPr>
+        <w:tc>
+          <w:tcPr>
+            <w:tcW w:type="dxa" w:w="3120"/>
+            <w:shd w:fill="F0F4F8" w:val="clear"/>
+            <w:tcMar>
+              <w:top w:w="120" w:type="dxa"/>
+              <w:bottom w:w="120" w:type="dxa"/>
+              <w:left w:w="160" w:type="dxa"/>
+              <w:right w:w="160" w:type="dxa"/>
+            </w:tcMar>
+          </w:tcPr>
+          <w:p>
+            <w:pPr>
+              <w:spacing w:after="0"/>
+              <w:widowControl/>
+              <w:keepLines/>
+            </w:pPr>
+            <w:r>
+              <w:rPr>
+                <w:rFonts w:ascii="Aptos" w:hAnsi="Aptos"/>
+                <w:b w:val="0"/>
+                <w:color w:val="2B2B2B"/>
+                <w:sz w:val="20"/>
+              </w:rPr>
+              <w:t>VPC /22 (lab)</w:t>
+            </w:r>
+          </w:p>
+        </w:tc>
+        <w:tc>
+          <w:tcPr>
+            <w:tcW w:type="dxa" w:w="3120"/>
+            <w:shd w:fill="F0F4F8" w:val="clear"/>
+            <w:tcMar>
+              <w:top w:w="120" w:type="dxa"/>
+              <w:bottom w:w="120" w:type="dxa"/>
+              <w:left w:w="160" w:type="dxa"/>
+              <w:right w:w="160" w:type="dxa"/>
+            </w:tcMar>
+          </w:tcPr>
+          <w:p>
+            <w:pPr>
+              <w:spacing w:after="0"/>
+              <w:widowControl/>
+              <w:keepLines/>
+            </w:pPr>
+            <w:r>
+              <w:rPr>
+                <w:rFonts w:ascii="Aptos" w:hAnsi="Aptos"/>
+                <w:b w:val="0"/>
+                <w:color w:val="2B2B2B"/>
+                <w:sz w:val="20"/>
+              </w:rPr>
+              <w:t>Puede ampliarse a /16 en producción</w:t>
+            </w:r>
+          </w:p>
+        </w:tc>
+        <w:tc>
+          <w:tcPr>
+            <w:tcW w:type="dxa" w:w="3120"/>
+            <w:shd w:fill="F0F4F8" w:val="clear"/>
+            <w:tcMar>
+              <w:top w:w="120" w:type="dxa"/>
+              <w:bottom w:w="120" w:type="dxa"/>
+              <w:left w:w="160" w:type="dxa"/>
+              <w:right w:w="160" w:type="dxa"/>
+            </w:tcMar>
+          </w:tcPr>
+          <w:p>
+            <w:pPr>
+              <w:spacing w:after="0"/>
+              <w:widowControl/>
+              <w:keepLines/>
+            </w:pPr>
+            <w:r>
+              <w:rPr>
+                <w:rFonts w:ascii="Aptos" w:hAnsi="Aptos"/>
+                <w:b w:val="0"/>
+                <w:color w:val="2B2B2B"/>
+                <w:sz w:val="20"/>
+              </w:rPr>
+              <w:t>Espacio de direccionamiento</w:t>
+            </w:r>
+          </w:p>
+        </w:tc>
+      </w:tr>
+    </w:tbl>
+    <w:p>
+      <w:pPr>
+        <w:widowControl/>
+        <w:keepLines/>
+      </w:pPr>
+    </w:p>
+    <w:p>
+      <w:pPr>
+        <w:spacing w:after="120" w:line="240" w:lineRule="auto"/>
+        <w:widowControl/>
+        <w:keepLines/>
+      </w:pPr>
+      <w:r>
+        <w:rPr>
+          <w:rFonts w:ascii="Aptos" w:hAnsi="Aptos"/>
+          <w:b w:val="0"/>
+          <w:color w:val="2B2B2B"/>
+          <w:sz w:val="22"/>
+        </w:rPr>
+        <w:t>Flujo TO-BE de validación funcional: cliente → WAF/ALB → ECS → RDS, con las mismas operaciones CRUD. En la defensa oral se enfatiza: primero evidencia del lab (ALB→EC2→MySQL); después se muestra el diagrama TO-BE como hoja de ruta.</w:t>
+      </w:r>
     </w:p>
     <w:p>
       <w:pPr>
@@ -6391,7 +8167,7 @@
           <w:color w:val="2B2B2B"/>
           <w:sz w:val="22"/>
         </w:rPr>
-        <w:t>FreshBox SpA requiere una base cloud que acompañe su crecimiento sin elevar CAPEX ni comprometer disponibilidad. Se adoptó nube pública AWS con arquitectura de tres capas, contenedores y automatización, aplicando el Well-Architected Framework de forma explícita a riesgos y mejoras.</w:t>
+        <w:t>FreshBox necesita una base cloud alineada a su crecimiento. Este informe valida, en primer lugar, la implementación EP1 exigida por la pauta: VPC /22, seis subredes, ALB, EC2+Docker con ASG 2–4, MySQL en EC2 privada, cinco contenedores, SG por capa y CRUD vía ALB, automatizada con Terraform y GitHub Actions en el Learner Lab.</w:t>
       </w:r>
     </w:p>
     <w:p>
@@ -6407,7 +8183,7 @@
           <w:color w:val="2B2B2B"/>
           <w:sz w:val="22"/>
         </w:rPr>
-        <w:t>La implementación en AWS Academy Learner Lab valida HA (ALB/ASG/Multi-AZ), seguridad por capas, backup y CRUD end-to-end. Quedan como evolución natural HTTPS, RDS Multi-AZ y observabilidad avanzada, coherentes con el roadmap del negocio más allá del EP1.</w:t>
+        <w:t>En segundo lugar, propone un TO-BE empresarial (ECS/Fargate, RDS Multi-AZ, WAF, Secrets Manager, observabilidad y CI/CD) que elimina restricciones del lab y baja el riesgo operacional. La frase guía de la defensa es: la implementación de laboratorio cumple la pauta académica; el TO-BE elimina restricciones de Learner Lab y reduce riesgo mediante servicios administrados.</w:t>
       </w:r>
     </w:p>
     <w:p>
@@ -6431,22 +8207,6 @@
         <w:t>Glosario</w:t>
       </w:r>
     </w:p>
-    <w:p>
-      <w:pPr>
-        <w:spacing w:after="120" w:line="240" w:lineRule="auto"/>
-        <w:widowControl/>
-        <w:keepLines/>
-      </w:pPr>
-      <w:r>
-        <w:rPr>
-          <w:rFonts w:ascii="Aptos" w:hAnsi="Aptos"/>
-          <w:b w:val="0"/>
-          <w:color w:val="2B2B2B"/>
-          <w:sz w:val="22"/>
-        </w:rPr>
-        <w:t>Siglas y términos usados en este informe (expansión completa en la primera aparición en el cuerpo).</w:t>
-      </w:r>
-    </w:p>
     <w:tbl>
       <w:tblPr>
         <w:tblW w:type="auto" w:w="0"/>
@@ -6579,7 +8339,7 @@
                 <w:color w:val="2B2B2B"/>
                 <w:sz w:val="20"/>
               </w:rPr>
-              <w:t>Application Load Balancer — balanceador de carga de aplicación HTTP</w:t>
+              <w:t>Application Load Balancer — balanceador HTTP/HTTPS de aplicación</w:t>
             </w:r>
           </w:p>
         </w:tc>
@@ -6640,7 +8400,7 @@
                 <w:color w:val="2B2B2B"/>
                 <w:sz w:val="20"/>
               </w:rPr>
-              <w:t>Auto Scaling Group — grupo de autoescalado de instancias EC2</w:t>
+              <w:t>Auto Scaling Group — autoescalado de instancias EC2 (pauta EP1)</w:t>
             </w:r>
           </w:p>
         </w:tc>
@@ -6672,7 +8432,7 @@
                 <w:color w:val="2B2B2B"/>
                 <w:sz w:val="20"/>
               </w:rPr>
-              <w:t>AZ</w:t>
+              <w:t>ECS</w:t>
             </w:r>
           </w:p>
         </w:tc>
@@ -6699,7 +8459,7 @@
                 <w:color w:val="2B2B2B"/>
                 <w:sz w:val="20"/>
               </w:rPr>
-              <w:t>Availability Zone — zona de disponibilidad dentro de una región AWS</w:t>
+              <w:t>Elastic Container Service — orquestación de contenedores (TO-BE)</w:t>
             </w:r>
           </w:p>
         </w:tc>
@@ -6732,7 +8492,7 @@
                 <w:color w:val="2B2B2B"/>
                 <w:sz w:val="20"/>
               </w:rPr>
-              <w:t>CAPEX</w:t>
+              <w:t>Fargate</w:t>
             </w:r>
           </w:p>
         </w:tc>
@@ -6760,7 +8520,7 @@
                 <w:color w:val="2B2B2B"/>
                 <w:sz w:val="20"/>
               </w:rPr>
-              <w:t>Capital Expenditure — gasto de capital (inversión en activos)</w:t>
+              <w:t>Cómputo serverless para contenedores en ECS (TO-BE)</w:t>
             </w:r>
           </w:p>
         </w:tc>
@@ -6792,7 +8552,7 @@
                 <w:color w:val="2B2B2B"/>
                 <w:sz w:val="20"/>
               </w:rPr>
-              <w:t>CRUD</w:t>
+              <w:t>RDS</w:t>
             </w:r>
           </w:p>
         </w:tc>
@@ -6819,7 +8579,7 @@
                 <w:color w:val="2B2B2B"/>
                 <w:sz w:val="20"/>
               </w:rPr>
-              <w:t>Create, Read, Update, Delete — operaciones básicas de datos</w:t>
+              <w:t>Relational Database Service — base administrada Multi-AZ (TO-BE)</w:t>
             </w:r>
           </w:p>
         </w:tc>
@@ -6852,7 +8612,7 @@
                 <w:color w:val="2B2B2B"/>
                 <w:sz w:val="20"/>
               </w:rPr>
-              <w:t>EBS</w:t>
+              <w:t>ECR</w:t>
             </w:r>
           </w:p>
         </w:tc>
@@ -6880,7 +8640,7 @@
                 <w:color w:val="2B2B2B"/>
                 <w:sz w:val="20"/>
               </w:rPr>
-              <w:t>Elastic Block Store — volúmenes de bloque para EC2</w:t>
+              <w:t>Elastic Container Registry — registro de imágenes Docker</w:t>
             </w:r>
           </w:p>
         </w:tc>
@@ -6912,7 +8672,7 @@
                 <w:color w:val="2B2B2B"/>
                 <w:sz w:val="20"/>
               </w:rPr>
-              <w:t>ECR</w:t>
+              <w:t>VPC</w:t>
             </w:r>
           </w:p>
         </w:tc>
@@ -6939,7 +8699,7 @@
                 <w:color w:val="2B2B2B"/>
                 <w:sz w:val="20"/>
               </w:rPr>
-              <w:t>Elastic Container Registry — registro de imágenes Docker</w:t>
+              <w:t>Virtual Private Cloud — red virtual aislada en AWS</w:t>
             </w:r>
           </w:p>
         </w:tc>
@@ -6972,7 +8732,7 @@
                 <w:color w:val="2B2B2B"/>
                 <w:sz w:val="20"/>
               </w:rPr>
-              <w:t>IaC</w:t>
+              <w:t>SG</w:t>
             </w:r>
           </w:p>
         </w:tc>
@@ -7000,7 +8760,7 @@
                 <w:color w:val="2B2B2B"/>
                 <w:sz w:val="20"/>
               </w:rPr>
-              <w:t>Infrastructure as Code — infraestructura definida como código (Terraform)</w:t>
+              <w:t>Security Group — firewall stateful por ENI/instancia</w:t>
             </w:r>
           </w:p>
         </w:tc>
@@ -7032,7 +8792,7 @@
                 <w:color w:val="2B2B2B"/>
                 <w:sz w:val="20"/>
               </w:rPr>
-              <w:t>IGW</w:t>
+              <w:t>NAT / IGW</w:t>
             </w:r>
           </w:p>
         </w:tc>
@@ -7059,7 +8819,7 @@
                 <w:color w:val="2B2B2B"/>
                 <w:sz w:val="20"/>
               </w:rPr>
-              <w:t>Internet Gateway — puerta de enlace a Internet de la VPC</w:t>
+              <w:t>Salida controlada desde privadas / puerta a Internet</w:t>
             </w:r>
           </w:p>
         </w:tc>
@@ -7092,7 +8852,7 @@
                 <w:color w:val="2B2B2B"/>
                 <w:sz w:val="20"/>
               </w:rPr>
-              <w:t>MVP</w:t>
+              <w:t>CRUD</w:t>
             </w:r>
           </w:p>
         </w:tc>
@@ -7120,7 +8880,7 @@
                 <w:color w:val="2B2B2B"/>
                 <w:sz w:val="20"/>
               </w:rPr>
-              <w:t>Minimum Viable Product — producto mínimo viable</w:t>
+              <w:t>Create, Read, Update, Delete</w:t>
             </w:r>
           </w:p>
         </w:tc>
@@ -7152,7 +8912,7 @@
                 <w:color w:val="2B2B2B"/>
                 <w:sz w:val="20"/>
               </w:rPr>
-              <w:t>NAT</w:t>
+              <w:t>IaC</w:t>
             </w:r>
           </w:p>
         </w:tc>
@@ -7179,7 +8939,7 @@
                 <w:color w:val="2B2B2B"/>
                 <w:sz w:val="20"/>
               </w:rPr>
-              <w:t>Network Address Translation — salida controlada desde subredes privadas</w:t>
+              <w:t>Infrastructure as Code (Terraform)</w:t>
             </w:r>
           </w:p>
         </w:tc>
@@ -7212,7 +8972,7 @@
                 <w:color w:val="2B2B2B"/>
                 <w:sz w:val="20"/>
               </w:rPr>
-              <w:t>OPEX</w:t>
+              <w:t>WAF (AWS Framework)</w:t>
             </w:r>
           </w:p>
         </w:tc>
@@ -7240,7 +9000,7 @@
                 <w:color w:val="2B2B2B"/>
                 <w:sz w:val="20"/>
               </w:rPr>
-              <w:t>Operational Expenditure — gasto operacional recurrente</w:t>
+              <w:t>Well-Architected Framework — seis pilares de diseño</w:t>
             </w:r>
           </w:p>
         </w:tc>
@@ -7272,7 +9032,7 @@
                 <w:color w:val="2B2B2B"/>
                 <w:sz w:val="20"/>
               </w:rPr>
-              <w:t>SCP</w:t>
+              <w:t>AWS WAF</w:t>
             </w:r>
           </w:p>
         </w:tc>
@@ -7299,7 +9059,7 @@
                 <w:color w:val="2B2B2B"/>
                 <w:sz w:val="20"/>
               </w:rPr>
-              <w:t>Service Control Policy — política de control de servicios en Organizations</w:t>
+              <w:t>Web Application Firewall — protección perimetral (TO-BE)</w:t>
             </w:r>
           </w:p>
         </w:tc>
@@ -7332,7 +9092,7 @@
                 <w:color w:val="2B2B2B"/>
                 <w:sz w:val="20"/>
               </w:rPr>
-              <w:t>SG</w:t>
+              <w:t>CAPEX / OPEX</w:t>
             </w:r>
           </w:p>
         </w:tc>
@@ -7360,7 +9120,7 @@
                 <w:color w:val="2B2B2B"/>
                 <w:sz w:val="20"/>
               </w:rPr>
-              <w:t>Security Group — firewall stateful a nivel de instancia/ENI</w:t>
+              <w:t>Gasto de capital / gasto operacional</w:t>
             </w:r>
           </w:p>
         </w:tc>
@@ -7392,7 +9152,7 @@
                 <w:color w:val="2B2B2B"/>
                 <w:sz w:val="20"/>
               </w:rPr>
-              <w:t>VPC</w:t>
+              <w:t>Learner Lab</w:t>
             </w:r>
           </w:p>
         </w:tc>
@@ -7419,7 +9179,7 @@
                 <w:color w:val="2B2B2B"/>
                 <w:sz w:val="20"/>
               </w:rPr>
-              <w:t>Virtual Private Cloud — red virtual aislada en AWS</w:t>
+              <w:t>Entorno AWS Academy con límites (LabRole, regiones, SCP)</w:t>
             </w:r>
           </w:p>
         </w:tc>
@@ -7452,7 +9212,7 @@
                 <w:color w:val="2B2B2B"/>
                 <w:sz w:val="20"/>
               </w:rPr>
-              <w:t>WAF (AWS)</w:t>
+              <w:t>TO-BE</w:t>
             </w:r>
           </w:p>
         </w:tc>
@@ -7480,7 +9240,7 @@
                 <w:color w:val="2B2B2B"/>
                 <w:sz w:val="20"/>
               </w:rPr>
-              <w:t>Well-Architected Framework — marco de buenas prácticas AWS</w:t>
+              <w:t>Estado objetivo / arquitectura futura</w:t>
             </w:r>
           </w:p>
         </w:tc>
@@ -7512,7 +9272,7 @@
                 <w:color w:val="2B2B2B"/>
                 <w:sz w:val="20"/>
               </w:rPr>
-              <w:t>AVA</w:t>
+              <w:t>AVA / LMS</w:t>
             </w:r>
           </w:p>
         </w:tc>
@@ -7539,68 +9299,7 @@
                 <w:color w:val="2B2B2B"/>
                 <w:sz w:val="20"/>
               </w:rPr>
-              <w:t>Ambiente Virtual de Aprendizaje — entorno/aula digital Duoc (concepto)</w:t>
-            </w:r>
-          </w:p>
-        </w:tc>
-      </w:tr>
-      <w:tr>
-        <w:trPr>
-          <w:cantSplit/>
-        </w:trPr>
-        <w:tc>
-          <w:tcPr>
-            <w:tcW w:type="dxa" w:w="4680"/>
-            <w:shd w:fill="F0F4F8" w:val="clear"/>
-            <w:tcMar>
-              <w:top w:w="120" w:type="dxa"/>
-              <w:bottom w:w="120" w:type="dxa"/>
-              <w:left w:w="160" w:type="dxa"/>
-              <w:right w:w="160" w:type="dxa"/>
-            </w:tcMar>
-          </w:tcPr>
-          <w:p>
-            <w:pPr>
-              <w:spacing w:after="0"/>
-              <w:widowControl/>
-              <w:keepLines/>
-            </w:pPr>
-            <w:r>
-              <w:rPr>
-                <w:rFonts w:ascii="Aptos" w:hAnsi="Aptos"/>
-                <w:b w:val="0"/>
-                <w:color w:val="2B2B2B"/>
-                <w:sz w:val="20"/>
-              </w:rPr>
-              <w:t>LMS</w:t>
-            </w:r>
-          </w:p>
-        </w:tc>
-        <w:tc>
-          <w:tcPr>
-            <w:tcW w:type="dxa" w:w="4680"/>
-            <w:shd w:fill="F0F4F8" w:val="clear"/>
-            <w:tcMar>
-              <w:top w:w="120" w:type="dxa"/>
-              <w:bottom w:w="120" w:type="dxa"/>
-              <w:left w:w="160" w:type="dxa"/>
-              <w:right w:w="160" w:type="dxa"/>
-            </w:tcMar>
-          </w:tcPr>
-          <w:p>
-            <w:pPr>
-              <w:spacing w:after="0"/>
-              <w:widowControl/>
-              <w:keepLines/>
-            </w:pPr>
-            <w:r>
-              <w:rPr>
-                <w:rFonts w:ascii="Aptos" w:hAnsi="Aptos"/>
-                <w:b w:val="0"/>
-                <w:color w:val="2B2B2B"/>
-                <w:sz w:val="20"/>
-              </w:rPr>
-              <w:t>Learning Management System — plataforma del aula (p. ej. Blackboard)</w:t>
+              <w:t>Aula digital (concepto) / plataforma (p. ej. Blackboard)</w:t>
             </w:r>
           </w:p>
         </w:tc>
@@ -7647,7 +9346,7 @@
           <w:color w:val="2B2B2B"/>
           <w:sz w:val="20"/>
         </w:rPr>
-        <w:t>Amazon Web Services. (n.d.). AWS Well-Architected Framework. https://aws.amazon.com/architecture/well-architected/</w:t>
+        <w:t>Amazon Web Services. (s. f.). AWS Well-Architected Framework. https://docs.aws.amazon.com/wellarchitected/latest/framework/welcome.html</w:t>
       </w:r>
     </w:p>
     <w:p>
@@ -7664,7 +9363,7 @@
           <w:color w:val="2B2B2B"/>
           <w:sz w:val="20"/>
         </w:rPr>
-        <w:t>Amazon Web Services. (n.d.). Auto Scaling groups. https://docs.aws.amazon.com/autoscaling/</w:t>
+        <w:t>Amazon Web Services. (s. f.). Amazon EC2 Auto Scaling. https://docs.aws.amazon.com/autoscaling/</w:t>
       </w:r>
     </w:p>
     <w:p>
@@ -7681,7 +9380,7 @@
           <w:color w:val="2B2B2B"/>
           <w:sz w:val="20"/>
         </w:rPr>
-        <w:t>Amazon Web Services. (n.d.). Elastic Load Balancing — Application Load Balancers. https://docs.aws.amazon.com/elasticloadbalancing/</w:t>
+        <w:t>Amazon Web Services. (s. f.). Elastic Load Balancing — Application Load Balancers. https://docs.aws.amazon.com/elasticloadbalancing/</w:t>
       </w:r>
     </w:p>
     <w:p>
@@ -7698,7 +9397,41 @@
           <w:color w:val="2B2B2B"/>
           <w:sz w:val="20"/>
         </w:rPr>
-        <w:t>HashiCorp. (n.d.). Terraform AWS Provider documentation. https://registry.terraform.io/providers/hashicorp/aws/latest/docs</w:t>
+        <w:t>Amazon Web Services. (s. f.). Amazon ECS. https://docs.aws.amazon.com/ecs/</w:t>
+      </w:r>
+    </w:p>
+    <w:p>
+      <w:pPr>
+        <w:spacing w:after="80"/>
+        <w:ind w:left="425" w:hanging="425"/>
+        <w:widowControl/>
+        <w:keepLines/>
+      </w:pPr>
+      <w:r>
+        <w:rPr>
+          <w:rFonts w:ascii="Aptos" w:hAnsi="Aptos"/>
+          <w:b w:val="0"/>
+          <w:color w:val="2B2B2B"/>
+          <w:sz w:val="20"/>
+        </w:rPr>
+        <w:t>Amazon Web Services. (s. f.). Amazon RDS for MySQL. https://docs.aws.amazon.com/AmazonRDS/latest/UserGuide/CHAP_MySQL.html</w:t>
+      </w:r>
+    </w:p>
+    <w:p>
+      <w:pPr>
+        <w:spacing w:after="80"/>
+        <w:ind w:left="425" w:hanging="425"/>
+        <w:widowControl/>
+        <w:keepLines/>
+      </w:pPr>
+      <w:r>
+        <w:rPr>
+          <w:rFonts w:ascii="Aptos" w:hAnsi="Aptos"/>
+          <w:b w:val="0"/>
+          <w:color w:val="2B2B2B"/>
+          <w:sz w:val="20"/>
+        </w:rPr>
+        <w:t>HashiCorp. (s. f.). Terraform documentation. https://developer.hashicorp.com/terraform/docs</w:t>
       </w:r>
     </w:p>
     <w:p>
@@ -7732,7 +9465,7 @@
           <w:color w:val="2B2B2B"/>
           <w:sz w:val="20"/>
         </w:rPr>
-        <w:t>Pastenet, I. A. (2026). desarrolloappEP1 (recursos de microservicios y guía docente). Duoc UC.</w:t>
+        <w:t>Matishac14. (2026). ARY1102_Arquitectura_Cloud [Repositorio]. https://github.com/Matishac14/ARY1102_Arquitectura_Cloud</w:t>
       </w:r>
     </w:p>
     <w:sectPr>
